--- a/fuentes/228122_CF02_CFA.docx
+++ b/fuentes/228122_CF02_CFA.docx
@@ -1,6 +1,6 @@
 
 <file path=word/document.xml><?xml version="1.0" encoding="utf-8"?>
-<w:document xmlns:wpc="http://schemas.microsoft.com/office/word/2010/wordprocessingCanvas" xmlns:cx="http://schemas.microsoft.com/office/drawing/2014/chartex" xmlns:cx1="http://schemas.microsoft.com/office/drawing/2015/9/8/chartex" xmlns:cx2="http://schemas.microsoft.com/office/drawing/2015/10/21/chartex" xmlns:cx3="http://schemas.microsoft.com/office/drawing/2016/5/9/chartex" xmlns:cx4="http://schemas.microsoft.com/office/drawing/2016/5/10/chartex" xmlns:cx5="http://schemas.microsoft.com/office/drawing/2016/5/11/chartex" xmlns:cx6="http://schemas.microsoft.com/office/drawing/2016/5/12/chartex" xmlns:cx7="http://schemas.microsoft.com/office/drawing/2016/5/13/chartex" xmlns:cx8="http://schemas.microsoft.com/office/drawing/2016/5/14/chartex" xmlns:mc="http://schemas.openxmlformats.org/markup-compatibility/2006" xmlns:aink="http://schemas.microsoft.com/office/drawing/2016/ink" xmlns:am3d="http://schemas.microsoft.com/office/drawing/2017/model3d" xmlns:o="urn:schemas-microsoft-com:office:office" xmlns:r="http://schemas.openxmlformats.org/officeDocument/2006/relationships" xmlns:m="http://schemas.openxmlformats.org/officeDocument/2006/math" xmlns:v="urn:schemas-microsoft-com:vml" xmlns:wp14="http://schemas.microsoft.com/office/word/2010/wordprocessingDrawing" xmlns:wp="http://schemas.openxmlformats.org/drawingml/2006/wordprocessingDrawing" xmlns:w10="urn:schemas-microsoft-com:office:word" xmlns:w="http://schemas.openxmlformats.org/wordprocessingml/2006/main" xmlns:w14="http://schemas.microsoft.com/office/word/2010/wordml" xmlns:w15="http://schemas.microsoft.com/office/word/2012/wordml" xmlns:w16cex="http://schemas.microsoft.com/office/word/2018/wordml/cex" xmlns:w16cid="http://schemas.microsoft.com/office/word/2016/wordml/cid" xmlns:w16="http://schemas.microsoft.com/office/word/2018/wordml" xmlns:w16sdtdh="http://schemas.microsoft.com/office/word/2020/wordml/sdtdatahash" xmlns:w16se="http://schemas.microsoft.com/office/word/2015/wordml/symex" xmlns:wpg="http://schemas.microsoft.com/office/word/2010/wordprocessingGroup" xmlns:wpi="http://schemas.microsoft.com/office/word/2010/wordprocessingInk" xmlns:wne="http://schemas.microsoft.com/office/word/2006/wordml" xmlns:wps="http://schemas.microsoft.com/office/word/2010/wordprocessingShape" mc:Ignorable="w14 w15 w16se w16cid w16 w16cex w16sdtdh wp14">
+<w:document xmlns:wpc="http://schemas.microsoft.com/office/word/2010/wordprocessingCanvas" xmlns:cx="http://schemas.microsoft.com/office/drawing/2014/chartex" xmlns:cx1="http://schemas.microsoft.com/office/drawing/2015/9/8/chartex" xmlns:cx2="http://schemas.microsoft.com/office/drawing/2015/10/21/chartex" xmlns:cx3="http://schemas.microsoft.com/office/drawing/2016/5/9/chartex" xmlns:cx4="http://schemas.microsoft.com/office/drawing/2016/5/10/chartex" xmlns:cx5="http://schemas.microsoft.com/office/drawing/2016/5/11/chartex" xmlns:cx6="http://schemas.microsoft.com/office/drawing/2016/5/12/chartex" xmlns:cx7="http://schemas.microsoft.com/office/drawing/2016/5/13/chartex" xmlns:cx8="http://schemas.microsoft.com/office/drawing/2016/5/14/chartex" xmlns:mc="http://schemas.openxmlformats.org/markup-compatibility/2006" xmlns:aink="http://schemas.microsoft.com/office/drawing/2016/ink" xmlns:am3d="http://schemas.microsoft.com/office/drawing/2017/model3d" xmlns:o="urn:schemas-microsoft-com:office:office" xmlns:r="http://schemas.openxmlformats.org/officeDocument/2006/relationships" xmlns:m="http://schemas.openxmlformats.org/officeDocument/2006/math" xmlns:v="urn:schemas-microsoft-com:vml" xmlns:wp14="http://schemas.microsoft.com/office/word/2010/wordprocessingDrawing" xmlns:wp="http://schemas.openxmlformats.org/drawingml/2006/wordprocessingDrawing" xmlns:w10="urn:schemas-microsoft-com:office:word" xmlns:w="http://schemas.openxmlformats.org/wordprocessingml/2006/main" xmlns:w14="http://schemas.microsoft.com/office/word/2010/wordml" xmlns:w15="http://schemas.microsoft.com/office/word/2012/wordml" xmlns:w16cid="http://schemas.microsoft.com/office/word/2016/wordml/cid" xmlns:w16se="http://schemas.microsoft.com/office/word/2015/wordml/symex" xmlns:wpg="http://schemas.microsoft.com/office/word/2010/wordprocessingGroup" xmlns:wpi="http://schemas.microsoft.com/office/word/2010/wordprocessingInk" xmlns:wne="http://schemas.microsoft.com/office/word/2006/wordml" xmlns:wps="http://schemas.microsoft.com/office/word/2010/wordprocessingShape" mc:Ignorable="w14 w15 w16se w16cid wp14">
   <w:body>
     <w:p>
       <w:r>
@@ -443,7 +443,6 @@
       <w:r>
         <w:rPr>
           <w:rStyle w:val="Extranjerismo"/>
-          <w:lang w:val="es-CO"/>
         </w:rPr>
         <w:t>software</w:t>
       </w:r>
@@ -2533,7 +2532,7 @@
             <w:noProof/>
             <w:webHidden/>
           </w:rPr>
-          <w:t>47</w:t>
+          <w:t>48</w:t>
         </w:r>
         <w:r>
           <w:rPr>
@@ -2605,7 +2604,7 @@
             <w:noProof/>
             <w:webHidden/>
           </w:rPr>
-          <w:t>48</w:t>
+          <w:t>49</w:t>
         </w:r>
         <w:r>
           <w:rPr>
@@ -2678,7 +2677,7 @@
             <w:noProof/>
             <w:webHidden/>
           </w:rPr>
-          <w:t>50</w:t>
+          <w:t>51</w:t>
         </w:r>
         <w:r>
           <w:rPr>
@@ -2750,7 +2749,7 @@
             <w:noProof/>
             <w:webHidden/>
           </w:rPr>
-          <w:t>51</w:t>
+          <w:t>52</w:t>
         </w:r>
         <w:r>
           <w:rPr>
@@ -2769,6 +2768,7 @@
         <w:rPr>
           <w:lang w:val="es-ES"/>
         </w:rPr>
+        <w:lastRenderedPageBreak/>
         <w:fldChar w:fldCharType="end"/>
       </w:r>
       <w:bookmarkStart w:id="0" w:name="_Toc176443691"/>
@@ -2794,7 +2794,6 @@
       <w:r>
         <w:rPr>
           <w:rStyle w:val="Extranjerismo"/>
-          <w:lang w:val="es-CO"/>
         </w:rPr>
         <w:t>software</w:t>
       </w:r>
@@ -2807,7 +2806,6 @@
       <w:r>
         <w:rPr>
           <w:rStyle w:val="Extranjerismo"/>
-          <w:lang w:val="es-CO"/>
         </w:rPr>
         <w:t>software</w:t>
       </w:r>
@@ -2833,7 +2831,6 @@
       <w:r>
         <w:rPr>
           <w:rStyle w:val="Extranjerismo"/>
-          <w:lang w:val="es-CO"/>
         </w:rPr>
         <w:t>Software</w:t>
       </w:r>
@@ -2859,7 +2856,6 @@
       <w:r>
         <w:rPr>
           <w:rStyle w:val="Extranjerismo"/>
-          <w:lang w:val="es-CO"/>
         </w:rPr>
         <w:t>software</w:t>
       </w:r>
@@ -2872,7 +2868,6 @@
       <w:r>
         <w:rPr>
           <w:rStyle w:val="Extranjerismo"/>
-          <w:lang w:val="es-CO"/>
         </w:rPr>
         <w:t>software</w:t>
       </w:r>
@@ -2913,16 +2908,30 @@
         <w:rPr>
           <w:lang w:eastAsia="es-CO"/>
         </w:rPr>
+        <w:lastRenderedPageBreak/>
         <w:t>Para comprender la importancia del contenido y los temas abordados, se recomienda acceder al siguiente video:</w:t>
       </w:r>
     </w:p>
     <w:p>
       <w:pPr>
         <w:pStyle w:val="Video"/>
-        <w:ind w:left="0" w:firstLine="0"/>
-        <w:rPr>
-          <w:rStyle w:val="Extranjerismo"/>
-          <w:lang w:val="es-CO"/>
+        <w:jc w:val="left"/>
+        <w:rPr>
+          <w:lang w:eastAsia="es-CO"/>
+        </w:rPr>
+      </w:pPr>
+      <w:r>
+        <w:rPr>
+          <w:rFonts w:eastAsiaTheme="minorHAnsi" w:cstheme="minorBidi"/>
+          <w:color w:val="000000" w:themeColor="text1"/>
+        </w:rPr>
+        <w:t>Análisis, especificación y validación de requisitos de software</w:t>
+      </w:r>
+    </w:p>
+    <w:p>
+      <w:pPr>
+        <w:rPr>
+          <w:lang w:val="en-US"/>
         </w:rPr>
       </w:pPr>
       <w:r>
@@ -2931,13 +2940,13 @@
           <w:lang w:val="en-US"/>
         </w:rPr>
         <w:drawing>
-          <wp:anchor distT="0" distB="0" distL="114300" distR="114300" simplePos="0" relativeHeight="251659264" behindDoc="0" locked="0" layoutInCell="1" allowOverlap="1" wp14:anchorId="575D2D1C" wp14:editId="014B0C42">
+          <wp:anchor distT="0" distB="0" distL="114300" distR="114300" simplePos="0" relativeHeight="251659264" behindDoc="0" locked="0" layoutInCell="1" allowOverlap="1" wp14:anchorId="575D2D1C" wp14:editId="74183848">
             <wp:simplePos x="0" y="0"/>
             <wp:positionH relativeFrom="margin">
-              <wp:posOffset>632128</wp:posOffset>
+              <wp:posOffset>647728</wp:posOffset>
             </wp:positionH>
             <wp:positionV relativeFrom="paragraph">
-              <wp:posOffset>478569</wp:posOffset>
+              <wp:posOffset>76035</wp:posOffset>
             </wp:positionV>
             <wp:extent cx="4680000" cy="2631600"/>
             <wp:effectExtent l="0" t="0" r="6350" b="0"/>
@@ -2992,22 +3001,35 @@
           </wp:anchor>
         </w:drawing>
       </w:r>
-      <w:r>
-        <w:t xml:space="preserve">Análisis, especificación y validación de requisitos de </w:t>
-      </w:r>
-      <w:r>
-        <w:rPr>
-          <w:rStyle w:val="Extranjerismo"/>
-          <w:lang w:val="es-CO"/>
-        </w:rPr>
-        <w:t>software</w:t>
-      </w:r>
-    </w:p>
-    <w:p/>
-    <w:p/>
-    <w:p/>
-    <w:p/>
-    <w:p/>
+    </w:p>
+    <w:p>
+      <w:pPr>
+        <w:rPr>
+          <w:lang w:val="en-US"/>
+        </w:rPr>
+      </w:pPr>
+    </w:p>
+    <w:p>
+      <w:pPr>
+        <w:rPr>
+          <w:lang w:val="en-US"/>
+        </w:rPr>
+      </w:pPr>
+    </w:p>
+    <w:p>
+      <w:pPr>
+        <w:rPr>
+          <w:lang w:val="en-US"/>
+        </w:rPr>
+      </w:pPr>
+    </w:p>
+    <w:p>
+      <w:pPr>
+        <w:rPr>
+          <w:lang w:val="en-US"/>
+        </w:rPr>
+      </w:pPr>
+    </w:p>
     <w:p>
       <w:pPr>
         <w:ind w:firstLine="0"/>
@@ -3061,6 +3083,7 @@
           </w:tcPr>
           <w:p>
             <w:pPr>
+              <w:ind w:firstLine="29"/>
               <w:rPr>
                 <w:b/>
               </w:rPr>
@@ -3083,7 +3106,6 @@
             <w:r>
               <w:rPr>
                 <w:rStyle w:val="Extranjerismo"/>
-                <w:lang w:val="es-CO"/>
               </w:rPr>
               <w:t>software</w:t>
             </w:r>
@@ -3102,7 +3124,6 @@
             <w:r>
               <w:rPr>
                 <w:rStyle w:val="Extranjerismo"/>
-                <w:lang w:val="es-CO"/>
               </w:rPr>
               <w:t>software</w:t>
             </w:r>
@@ -3112,12 +3133,12 @@
           </w:p>
           <w:p>
             <w:r>
+              <w:lastRenderedPageBreak/>
               <w:t xml:space="preserve">Ante esta problemática surgió la disciplina conocida como ingeniería de requisitos, la cual se enfoca en identificar, analizar, documentar, validar y gestionar los requisitos que debe cumplir un sistema de </w:t>
             </w:r>
             <w:r>
               <w:rPr>
                 <w:rStyle w:val="Extranjerismo"/>
-                <w:lang w:val="es-CO"/>
               </w:rPr>
               <w:t>software</w:t>
             </w:r>
@@ -3127,7 +3148,6 @@
             <w:r>
               <w:rPr>
                 <w:rStyle w:val="Extranjerismo"/>
-                <w:lang w:val="es-CO"/>
               </w:rPr>
               <w:t>software</w:t>
             </w:r>
@@ -3223,6 +3243,7 @@
       </w:pPr>
       <w:bookmarkStart w:id="3" w:name="_Toc235515478"/>
       <w:r>
+        <w:lastRenderedPageBreak/>
         <w:t xml:space="preserve">Análisis de requisitos de </w:t>
       </w:r>
       <w:r>
@@ -3240,7 +3261,6 @@
       <w:r>
         <w:rPr>
           <w:rStyle w:val="Extranjerismo"/>
-          <w:lang w:val="es-CO"/>
         </w:rPr>
         <w:t>software</w:t>
       </w:r>
@@ -3270,12 +3290,15 @@
       <w:r>
         <w:rPr>
           <w:rStyle w:val="Extranjerismo"/>
-          <w:lang w:val="es-CO"/>
         </w:rPr>
         <w:t>software</w:t>
       </w:r>
       <w:r>
-        <w:t xml:space="preserve"> emplea diversas técnicas y herramientas que permiten organizar, evaluar y estructurar la información obtenida. Entre ellas se destacan la priorización de requisitos, las matrices de trazabilidad y la descomposición funcional, las cuales facilitan la comprensión del alcance del sistema y apoyan la toma de decisiones durante el desarrollo del proyecto.</w:t>
+        <w:t xml:space="preserve"> emplea diversas técnicas y herramientas que permiten organizar, evaluar y estructurar la información obtenida. Entre ellas se destacan la priorización de requisitos, las matrices de trazabilidad y la descomposición funcional, las cuales facilitan la </w:t>
+      </w:r>
+      <w:r>
+        <w:lastRenderedPageBreak/>
+        <w:t>comprensión del alcance del sistema y apoyan la toma de decisiones durante el desarrollo del proyecto.</w:t>
       </w:r>
     </w:p>
     <w:p/>
@@ -3299,7 +3322,6 @@
         <w:t>Durante el análisis de requisitos, el equipo de trabajo revisa la información obtenida mediante entrevistas, cuestionarios, talleres o revisión documental, y la estructura de forma que pueda ser utilizada posteriormente en la especificación y diseño del sistema. Este proceso contribuye a reducir ambigüedades y a garantizar que todos los actores del proyecto tengan una comprensión compartida de las funcionalidades esperadas.</w:t>
       </w:r>
     </w:p>
-    <w:p/>
     <w:p>
       <w:r>
         <w:t>Entre las principales técnicas utilizadas en el análisis de requisitos se encuentran:</w:t>
@@ -3328,6 +3350,7 @@
         <w:t>Consiste en revisar la información obtenida y organizar los requisitos según su tipo, por ejemplo, funcionales, no funcionales o de restricción. Esta clasificación facilita su comprensión y permite establecer una estructura clara para su documentación.</w:t>
       </w:r>
     </w:p>
+    <w:p/>
     <w:p>
       <w:pPr>
         <w:pStyle w:val="Prrafodelista"/>
@@ -3343,6 +3366,7 @@
         <w:rPr>
           <w:b/>
         </w:rPr>
+        <w:lastRenderedPageBreak/>
         <w:t>Análisis de dependencias entre requisitos</w:t>
       </w:r>
     </w:p>
@@ -3353,7 +3377,6 @@
       <w:r>
         <w:rPr>
           <w:rStyle w:val="Extranjerismo"/>
-          <w:lang w:val="es-CO"/>
         </w:rPr>
         <w:t>software</w:t>
       </w:r>
@@ -3433,6 +3456,7 @@
     <w:p/>
     <w:p>
       <w:r>
+        <w:lastRenderedPageBreak/>
         <w:t>La aplicación de estas técnicas permite obtener una visión estructurada del sistema que se desea construir, facilitando la toma de decisiones durante el desarrollo del proyecto y contribuyendo a que los requisitos estén correctamente definidos antes de su especificación formal.</w:t>
       </w:r>
     </w:p>
@@ -3459,7 +3483,6 @@
       <w:r>
         <w:rPr>
           <w:rStyle w:val="Extranjerismo"/>
-          <w:lang w:val="es-CO"/>
         </w:rPr>
         <w:t>software</w:t>
       </w:r>
@@ -3491,6 +3514,7 @@
         <w:rPr>
           <w:b/>
         </w:rPr>
+        <w:lastRenderedPageBreak/>
         <w:t>Valor para el negocio</w:t>
       </w:r>
       <w:r>
@@ -3619,6 +3643,7 @@
           <w:p>
             <w:pPr>
               <w:pStyle w:val="TextoTablas"/>
+              <w:spacing w:line="360" w:lineRule="auto"/>
             </w:pPr>
             <w:r>
               <w:t>Nivel de prioridad</w:t>
@@ -3632,6 +3657,7 @@
           <w:p>
             <w:pPr>
               <w:pStyle w:val="TextoTablas"/>
+              <w:spacing w:line="360" w:lineRule="auto"/>
             </w:pPr>
             <w:r>
               <w:t>Descripción</w:t>
@@ -3650,6 +3676,7 @@
           <w:p>
             <w:pPr>
               <w:pStyle w:val="TextoTablas"/>
+              <w:spacing w:line="360" w:lineRule="auto"/>
             </w:pPr>
             <w:r>
               <w:t>Alta</w:t>
@@ -3663,6 +3690,7 @@
           <w:p>
             <w:pPr>
               <w:pStyle w:val="TextoTablas"/>
+              <w:spacing w:line="360" w:lineRule="auto"/>
             </w:pPr>
             <w:r>
               <w:t>Requisitos indispensables para el funcionamiento del sistema. Deben implementarse en las primeras etapas del desarrollo.</w:t>
@@ -3678,6 +3706,7 @@
           <w:p>
             <w:pPr>
               <w:pStyle w:val="TextoTablas"/>
+              <w:spacing w:line="360" w:lineRule="auto"/>
             </w:pPr>
             <w:r>
               <w:t>Media</w:t>
@@ -3691,6 +3720,7 @@
           <w:p>
             <w:pPr>
               <w:pStyle w:val="TextoTablas"/>
+              <w:spacing w:line="360" w:lineRule="auto"/>
             </w:pPr>
             <w:r>
               <w:t>Requisitos importantes que aportan valor al sistema, pero que pueden desarrollarse después de los requisitos críticos.</w:t>
@@ -3709,6 +3739,7 @@
           <w:p>
             <w:pPr>
               <w:pStyle w:val="TextoTablas"/>
+              <w:spacing w:line="360" w:lineRule="auto"/>
             </w:pPr>
             <w:r>
               <w:t>Baja</w:t>
@@ -3722,6 +3753,7 @@
           <w:p>
             <w:pPr>
               <w:pStyle w:val="TextoTablas"/>
+              <w:spacing w:line="360" w:lineRule="auto"/>
             </w:pPr>
             <w:r>
               <w:t>Requisitos opcionales o mejoras que pueden incorporarse en futuras versiones del sistema.</w:t>
@@ -3730,41 +3762,39 @@
         </w:tc>
       </w:tr>
     </w:tbl>
+    <w:p>
+      <w:r>
+        <w:lastRenderedPageBreak/>
+        <w:t xml:space="preserve">La correcta priorización de requisitos permite planificar de manera más eficiente el desarrollo del </w:t>
+      </w:r>
+      <w:r>
+        <w:rPr>
+          <w:rStyle w:val="Extranjerismo"/>
+        </w:rPr>
+        <w:t>software</w:t>
+      </w:r>
+      <w:r>
+        <w:t>, optimizar el uso de los recursos disponibles y asegurar que las funcionalidades más importantes del sistema se implementen en las primeras etapas del proyecto.</w:t>
+      </w:r>
+    </w:p>
     <w:p/>
     <w:p>
-      <w:r>
-        <w:t xml:space="preserve">La correcta priorización de requisitos permite planificar de manera más eficiente el desarrollo del </w:t>
+      <w:pPr>
+        <w:pStyle w:val="Ttulo2"/>
+      </w:pPr>
+      <w:bookmarkStart w:id="6" w:name="_Toc235515481"/>
+      <w:r>
+        <w:t>Matrices de trazabilidad</w:t>
+      </w:r>
+      <w:bookmarkEnd w:id="6"/>
+    </w:p>
+    <w:p>
+      <w:r>
+        <w:t xml:space="preserve">Las matrices de trazabilidad son herramientas utilizadas en la gestión de requisitos que permiten establecer relaciones entre los diferentes elementos del proyecto de </w:t>
       </w:r>
       <w:r>
         <w:rPr>
           <w:rStyle w:val="Extranjerismo"/>
-          <w:lang w:val="es-CO"/>
-        </w:rPr>
-        <w:t>software</w:t>
-      </w:r>
-      <w:r>
-        <w:t>, optimizar el uso de los recursos disponibles y asegurar que las funcionalidades más importantes del sistema se implementen en las primeras etapas del proyecto.</w:t>
-      </w:r>
-    </w:p>
-    <w:p/>
-    <w:p>
-      <w:pPr>
-        <w:pStyle w:val="Ttulo2"/>
-      </w:pPr>
-      <w:bookmarkStart w:id="6" w:name="_Toc235515481"/>
-      <w:r>
-        <w:t>Matrices de trazabilidad</w:t>
-      </w:r>
-      <w:bookmarkEnd w:id="6"/>
-    </w:p>
-    <w:p>
-      <w:r>
-        <w:t xml:space="preserve">Las matrices de trazabilidad son herramientas utilizadas en la gestión de requisitos que permiten establecer relaciones entre los diferentes elementos del proyecto de </w:t>
-      </w:r>
-      <w:r>
-        <w:rPr>
-          <w:rStyle w:val="Extranjerismo"/>
-          <w:lang w:val="es-CO"/>
         </w:rPr>
         <w:t>software</w:t>
       </w:r>
@@ -3808,12 +3838,12 @@
         </w:numPr>
       </w:pPr>
       <w:r>
+        <w:lastRenderedPageBreak/>
         <w:t xml:space="preserve">Facilitan el seguimiento de los requisitos a lo largo del ciclo de vida del </w:t>
       </w:r>
       <w:r>
         <w:rPr>
           <w:rStyle w:val="Extranjerismo"/>
-          <w:lang w:val="es-CO"/>
         </w:rPr>
         <w:t>software</w:t>
       </w:r>
@@ -3847,7 +3877,6 @@
       <w:r>
         <w:rPr>
           <w:rStyle w:val="Extranjerismo"/>
-          <w:lang w:val="es-CO"/>
         </w:rPr>
         <w:t>software</w:t>
       </w:r>
@@ -3905,6 +3934,7 @@
           <w:p>
             <w:pPr>
               <w:pStyle w:val="TextoTablas"/>
+              <w:spacing w:line="360" w:lineRule="auto"/>
             </w:pPr>
             <w:r>
               <w:t>ID del requisito</w:t>
@@ -3918,6 +3948,7 @@
           <w:p>
             <w:pPr>
               <w:pStyle w:val="TextoTablas"/>
+              <w:spacing w:line="360" w:lineRule="auto"/>
             </w:pPr>
             <w:r>
               <w:t>Descripción del requisito</w:t>
@@ -3931,6 +3962,7 @@
           <w:p>
             <w:pPr>
               <w:pStyle w:val="TextoTablas"/>
+              <w:spacing w:line="360" w:lineRule="auto"/>
             </w:pPr>
             <w:r>
               <w:t>Módulo del sistema</w:t>
@@ -3944,6 +3976,7 @@
           <w:p>
             <w:pPr>
               <w:pStyle w:val="TextoTablas"/>
+              <w:spacing w:line="360" w:lineRule="auto"/>
             </w:pPr>
             <w:r>
               <w:t>Caso de prueba</w:t>
@@ -3957,6 +3990,7 @@
           <w:p>
             <w:pPr>
               <w:pStyle w:val="TextoTablas"/>
+              <w:spacing w:line="360" w:lineRule="auto"/>
             </w:pPr>
             <w:r>
               <w:t>Estado</w:t>
@@ -3975,6 +4009,7 @@
           <w:p>
             <w:pPr>
               <w:pStyle w:val="TextoTablas"/>
+              <w:spacing w:line="360" w:lineRule="auto"/>
             </w:pPr>
             <w:r>
               <w:t>RQ-01</w:t>
@@ -3988,6 +4023,7 @@
           <w:p>
             <w:pPr>
               <w:pStyle w:val="TextoTablas"/>
+              <w:spacing w:line="360" w:lineRule="auto"/>
             </w:pPr>
             <w:r>
               <w:t>El usuario debe poder registrarse en la plataforma.</w:t>
@@ -4001,6 +4037,7 @@
           <w:p>
             <w:pPr>
               <w:pStyle w:val="TextoTablas"/>
+              <w:spacing w:line="360" w:lineRule="auto"/>
             </w:pPr>
             <w:r>
               <w:t>Módulo de usuarios.</w:t>
@@ -4014,6 +4051,7 @@
           <w:p>
             <w:pPr>
               <w:pStyle w:val="TextoTablas"/>
+              <w:spacing w:line="360" w:lineRule="auto"/>
             </w:pPr>
             <w:r>
               <w:t>CP-01 Registro de usuario.</w:t>
@@ -4027,6 +4065,7 @@
           <w:p>
             <w:pPr>
               <w:pStyle w:val="TextoTablas"/>
+              <w:spacing w:line="360" w:lineRule="auto"/>
             </w:pPr>
             <w:r>
               <w:t>Implementado.</w:t>
@@ -4042,6 +4081,7 @@
           <w:p>
             <w:pPr>
               <w:pStyle w:val="TextoTablas"/>
+              <w:spacing w:line="360" w:lineRule="auto"/>
             </w:pPr>
             <w:r>
               <w:t>RQ-02</w:t>
@@ -4055,6 +4095,7 @@
           <w:p>
             <w:pPr>
               <w:pStyle w:val="TextoTablas"/>
+              <w:spacing w:line="360" w:lineRule="auto"/>
             </w:pPr>
             <w:r>
               <w:t>El sistema debe permitir iniciar sesión.</w:t>
@@ -4068,6 +4109,7 @@
           <w:p>
             <w:pPr>
               <w:pStyle w:val="TextoTablas"/>
+              <w:spacing w:line="360" w:lineRule="auto"/>
             </w:pPr>
             <w:r>
               <w:t>Módulo de autenticación.</w:t>
@@ -4081,6 +4123,7 @@
           <w:p>
             <w:pPr>
               <w:pStyle w:val="TextoTablas"/>
+              <w:spacing w:line="360" w:lineRule="auto"/>
             </w:pPr>
             <w:r>
               <w:t>CP-02 Inicio de sesión.</w:t>
@@ -4094,6 +4137,7 @@
           <w:p>
             <w:pPr>
               <w:pStyle w:val="TextoTablas"/>
+              <w:spacing w:line="360" w:lineRule="auto"/>
             </w:pPr>
             <w:r>
               <w:t>En desarrollo.</w:t>
@@ -4112,6 +4156,7 @@
           <w:p>
             <w:pPr>
               <w:pStyle w:val="TextoTablas"/>
+              <w:spacing w:line="360" w:lineRule="auto"/>
             </w:pPr>
             <w:r>
               <w:t>RQ-03</w:t>
@@ -4125,6 +4170,7 @@
           <w:p>
             <w:pPr>
               <w:pStyle w:val="TextoTablas"/>
+              <w:spacing w:line="360" w:lineRule="auto"/>
             </w:pPr>
             <w:r>
               <w:t>El usuario puede recuperar su contraseña.</w:t>
@@ -4138,6 +4184,7 @@
           <w:p>
             <w:pPr>
               <w:pStyle w:val="TextoTablas"/>
+              <w:spacing w:line="360" w:lineRule="auto"/>
             </w:pPr>
             <w:r>
               <w:t>Módulo de seguridad.</w:t>
@@ -4151,6 +4198,7 @@
           <w:p>
             <w:pPr>
               <w:pStyle w:val="TextoTablas"/>
+              <w:spacing w:line="360" w:lineRule="auto"/>
             </w:pPr>
             <w:r>
               <w:t>CP-03 Recuperación de contraseña.</w:t>
@@ -4164,6 +4212,7 @@
           <w:p>
             <w:pPr>
               <w:pStyle w:val="TextoTablas"/>
+              <w:spacing w:line="360" w:lineRule="auto"/>
             </w:pPr>
             <w:r>
               <w:t>Pendiente.</w:t>
@@ -4179,6 +4228,7 @@
           <w:p>
             <w:pPr>
               <w:pStyle w:val="TextoTablas"/>
+              <w:spacing w:line="360" w:lineRule="auto"/>
             </w:pPr>
             <w:r>
               <w:t>RQ-04</w:t>
@@ -4192,6 +4242,7 @@
           <w:p>
             <w:pPr>
               <w:pStyle w:val="TextoTablas"/>
+              <w:spacing w:line="360" w:lineRule="auto"/>
             </w:pPr>
             <w:r>
               <w:t>El sistema debe generar reportes de uso.</w:t>
@@ -4205,6 +4256,7 @@
           <w:p>
             <w:pPr>
               <w:pStyle w:val="TextoTablas"/>
+              <w:spacing w:line="360" w:lineRule="auto"/>
             </w:pPr>
             <w:r>
               <w:t>Módulo de reportes.</w:t>
@@ -4218,6 +4270,7 @@
           <w:p>
             <w:pPr>
               <w:pStyle w:val="TextoTablas"/>
+              <w:spacing w:line="360" w:lineRule="auto"/>
             </w:pPr>
             <w:r>
               <w:t>CP-04 Generación de reportes.</w:t>
@@ -4231,6 +4284,7 @@
           <w:p>
             <w:pPr>
               <w:pStyle w:val="TextoTablas"/>
+              <w:spacing w:line="360" w:lineRule="auto"/>
             </w:pPr>
             <w:r>
               <w:t>Implementado.</w:t>
@@ -4242,12 +4296,12 @@
     <w:p/>
     <w:p>
       <w:r>
+        <w:lastRenderedPageBreak/>
         <w:t xml:space="preserve">La matriz de trazabilidad constituye un instrumento fundamental para asegurar la coherencia entre los requisitos del sistema y las actividades realizadas durante el desarrollo del </w:t>
       </w:r>
       <w:r>
         <w:rPr>
           <w:rStyle w:val="Extranjerismo"/>
-          <w:lang w:val="es-CO"/>
         </w:rPr>
         <w:t>software</w:t>
       </w:r>
@@ -4273,12 +4327,17 @@
     </w:p>
     <w:p>
       <w:r>
-        <w:t xml:space="preserve">A través de la descomposición funcional se parte de una función general del sistema y se subdivide progresivamente en subfunciones o tareas específicas. Este proceso ayuda a clarificar el alcance del sistema, identificar dependencias entre procesos y facilitar el diseño posterior del </w:t>
+        <w:t>A través de la descomposición funcional</w:t>
+      </w:r>
+      <w:r>
+        <w:t>,</w:t>
+      </w:r>
+      <w:r>
+        <w:t xml:space="preserve"> se parte de una función general del sistema y se subdivide progresivamente en subfunciones o tareas específicas. Este proceso ayuda a clarificar el alcance del sistema, identificar dependencias entre procesos y facilitar el diseño posterior del </w:t>
       </w:r>
       <w:r>
         <w:rPr>
           <w:rStyle w:val="Extranjerismo"/>
-          <w:lang w:val="es-CO"/>
         </w:rPr>
         <w:t>software</w:t>
       </w:r>
@@ -4297,29 +4356,38 @@
       </w:r>
     </w:p>
     <w:p/>
-    <w:p/>
-    <w:p/>
     <w:p>
       <w:pPr>
         <w:pStyle w:val="Figura"/>
       </w:pPr>
       <w:r>
+        <w:lastRenderedPageBreak/>
         <w:t>Descomposición funcional</w:t>
       </w:r>
     </w:p>
     <w:p>
       <w:pPr>
-        <w:ind w:firstLine="0"/>
+        <w:rPr>
+          <w:lang w:eastAsia="es-CO"/>
+        </w:rPr>
       </w:pPr>
       <w:r>
         <w:rPr>
           <w:noProof/>
         </w:rPr>
         <w:drawing>
-          <wp:inline distT="0" distB="0" distL="0" distR="0" wp14:anchorId="499ADF3F" wp14:editId="78D8E7DC">
-            <wp:extent cx="5848350" cy="2970045"/>
-            <wp:effectExtent l="0" t="0" r="0" b="1905"/>
-            <wp:docPr id="11" name="Imagen 11" descr="En la figura 1 se presenta un mapa conceptual sobre la descomposición funcional en un sistema de gestión de biblioteca. La función principal es gestionar préstamos de libros, la cual se descompone en subfunciones como registrar usuario, consultar disponibilidad de libros, registrar préstamo en el sistema, registrar devolución y generar historial de préstamos."/>
+          <wp:anchor distT="0" distB="0" distL="114300" distR="114300" simplePos="0" relativeHeight="251660288" behindDoc="0" locked="0" layoutInCell="1" allowOverlap="1" wp14:anchorId="6C35E88E" wp14:editId="4DEA7A5B">
+            <wp:simplePos x="0" y="0"/>
+            <wp:positionH relativeFrom="column">
+              <wp:posOffset>138319</wp:posOffset>
+            </wp:positionH>
+            <wp:positionV relativeFrom="paragraph">
+              <wp:posOffset>182024</wp:posOffset>
+            </wp:positionV>
+            <wp:extent cx="6325843" cy="3213221"/>
+            <wp:effectExtent l="0" t="0" r="0" b="6350"/>
+            <wp:wrapNone/>
+            <wp:docPr id="8" name="Imagen 8" descr="En la figura 1 se presenta un mapa conceptual sobre la descomposición funcional en un sistema de gestión de biblioteca. La función principal es gestionar préstamos de libros, la cual se descompone en subfunciones como registrar usuario, consultar disponibilidad de libros, registrar préstamo en el sistema, registrar devolución y generar historial de préstamos."/>
             <wp:cNvGraphicFramePr>
               <a:graphicFrameLocks xmlns:a="http://schemas.openxmlformats.org/drawingml/2006/main" noChangeAspect="1"/>
             </wp:cNvGraphicFramePr>
@@ -4327,7 +4395,7 @@
               <a:graphicData uri="http://schemas.openxmlformats.org/drawingml/2006/picture">
                 <pic:pic xmlns:pic="http://schemas.openxmlformats.org/drawingml/2006/picture">
                   <pic:nvPicPr>
-                    <pic:cNvPr id="0" name="Picture 3"/>
+                    <pic:cNvPr id="0" name="Picture 2"/>
                     <pic:cNvPicPr>
                       <a:picLocks noChangeAspect="1" noChangeArrowheads="1"/>
                     </pic:cNvPicPr>
@@ -4348,7 +4416,7 @@
                   <pic:spPr bwMode="auto">
                     <a:xfrm>
                       <a:off x="0" y="0"/>
-                      <a:ext cx="5876502" cy="2984342"/>
+                      <a:ext cx="6325843" cy="3213221"/>
                     </a:xfrm>
                     <a:prstGeom prst="rect">
                       <a:avLst/>
@@ -4358,13 +4426,134 @@
                 </pic:pic>
               </a:graphicData>
             </a:graphic>
-          </wp:inline>
+            <wp14:sizeRelH relativeFrom="page">
+              <wp14:pctWidth>0</wp14:pctWidth>
+            </wp14:sizeRelH>
+            <wp14:sizeRelV relativeFrom="page">
+              <wp14:pctHeight>0</wp14:pctHeight>
+            </wp14:sizeRelV>
+          </wp:anchor>
         </w:drawing>
       </w:r>
-    </w:p>
-    <w:p>
-      <w:pPr>
-        <w:ind w:firstLine="0"/>
+      <w:r>
+        <w:rPr>
+          <w:noProof/>
+        </w:rPr>
+        <mc:AlternateContent>
+          <mc:Choice Requires="wps">
+            <w:drawing>
+              <wp:inline distT="0" distB="0" distL="0" distR="0" wp14:anchorId="4F028751" wp14:editId="0657CC96">
+                <wp:extent cx="302260" cy="302260"/>
+                <wp:effectExtent l="0" t="0" r="0" b="0"/>
+                <wp:docPr id="5" name="Rectángulo 5" descr="En la figura 1 se presenta un mapa conceptual sobre la descomposición funcional en un sistema de gestión de biblioteca. La función principal es gestionar préstamos de libros, la cual se descompone en subfunciones como registrar usuario, consultar disponibilidad de libros, registrar préstamo en el sistema, registrar devolución y generar historial de préstamos."/>
+                <wp:cNvGraphicFramePr>
+                  <a:graphicFrameLocks xmlns:a="http://schemas.openxmlformats.org/drawingml/2006/main" noChangeAspect="1"/>
+                </wp:cNvGraphicFramePr>
+                <a:graphic xmlns:a="http://schemas.openxmlformats.org/drawingml/2006/main">
+                  <a:graphicData uri="http://schemas.microsoft.com/office/word/2010/wordprocessingShape">
+                    <wps:wsp>
+                      <wps:cNvSpPr>
+                        <a:spLocks noChangeAspect="1" noChangeArrowheads="1"/>
+                      </wps:cNvSpPr>
+                      <wps:spPr bwMode="auto">
+                        <a:xfrm>
+                          <a:off x="0" y="0"/>
+                          <a:ext cx="302260" cy="302260"/>
+                        </a:xfrm>
+                        <a:prstGeom prst="rect">
+                          <a:avLst/>
+                        </a:prstGeom>
+                        <a:noFill/>
+                        <a:ln>
+                          <a:noFill/>
+                        </a:ln>
+                        <a:extLst>
+                          <a:ext uri="{909E8E84-426E-40DD-AFC4-6F175D3DCCD1}">
+                            <a14:hiddenFill xmlns:a14="http://schemas.microsoft.com/office/drawing/2010/main">
+                              <a:solidFill>
+                                <a:srgbClr val="FFFFFF"/>
+                              </a:solidFill>
+                            </a14:hiddenFill>
+                          </a:ext>
+                          <a:ext uri="{91240B29-F687-4F45-9708-019B960494DF}">
+                            <a14:hiddenLine xmlns:a14="http://schemas.microsoft.com/office/drawing/2010/main" w="9525">
+                              <a:solidFill>
+                                <a:srgbClr val="000000"/>
+                              </a:solidFill>
+                              <a:miter lim="800000"/>
+                              <a:headEnd/>
+                              <a:tailEnd/>
+                            </a14:hiddenLine>
+                          </a:ext>
+                        </a:extLst>
+                      </wps:spPr>
+                      <wps:bodyPr rot="0" vert="horz" wrap="square" lIns="91440" tIns="45720" rIns="91440" bIns="45720" anchor="t" anchorCtr="0" upright="1">
+                        <a:noAutofit/>
+                      </wps:bodyPr>
+                    </wps:wsp>
+                  </a:graphicData>
+                </a:graphic>
+              </wp:inline>
+            </w:drawing>
+          </mc:Choice>
+          <mc:Fallback>
+            <w:pict>
+              <v:rect w14:anchorId="2DDAB163" id="Rectángulo 5" o:spid="_x0000_s1026" alt="En la figura 1 se presenta un mapa conceptual sobre la descomposición funcional en un sistema de gestión de biblioteca. La función principal es gestionar préstamos de libros, la cual se descompone en subfunciones como registrar usuario, consultar disponibilidad de libros, registrar préstamo en el sistema, registrar devolución y generar historial de préstamos." style="width:23.8pt;height:23.8pt;visibility:visible;mso-wrap-style:square;mso-left-percent:-10001;mso-top-percent:-10001;mso-position-horizontal:absolute;mso-position-horizontal-relative:char;mso-position-vertical:absolute;mso-position-vertical-relative:line;mso-left-percent:-10001;mso-top-percent:-10001;v-text-anchor:top" o:gfxdata="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" filled="f" stroked="f">
+                <o:lock v:ext="edit" aspectratio="t"/>
+                <w10:anchorlock/>
+              </v:rect>
+            </w:pict>
+          </mc:Fallback>
+        </mc:AlternateContent>
+      </w:r>
+    </w:p>
+    <w:p>
+      <w:pPr>
+        <w:rPr>
+          <w:lang w:eastAsia="es-CO"/>
+        </w:rPr>
+      </w:pPr>
+    </w:p>
+    <w:p>
+      <w:pPr>
+        <w:rPr>
+          <w:lang w:eastAsia="es-CO"/>
+        </w:rPr>
+      </w:pPr>
+    </w:p>
+    <w:p>
+      <w:pPr>
+        <w:rPr>
+          <w:lang w:eastAsia="es-CO"/>
+        </w:rPr>
+      </w:pPr>
+    </w:p>
+    <w:p>
+      <w:pPr>
+        <w:rPr>
+          <w:lang w:eastAsia="es-CO"/>
+        </w:rPr>
+      </w:pPr>
+    </w:p>
+    <w:p>
+      <w:pPr>
+        <w:rPr>
+          <w:lang w:eastAsia="es-CO"/>
+        </w:rPr>
+      </w:pPr>
+    </w:p>
+    <w:p>
+      <w:pPr>
+        <w:rPr>
+          <w:lang w:eastAsia="es-CO"/>
+        </w:rPr>
+      </w:pPr>
+    </w:p>
+    <w:p>
+      <w:pPr>
+        <w:rPr>
+          <w:lang w:eastAsia="es-CO"/>
+        </w:rPr>
       </w:pPr>
     </w:p>
     <w:p>
@@ -4386,6 +4575,9 @@
       <w:r>
         <w:t>Gestionar préstamos de libros</w:t>
       </w:r>
+      <w:r>
+        <w:t>.</w:t>
+      </w:r>
     </w:p>
     <w:p>
       <w:pPr>
@@ -4398,6 +4590,9 @@
       <w:r>
         <w:t>Registrar usuario</w:t>
       </w:r>
+      <w:r>
+        <w:t>.</w:t>
+      </w:r>
     </w:p>
     <w:p>
       <w:pPr>
@@ -4410,6 +4605,9 @@
       <w:r>
         <w:t>Verificar estado del usuario</w:t>
       </w:r>
+      <w:r>
+        <w:t>.</w:t>
+      </w:r>
     </w:p>
     <w:p>
       <w:pPr>
@@ -4422,6 +4620,9 @@
       <w:r>
         <w:t>Validar disponibilidad del libro</w:t>
       </w:r>
+      <w:r>
+        <w:t>.</w:t>
+      </w:r>
     </w:p>
     <w:p>
       <w:pPr>
@@ -4434,6 +4635,9 @@
       <w:r>
         <w:t>Registrar préstamo en el sistema</w:t>
       </w:r>
+      <w:r>
+        <w:t>.</w:t>
+      </w:r>
     </w:p>
     <w:p>
       <w:pPr>
@@ -4446,6 +4650,9 @@
       <w:r>
         <w:t>Consultar disponibilidad de libros</w:t>
       </w:r>
+      <w:r>
+        <w:t>.</w:t>
+      </w:r>
     </w:p>
     <w:p>
       <w:pPr>
@@ -4458,6 +4665,9 @@
       <w:r>
         <w:t>Registrar préstamo</w:t>
       </w:r>
+      <w:r>
+        <w:t>.</w:t>
+      </w:r>
     </w:p>
     <w:p>
       <w:pPr>
@@ -4470,6 +4680,9 @@
       <w:r>
         <w:t>Registrar devolución</w:t>
       </w:r>
+      <w:r>
+        <w:t>.</w:t>
+      </w:r>
     </w:p>
     <w:p>
       <w:pPr>
@@ -4482,6 +4695,9 @@
       <w:r>
         <w:t>Generar historial de préstamos</w:t>
       </w:r>
+      <w:r>
+        <w:t>.</w:t>
+      </w:r>
     </w:p>
     <w:p>
       <w:pPr>
@@ -4490,7 +4706,22 @@
     </w:p>
     <w:p>
       <w:r>
-        <w:t>En este esquema se presenta como una función principal se divide en funciones más específicas, lo que facilita comprender la estructura del sistema y definir con mayor precisión los requisitos funcionales.</w:t>
+        <w:lastRenderedPageBreak/>
+        <w:t xml:space="preserve">En este esquema se presenta </w:t>
+      </w:r>
+      <w:proofErr w:type="spellStart"/>
+      <w:r>
+        <w:t>c</w:t>
+      </w:r>
+      <w:r>
+        <w:t>ó</w:t>
+      </w:r>
+      <w:r>
+        <w:t>mo</w:t>
+      </w:r>
+      <w:proofErr w:type="spellEnd"/>
+      <w:r>
+        <w:t xml:space="preserve"> una función principal se divide en funciones más específicas, lo que facilita comprender la estructura del sistema y definir con mayor precisión los requisitos funcionales.</w:t>
       </w:r>
     </w:p>
     <w:p/>
@@ -4509,6 +4740,7 @@
       </w:pPr>
       <w:bookmarkStart w:id="8" w:name="_Toc235515483"/>
       <w:r>
+        <w:lastRenderedPageBreak/>
         <w:t xml:space="preserve">Especificación de requisitos de </w:t>
       </w:r>
       <w:r>
@@ -4526,7 +4758,6 @@
       <w:r>
         <w:rPr>
           <w:rStyle w:val="Extranjerismo"/>
-          <w:lang w:val="es-CO"/>
         </w:rPr>
         <w:t>software</w:t>
       </w:r>
@@ -4536,7 +4767,6 @@
       <w:r>
         <w:rPr>
           <w:rStyle w:val="Extranjerismo"/>
-          <w:lang w:val="es-CO"/>
         </w:rPr>
         <w:t>software</w:t>
       </w:r>
@@ -4551,7 +4781,6 @@
       <w:r>
         <w:rPr>
           <w:rStyle w:val="Extranjerismo"/>
-          <w:lang w:val="es-CO"/>
         </w:rPr>
         <w:t>software</w:t>
       </w:r>
@@ -4566,7 +4795,6 @@
       <w:r>
         <w:rPr>
           <w:rStyle w:val="Extranjerismo"/>
-          <w:lang w:val="es-CO"/>
         </w:rPr>
         <w:t>software</w:t>
       </w:r>
@@ -4620,12 +4848,15 @@
       <w:r>
         <w:rPr>
           <w:rStyle w:val="Extranjerismo"/>
-          <w:lang w:val="es-CO"/>
         </w:rPr>
         <w:t>software</w:t>
       </w:r>
       <w:r>
-        <w:t>. Su objetivo es garantizar que la información sea clara, completa, consistente y comprensible para todos los actores involucrados en el desarrollo del proyecto.</w:t>
+        <w:t xml:space="preserve">. Su objetivo es garantizar que la información sea </w:t>
+      </w:r>
+      <w:r>
+        <w:lastRenderedPageBreak/>
+        <w:t>clara, completa, consistente y comprensible para todos los actores involucrados en el desarrollo del proyecto.</w:t>
       </w:r>
     </w:p>
     <w:p>
@@ -4640,7 +4871,6 @@
       <w:r>
         <w:rPr>
           <w:rStyle w:val="Extranjerismo"/>
-          <w:lang w:val="es-CO"/>
         </w:rPr>
         <w:t>Software</w:t>
       </w:r>
@@ -4655,7 +4885,6 @@
       <w:r>
         <w:rPr>
           <w:rStyle w:val="Extranjerismo"/>
-          <w:lang w:val="es-CO"/>
         </w:rPr>
         <w:t>software</w:t>
       </w:r>
@@ -4665,7 +4894,6 @@
       <w:r>
         <w:rPr>
           <w:rStyle w:val="Extranjerismo"/>
-          <w:lang w:val="es-CO"/>
         </w:rPr>
         <w:t>software</w:t>
       </w:r>
@@ -4679,7 +4907,6 @@
       <w:r>
         <w:rPr>
           <w:rStyle w:val="Extranjerismo"/>
-          <w:lang w:val="es-CO"/>
         </w:rPr>
         <w:t>software</w:t>
       </w:r>
@@ -4695,12 +4922,12 @@
       </w:pPr>
       <w:bookmarkStart w:id="12" w:name="_Toc235515486"/>
       <w:r>
+        <w:lastRenderedPageBreak/>
         <w:t xml:space="preserve">Plantillas ERS (Especificación de Requisitos del </w:t>
       </w:r>
       <w:r>
         <w:rPr>
           <w:rStyle w:val="Extranjerismo"/>
-          <w:lang w:val="es-CO"/>
         </w:rPr>
         <w:t>Software</w:t>
       </w:r>
@@ -4716,7 +4943,6 @@
       <w:r>
         <w:rPr>
           <w:rStyle w:val="Extranjerismo"/>
-          <w:lang w:val="es-CO"/>
         </w:rPr>
         <w:t>Software</w:t>
       </w:r>
@@ -4726,7 +4952,6 @@
       <w:r>
         <w:rPr>
           <w:rStyle w:val="Extranjerismo"/>
-          <w:lang w:val="es-CO"/>
         </w:rPr>
         <w:t>software</w:t>
       </w:r>
@@ -4741,7 +4966,6 @@
       <w:r>
         <w:rPr>
           <w:rStyle w:val="Extranjerismo"/>
-          <w:lang w:val="es-CO"/>
         </w:rPr>
         <w:t>software</w:t>
       </w:r>
@@ -4773,7 +4997,6 @@
       <w:r>
         <w:rPr>
           <w:rStyle w:val="Extranjerismo"/>
-          <w:lang w:val="es-CO"/>
         </w:rPr>
         <w:t>software</w:t>
       </w:r>
@@ -4830,6 +5053,7 @@
         </w:numPr>
       </w:pPr>
       <w:r>
+        <w:lastRenderedPageBreak/>
         <w:t>Introducción</w:t>
       </w:r>
     </w:p>
@@ -4837,9 +5061,10 @@
       <w:pPr>
         <w:pStyle w:val="Prrafodelista"/>
         <w:numPr>
-          <w:ilvl w:val="0"/>
-          <w:numId w:val="11"/>
+          <w:ilvl w:val="1"/>
+          <w:numId w:val="26"/>
         </w:numPr>
+        <w:ind w:left="1701"/>
       </w:pPr>
       <w:r>
         <w:t>Propósito del documento</w:t>
@@ -4849,9 +5074,10 @@
       <w:pPr>
         <w:pStyle w:val="Prrafodelista"/>
         <w:numPr>
-          <w:ilvl w:val="0"/>
-          <w:numId w:val="11"/>
+          <w:ilvl w:val="1"/>
+          <w:numId w:val="26"/>
         </w:numPr>
+        <w:ind w:left="1701"/>
       </w:pPr>
       <w:r>
         <w:t>Alcance del sistema</w:t>
@@ -4861,9 +5087,10 @@
       <w:pPr>
         <w:pStyle w:val="Prrafodelista"/>
         <w:numPr>
-          <w:ilvl w:val="0"/>
-          <w:numId w:val="11"/>
+          <w:ilvl w:val="1"/>
+          <w:numId w:val="26"/>
         </w:numPr>
+        <w:ind w:left="1701"/>
       </w:pPr>
       <w:r>
         <w:t>Definiciones y abreviaturas</w:t>
@@ -5001,7 +5228,6 @@
       <w:r>
         <w:rPr>
           <w:rStyle w:val="Extranjerismo"/>
-          <w:lang w:val="es-CO"/>
         </w:rPr>
         <w:t>software</w:t>
       </w:r>
@@ -5015,6 +5241,7 @@
       </w:pPr>
       <w:bookmarkStart w:id="13" w:name="_Toc235515487"/>
       <w:r>
+        <w:lastRenderedPageBreak/>
         <w:t>Técnicas de documentación de requisitos en proyectos tradicionales</w:t>
       </w:r>
       <w:bookmarkEnd w:id="13"/>
@@ -5026,7 +5253,6 @@
       <w:r>
         <w:rPr>
           <w:rStyle w:val="Extranjerismo"/>
-          <w:lang w:val="es-CO"/>
         </w:rPr>
         <w:t>software</w:t>
       </w:r>
@@ -5041,7 +5267,6 @@
       <w:r>
         <w:rPr>
           <w:rStyle w:val="Extranjerismo"/>
-          <w:lang w:val="es-CO"/>
         </w:rPr>
         <w:t>software</w:t>
       </w:r>
@@ -5075,7 +5300,6 @@
         <w:rPr>
           <w:rStyle w:val="Extranjerismo"/>
           <w:b/>
-          <w:lang w:val="es-CO"/>
         </w:rPr>
         <w:t>software</w:t>
       </w:r>
@@ -5116,7 +5340,6 @@
       <w:r>
         <w:rPr>
           <w:rStyle w:val="Extranjerismo"/>
-          <w:lang w:val="es-CO"/>
         </w:rPr>
         <w:t>software</w:t>
       </w:r>
@@ -5139,6 +5362,7 @@
         <w:rPr>
           <w:b/>
         </w:rPr>
+        <w:lastRenderedPageBreak/>
         <w:t>Diagramas UML (Lenguaje Unificado de Modelado)</w:t>
       </w:r>
     </w:p>
@@ -5200,7 +5424,6 @@
       <w:r>
         <w:rPr>
           <w:rStyle w:val="Extranjerismo"/>
-          <w:lang w:val="es-CO"/>
         </w:rPr>
         <w:t>software</w:t>
       </w:r>
@@ -5226,7 +5449,6 @@
       <w:r>
         <w:rPr>
           <w:rStyle w:val="Extranjerismo"/>
-          <w:lang w:val="es-CO"/>
         </w:rPr>
         <w:t>software</w:t>
       </w:r>
@@ -5234,9 +5456,9 @@
         <w:t xml:space="preserve"> basados en metodologías ágiles, la documentación de requisitos se caracteriza por ser más flexible, ligera y adaptable a los cambios. A diferencia de los enfoques tradicionales, en los que se busca documentar todos los requisitos desde el inicio del proyecto, en los enfoques ágiles los requisitos se refinan y ajustan de manera progresiva durante el desarrollo.</w:t>
       </w:r>
     </w:p>
-    <w:p/>
-    <w:p>
-      <w:r>
+    <w:p>
+      <w:r>
+        <w:lastRenderedPageBreak/>
         <w:t>Este tipo de documentación prioriza la comunicación constante entre los miembros del equipo y los usuarios del sistema, permitiendo incorporar mejoras o modificaciones conforme se obtienen nuevos aprendizajes sobre las necesidades del producto.</w:t>
       </w:r>
     </w:p>
@@ -5329,6 +5551,7 @@
         <w:t>Es una lista priorizada de todos los requisitos, funcionalidades, mejoras o correcciones que se desean incorporar en el sistema. Este listado se actualiza de manera continua a lo largo del proyecto y sirve como guía para la planificación del trabajo del equipo de desarrollo.</w:t>
       </w:r>
     </w:p>
+    <w:p/>
     <w:p>
       <w:pPr>
         <w:pStyle w:val="Prrafodelista"/>
@@ -5344,6 +5567,7 @@
         <w:rPr>
           <w:b/>
         </w:rPr>
+        <w:lastRenderedPageBreak/>
         <w:t xml:space="preserve">Sprint </w:t>
       </w:r>
       <w:r>
@@ -5379,7 +5603,13 @@
     </w:p>
     <w:p>
       <w:r>
-        <w:t>Son herramientas visuales que permiten organizar y monitorear el avance de las tareas del equipo. Generalmente se utilizan tableros tipo Kanban donde se visualizan estados como pendiente, en desarrollo y finalizado.</w:t>
+        <w:t>Son herramientas visuales que permiten organizar y monitorear el avance de las tareas del equipo. Generalmente</w:t>
+      </w:r>
+      <w:r>
+        <w:t>,</w:t>
+      </w:r>
+      <w:r>
+        <w:t xml:space="preserve"> se utilizan tableros tipo Kanban donde se visualizan estados como pendiente, en desarrollo y finalizado.</w:t>
       </w:r>
     </w:p>
     <w:p>
@@ -5402,6 +5632,7 @@
       </w:pPr>
       <w:bookmarkStart w:id="15" w:name="_Toc235515489"/>
       <w:r>
+        <w:lastRenderedPageBreak/>
         <w:t xml:space="preserve">Validación de requisitos de </w:t>
       </w:r>
       <w:r>
@@ -5419,7 +5650,6 @@
       <w:r>
         <w:rPr>
           <w:rStyle w:val="Extranjerismo"/>
-          <w:lang w:val="es-CO"/>
         </w:rPr>
         <w:t>software</w:t>
       </w:r>
@@ -5434,7 +5664,6 @@
       <w:r>
         <w:rPr>
           <w:rStyle w:val="Extranjerismo"/>
-          <w:lang w:val="es-CO"/>
         </w:rPr>
         <w:t>software</w:t>
       </w:r>
@@ -5454,7 +5683,6 @@
       <w:r>
         <w:rPr>
           <w:rStyle w:val="Extranjerismo"/>
-          <w:lang w:val="es-CO"/>
         </w:rPr>
         <w:t>software</w:t>
       </w:r>
@@ -5464,7 +5692,6 @@
       <w:r>
         <w:rPr>
           <w:rStyle w:val="Extranjerismo"/>
-          <w:lang w:val="es-CO"/>
         </w:rPr>
         <w:t>software</w:t>
       </w:r>
@@ -5519,7 +5746,6 @@
       <w:r>
         <w:rPr>
           <w:rStyle w:val="Extranjerismo"/>
-          <w:lang w:val="es-CO"/>
         </w:rPr>
         <w:t>software</w:t>
       </w:r>
@@ -5539,7 +5765,6 @@
       <w:r>
         <w:rPr>
           <w:rStyle w:val="Extranjerismo"/>
-          <w:lang w:val="es-CO"/>
         </w:rPr>
         <w:t>software</w:t>
       </w:r>
@@ -5608,6 +5833,7 @@
         <w:rPr>
           <w:b/>
         </w:rPr>
+        <w:lastRenderedPageBreak/>
         <w:t>Completitud</w:t>
       </w:r>
     </w:p>
@@ -5718,15 +5944,19 @@
           <w:ilvl w:val="0"/>
           <w:numId w:val="17"/>
         </w:numPr>
+      </w:pPr>
+      <w:r>
         <w:rPr>
           <w:b/>
         </w:rPr>
-      </w:pPr>
+        <w:lastRenderedPageBreak/>
+        <w:t>Prioridad</w:t>
+      </w:r>
       <w:r>
         <w:rPr>
           <w:b/>
         </w:rPr>
-        <w:t>Prioridad</w:t>
+        <w:t xml:space="preserve"> </w:t>
       </w:r>
     </w:p>
     <w:p>
@@ -5741,7 +5971,6 @@
       <w:r>
         <w:rPr>
           <w:rStyle w:val="Extranjerismo"/>
-          <w:lang w:val="es-CO"/>
         </w:rPr>
         <w:t>software</w:t>
       </w:r>
@@ -5767,7 +5996,6 @@
       <w:r>
         <w:rPr>
           <w:rStyle w:val="Extranjerismo"/>
-          <w:lang w:val="es-CO"/>
         </w:rPr>
         <w:t>software</w:t>
       </w:r>
@@ -5798,6 +6026,7 @@
         <w:rPr>
           <w:b/>
         </w:rPr>
+        <w:lastRenderedPageBreak/>
         <w:t>Revisión de requisitos</w:t>
       </w:r>
       <w:r>
@@ -5837,7 +6066,13 @@
         <w:t>Entrevistas con usuarios y partes interesadas</w:t>
       </w:r>
       <w:r>
-        <w:t>: a través del diálogo directo con los usuarios o interesados del proyecto se verifica si los requisitos documentados reflejan adecuadamente sus necesidades y expectativas. Esta técnica permite aclarar dudas, ampliar información y validar la pertinencia de los requisitos definidos.</w:t>
+        <w:t>: a través del diálogo directo con los usuarios o interesados del proyecto</w:t>
+      </w:r>
+      <w:r>
+        <w:t>,</w:t>
+      </w:r>
+      <w:r>
+        <w:t xml:space="preserve"> se verifica si los requisitos documentados reflejan adecuadamente sus necesidades y expectativas. Esta técnica permite aclarar dudas, ampliar información y validar la pertinencia de los requisitos definidos.</w:t>
       </w:r>
     </w:p>
     <w:p>
@@ -5873,7 +6108,11 @@
         <w:t>Casos de uso y escenarios</w:t>
       </w:r>
       <w:r>
-        <w:t>: el análisis de casos de uso y escenarios de interacción permite comprobar si los requisitos describen correctamente el comportamiento esperado del sistema frente a distintas situaciones. Esta técnica ayuda a identificar omisiones o inconsistencias en los requisitos funcionales.</w:t>
+        <w:t xml:space="preserve">: el análisis de casos de uso y escenarios de interacción permite comprobar si los requisitos describen correctamente el comportamiento esperado del sistema frente a distintas situaciones. Esta </w:t>
+      </w:r>
+      <w:r>
+        <w:lastRenderedPageBreak/>
+        <w:t>técnica ayuda a identificar omisiones o inconsistencias en los requisitos funcionales.</w:t>
       </w:r>
     </w:p>
     <w:p>
@@ -5890,15 +6129,12 @@
         </w:rPr>
         <w:t>Listas de verificación (</w:t>
       </w:r>
-      <w:proofErr w:type="spellStart"/>
       <w:r>
         <w:rPr>
           <w:rStyle w:val="Extranjerismo"/>
-          <w:lang w:val="es-CO"/>
         </w:rPr>
         <w:t>checklists</w:t>
       </w:r>
-      <w:proofErr w:type="spellEnd"/>
       <w:r>
         <w:rPr>
           <w:b/>
@@ -5916,7 +6152,6 @@
       <w:r>
         <w:rPr>
           <w:rStyle w:val="Extranjerismo"/>
-          <w:lang w:val="es-CO"/>
         </w:rPr>
         <w:t>software</w:t>
       </w:r>
@@ -5942,7 +6177,6 @@
       <w:r>
         <w:rPr>
           <w:rStyle w:val="Extranjerismo"/>
-          <w:lang w:val="es-CO"/>
         </w:rPr>
         <w:t>software</w:t>
       </w:r>
@@ -5970,7 +6204,11 @@
     </w:p>
     <w:p>
       <w:r>
-        <w:t>Las revisiones consisten en el análisis detallado de la documentación de requisitos por parte de los miembros del equipo de desarrollo y otros actores involucrados en el proyecto, como analistas, líderes técnicos o usuarios representantes. Durante este proceso se examina la claridad, consistencia, viabilidad y pertinencia de los requisitos documentados. Las revisiones permiten detectar errores, ambigüedades o duplicidades en etapas tempranas del proyecto, lo que facilita realizar correcciones oportunas antes de iniciar el desarrollo del sistema.</w:t>
+        <w:t xml:space="preserve">Las revisiones consisten en el análisis detallado de la documentación de requisitos por parte de los miembros del equipo de desarrollo y otros actores involucrados en el proyecto, como analistas, líderes técnicos o usuarios representantes. Durante este proceso se examina la claridad, consistencia, viabilidad y pertinencia de </w:t>
+      </w:r>
+      <w:r>
+        <w:lastRenderedPageBreak/>
+        <w:t>los requisitos documentados. Las revisiones permiten detectar errores, ambigüedades o duplicidades en etapas tempranas del proyecto, lo que facilita realizar correcciones oportunas antes de iniciar el desarrollo del sistema.</w:t>
       </w:r>
     </w:p>
     <w:p>
@@ -5998,12 +6236,17 @@
       <w:r>
         <w:rPr>
           <w:rStyle w:val="Extranjerismo"/>
-          <w:lang w:val="es-CO"/>
         </w:rPr>
         <w:t>software</w:t>
       </w:r>
       <w:r>
-        <w:t>. Generalmente son realizadas por personal independiente del equipo que elaboró los requisitos, con el fin de garantizar objetividad en la evaluación. Las auditorías permiten comprobar la trazabilidad de los requisitos, su correcta documentación y su alineación con los objetivos del proyecto.</w:t>
+        <w:t>. Generalmente</w:t>
+      </w:r>
+      <w:r>
+        <w:t>,</w:t>
+      </w:r>
+      <w:r>
+        <w:t xml:space="preserve"> son realizadas por personal independiente del equipo que elaboró los requisitos, con el fin de garantizar objetividad en la evaluación. Las auditorías permiten comprobar la trazabilidad de los requisitos, su correcta documentación y su alineación con los objetivos del proyecto.</w:t>
       </w:r>
     </w:p>
     <w:p>
@@ -6031,12 +6274,15 @@
     </w:p>
     <w:p>
       <w:r>
-        <w:t xml:space="preserve">El uso de revisiones, auditorías y prototipos fortalece el proceso de validación de requisitos, ya que permite evaluar la calidad de la información documentada desde diferentes perspectivas y con distintos niveles de formalidad, contribuyendo así al desarrollo de sistemas de </w:t>
+        <w:t xml:space="preserve">El uso de revisiones, auditorías y prototipos fortalece el proceso de validación de requisitos, ya que permite evaluar la calidad de la información documentada desde diferentes perspectivas y con distintos niveles de formalidad, contribuyendo así al </w:t>
+      </w:r>
+      <w:r>
+        <w:lastRenderedPageBreak/>
+        <w:t xml:space="preserve">desarrollo de sistemas de </w:t>
       </w:r>
       <w:r>
         <w:rPr>
           <w:rStyle w:val="Extranjerismo"/>
-          <w:lang w:val="es-CO"/>
         </w:rPr>
         <w:t>software</w:t>
       </w:r>
@@ -6061,7 +6307,6 @@
       <w:r>
         <w:rPr>
           <w:rStyle w:val="Extranjerismo"/>
-          <w:lang w:val="es-CO"/>
         </w:rPr>
         <w:t>software</w:t>
       </w:r>
@@ -6122,6 +6367,7 @@
         <w:rPr>
           <w:b/>
         </w:rPr>
+        <w:lastRenderedPageBreak/>
         <w:t>Descripción general del sistema</w:t>
       </w:r>
     </w:p>
@@ -6155,7 +6401,6 @@
       <w:r>
         <w:rPr>
           <w:rStyle w:val="Extranjerismo"/>
-          <w:lang w:val="es-CO"/>
         </w:rPr>
         <w:t>software</w:t>
       </w:r>
@@ -6272,6 +6517,7 @@
         <w:rPr>
           <w:b/>
         </w:rPr>
+        <w:lastRenderedPageBreak/>
         <w:t>Glosario o términos técnicos</w:t>
       </w:r>
     </w:p>
@@ -6301,12 +6547,12 @@
       </w:pPr>
       <w:bookmarkStart w:id="22" w:name="_Toc235515495"/>
       <w:r>
+        <w:lastRenderedPageBreak/>
         <w:t xml:space="preserve">Gestión de requisitos en proyectos de </w:t>
       </w:r>
       <w:r>
         <w:rPr>
           <w:rStyle w:val="Extranjerismo"/>
-          <w:lang w:val="es-CO"/>
         </w:rPr>
         <w:t>software</w:t>
       </w:r>
@@ -6319,7 +6565,6 @@
       <w:r>
         <w:rPr>
           <w:rStyle w:val="Extranjerismo"/>
-          <w:lang w:val="es-CO"/>
         </w:rPr>
         <w:t>software</w:t>
       </w:r>
@@ -6334,7 +6579,6 @@
       <w:r>
         <w:rPr>
           <w:rStyle w:val="Extranjerismo"/>
-          <w:lang w:val="es-CO"/>
         </w:rPr>
         <w:t>software</w:t>
       </w:r>
@@ -6365,6 +6609,7 @@
         <w:rPr>
           <w:b/>
         </w:rPr>
+        <w:lastRenderedPageBreak/>
         <w:t>Identificación de requisitos</w:t>
       </w:r>
       <w:r>
@@ -6468,17 +6713,19 @@
       <w:r>
         <w:rPr>
           <w:rStyle w:val="Extranjerismo"/>
-          <w:lang w:val="es-CO"/>
         </w:rPr>
         <w:t>software</w:t>
       </w:r>
       <w:r>
-        <w:t xml:space="preserve"> entregado responda de manera efectiva a las necesidades para las cuales fue diseñado. En consecuencia, este proceso se convierte en un elemento clave para el éxito de los proyectos de </w:t>
+        <w:t xml:space="preserve"> entregado responda de manera efectiva a las necesidades para las cuales fue diseñado. En consecuencia, este proceso se convierte en un elemento clave para el </w:t>
+      </w:r>
+      <w:r>
+        <w:lastRenderedPageBreak/>
+        <w:t xml:space="preserve">éxito de los proyectos de </w:t>
       </w:r>
       <w:r>
         <w:rPr>
           <w:rStyle w:val="Extranjerismo"/>
-          <w:lang w:val="es-CO"/>
         </w:rPr>
         <w:t>software</w:t>
       </w:r>
@@ -6526,7 +6773,6 @@
       <w:r>
         <w:rPr>
           <w:rStyle w:val="Extranjerismo"/>
-          <w:lang w:val="es-CO"/>
         </w:rPr>
         <w:t>software</w:t>
       </w:r>
@@ -6542,7 +6788,6 @@
       <w:r>
         <w:rPr>
           <w:rStyle w:val="Extranjerismo"/>
-          <w:lang w:val="es-CO"/>
         </w:rPr>
         <w:t>software</w:t>
       </w:r>
@@ -6552,7 +6797,6 @@
       <w:r>
         <w:rPr>
           <w:rStyle w:val="Extranjerismo"/>
-          <w:lang w:val="es-CO"/>
         </w:rPr>
         <w:t>software</w:t>
       </w:r>
@@ -6562,12 +6806,22 @@
     </w:p>
     <w:p>
       <w:r>
-        <w:t>Los requisitos fijos corresponden a aquellas funcionalidades o características del sistema que han sido definidas desde el inicio del proyecto y que deben cumplirse obligatoriamente según lo establecido en el contrato. Estos requisitos no pueden modificarse fácilmente durante el proceso de desarrollo, ya que representan compromisos formales entre las partes. Generalmente se utilizan en proyectos con enfoques tradicionales de desarrollo, donde el alcance del sistema se define de manera detallada desde las etapas iniciales.</w:t>
-      </w:r>
-    </w:p>
-    <w:p>
-      <w:r>
-        <w:t>Por otro lado, los requisitos variables son aquellos que pueden ajustarse o modificarse durante el desarrollo del proyecto en función de nuevas necesidades, cambios en el entorno organizacional o retroalimentación de los usuarios. Este tipo de requisitos se gestiona mediante procedimientos de control de cambios previamente definidos en el contrato. Los requisitos variables son más comunes en proyectos que utilizan metodologías ágiles, donde se promueve la adaptación continua a las necesidades del cliente.</w:t>
+        <w:t>Los requisitos fijos corresponden a aquellas funcionalidades o características del sistema que han sido definidas desde el inicio del proyecto y que deben cumplirse obligatoriamente según lo establecido en el contrato. Estos requisitos no pueden modificarse fácilmente durante el proceso de desarrollo, ya que representan compromisos formales entre las partes. Generalmente</w:t>
+      </w:r>
+      <w:r>
+        <w:t>,</w:t>
+      </w:r>
+      <w:r>
+        <w:t xml:space="preserve"> se utilizan en proyectos con enfoques tradicionales de desarrollo, donde el alcance del sistema se define de manera detallada desde las etapas iniciales.</w:t>
+      </w:r>
+    </w:p>
+    <w:p>
+      <w:r>
+        <w:t xml:space="preserve">Por otro lado, los requisitos variables son aquellos que pueden ajustarse o modificarse durante el desarrollo del proyecto en función de nuevas necesidades, cambios en el entorno organizacional o retroalimentación de los usuarios. Este tipo de requisitos se gestiona mediante procedimientos de control de cambios previamente definidos en el contrato. Los requisitos variables son más comunes en proyectos que </w:t>
+      </w:r>
+      <w:r>
+        <w:lastRenderedPageBreak/>
+        <w:t>utilizan metodologías ágiles, donde se promueve la adaptación continua a las necesidades del cliente.</w:t>
       </w:r>
     </w:p>
     <w:p>
@@ -6577,7 +6831,6 @@
       <w:r>
         <w:rPr>
           <w:rStyle w:val="Extranjerismo"/>
-          <w:lang w:val="es-CO"/>
         </w:rPr>
         <w:t>software</w:t>
       </w:r>
@@ -6585,7 +6838,6 @@
         <w:t xml:space="preserve"> puede establecer diferentes tipos de requisitos.</w:t>
       </w:r>
     </w:p>
-    <w:p/>
     <w:p>
       <w:r>
         <w:t>Requisitos fijos:</w:t>
@@ -6639,7 +6891,6 @@
         <w:t>El sistema debe garantizar la seguridad y protección de los datos de los usuarios.</w:t>
       </w:r>
     </w:p>
-    <w:p/>
     <w:p>
       <w:r>
         <w:t>Estos requisitos se consideran obligatorios y forman parte del alcance principal del proyecto.</w:t>
@@ -6698,7 +6949,6 @@
         <w:t>Incorporación de funcionalidades adicionales solicitadas por el cliente durante el desarrollo.</w:t>
       </w:r>
     </w:p>
-    <w:p/>
     <w:p>
       <w:r>
         <w:t>Estos requisitos pueden modificarse, ampliarse o ajustarse durante el proyecto mediante acuerdos entre el cliente y el equipo de desarrollo.</w:t>
@@ -6706,12 +6956,15 @@
     </w:p>
     <w:p>
       <w:r>
-        <w:t xml:space="preserve">La diferenciación entre requisitos fijos y variables permite establecer con mayor claridad el alcance del proyecto, definir mecanismos de control frente a cambios y evitar conflictos entre las partes involucradas. Asimismo, contribuye a mejorar la planificación, el seguimiento del desarrollo del </w:t>
+        <w:t xml:space="preserve">La diferenciación entre requisitos fijos y variables permite establecer con mayor claridad el alcance del proyecto, definir mecanismos de control frente a cambios y </w:t>
+      </w:r>
+      <w:r>
+        <w:lastRenderedPageBreak/>
+        <w:t xml:space="preserve">evitar conflictos entre las partes involucradas. Asimismo, contribuye a mejorar la planificación, el seguimiento del desarrollo del </w:t>
       </w:r>
       <w:r>
         <w:rPr>
           <w:rStyle w:val="Extranjerismo"/>
-          <w:lang w:val="es-CO"/>
         </w:rPr>
         <w:t>software</w:t>
       </w:r>
@@ -6726,7 +6979,6 @@
       <w:r>
         <w:rPr>
           <w:rStyle w:val="Extranjerismo"/>
-          <w:lang w:val="es-CO"/>
         </w:rPr>
         <w:t>software</w:t>
       </w:r>
@@ -6765,6 +7017,7 @@
           <w:p>
             <w:pPr>
               <w:pStyle w:val="TextoTablas"/>
+              <w:spacing w:line="360" w:lineRule="auto"/>
             </w:pPr>
             <w:r>
               <w:t>Característica</w:t>
@@ -6778,6 +7031,7 @@
           <w:p>
             <w:pPr>
               <w:pStyle w:val="TextoTablas"/>
+              <w:spacing w:line="360" w:lineRule="auto"/>
             </w:pPr>
             <w:r>
               <w:t>Requisitos fijos</w:t>
@@ -6791,6 +7045,7 @@
           <w:p>
             <w:pPr>
               <w:pStyle w:val="TextoTablas"/>
+              <w:spacing w:line="360" w:lineRule="auto"/>
             </w:pPr>
             <w:r>
               <w:t>Requisitos variables</w:t>
@@ -6809,6 +7064,7 @@
           <w:p>
             <w:pPr>
               <w:pStyle w:val="TextoTablas"/>
+              <w:spacing w:line="360" w:lineRule="auto"/>
             </w:pPr>
             <w:r>
               <w:t>Definición</w:t>
@@ -6822,6 +7078,7 @@
           <w:p>
             <w:pPr>
               <w:pStyle w:val="TextoTablas"/>
+              <w:spacing w:line="360" w:lineRule="auto"/>
             </w:pPr>
             <w:r>
               <w:t>Son requisitos definidos desde el inicio del proyecto y que deben cumplirse obligatoriamente según lo establecido en el contrato.</w:t>
@@ -6835,6 +7092,7 @@
           <w:p>
             <w:pPr>
               <w:pStyle w:val="TextoTablas"/>
+              <w:spacing w:line="360" w:lineRule="auto"/>
             </w:pPr>
             <w:r>
               <w:t>Son requisitos que pueden modificarse o ajustarse durante el desarrollo del proyecto.</w:t>
@@ -6850,6 +7108,7 @@
           <w:p>
             <w:pPr>
               <w:pStyle w:val="TextoTablas"/>
+              <w:spacing w:line="360" w:lineRule="auto"/>
             </w:pPr>
             <w:r>
               <w:t>Flexibilidad</w:t>
@@ -6863,6 +7122,7 @@
           <w:p>
             <w:pPr>
               <w:pStyle w:val="TextoTablas"/>
+              <w:spacing w:line="360" w:lineRule="auto"/>
             </w:pPr>
             <w:r>
               <w:t>Presentan baja flexibilidad, ya que los cambios suelen implicar modificaciones contractuales.</w:t>
@@ -6876,6 +7136,7 @@
           <w:p>
             <w:pPr>
               <w:pStyle w:val="TextoTablas"/>
+              <w:spacing w:line="360" w:lineRule="auto"/>
             </w:pPr>
             <w:r>
               <w:t>Presentan mayor flexibilidad y pueden adaptarse a nuevas necesidades del cliente o del entorno.</w:t>
@@ -6894,6 +7155,7 @@
           <w:p>
             <w:pPr>
               <w:pStyle w:val="TextoTablas"/>
+              <w:spacing w:line="360" w:lineRule="auto"/>
             </w:pPr>
             <w:r>
               <w:t>Momento de definición</w:t>
@@ -6907,6 +7169,7 @@
           <w:p>
             <w:pPr>
               <w:pStyle w:val="TextoTablas"/>
+              <w:spacing w:line="360" w:lineRule="auto"/>
             </w:pPr>
             <w:r>
               <w:t>Se establecen en las etapas iniciales del proyecto.</w:t>
@@ -6920,6 +7183,7 @@
           <w:p>
             <w:pPr>
               <w:pStyle w:val="TextoTablas"/>
+              <w:spacing w:line="360" w:lineRule="auto"/>
             </w:pPr>
             <w:r>
               <w:t>Pueden definirse o modificarse durante las iteraciones del desarrollo.</w:t>
@@ -6935,8 +7199,10 @@
           <w:p>
             <w:pPr>
               <w:pStyle w:val="TextoTablas"/>
+              <w:spacing w:line="360" w:lineRule="auto"/>
             </w:pPr>
             <w:r>
+              <w:lastRenderedPageBreak/>
               <w:t>Metodologías asociadas</w:t>
             </w:r>
           </w:p>
@@ -6948,6 +7214,7 @@
           <w:p>
             <w:pPr>
               <w:pStyle w:val="TextoTablas"/>
+              <w:spacing w:line="360" w:lineRule="auto"/>
             </w:pPr>
             <w:r>
               <w:t>Comunes en metodologías tradicionales o en modelos predictivos de desarrollo.</w:t>
@@ -6961,6 +7228,7 @@
           <w:p>
             <w:pPr>
               <w:pStyle w:val="TextoTablas"/>
+              <w:spacing w:line="360" w:lineRule="auto"/>
             </w:pPr>
             <w:r>
               <w:t>Frecuentes en metodologías ágiles que permiten adaptación continua.</w:t>
@@ -6979,6 +7247,7 @@
           <w:p>
             <w:pPr>
               <w:pStyle w:val="TextoTablas"/>
+              <w:spacing w:line="360" w:lineRule="auto"/>
             </w:pPr>
             <w:r>
               <w:t>Gestión de cambios</w:t>
@@ -6992,6 +7261,7 @@
           <w:p>
             <w:pPr>
               <w:pStyle w:val="TextoTablas"/>
+              <w:spacing w:line="360" w:lineRule="auto"/>
             </w:pPr>
             <w:r>
               <w:t>Requieren procesos formales de gestión contractual para cualquier modificación.</w:t>
@@ -7005,6 +7275,7 @@
           <w:p>
             <w:pPr>
               <w:pStyle w:val="TextoTablas"/>
+              <w:spacing w:line="360" w:lineRule="auto"/>
             </w:pPr>
             <w:r>
               <w:t>Se gestionan mediante mecanismos de control de cambios dentro del proyecto.</w:t>
@@ -7031,7 +7302,6 @@
       <w:r>
         <w:rPr>
           <w:rStyle w:val="Extranjerismo"/>
-          <w:lang w:val="es-CO"/>
         </w:rPr>
         <w:t>software</w:t>
       </w:r>
@@ -7058,6 +7328,7 @@
         </w:numPr>
       </w:pPr>
       <w:r>
+        <w:lastRenderedPageBreak/>
         <w:t>Registro y documentación estructurada de requisitos funcionales y no funcionales.</w:t>
       </w:r>
     </w:p>
@@ -7128,7 +7399,6 @@
       <w:r>
         <w:rPr>
           <w:rStyle w:val="Extranjerismo"/>
-          <w:lang w:val="es-CO"/>
         </w:rPr>
         <w:t>software</w:t>
       </w:r>
@@ -7136,15 +7406,19 @@
         <w:t xml:space="preserve"> de mediana y gran escala, donde la cantidad de requisitos y la participación de múltiples actores hacen necesario contar con mecanismos que permitan mantener la información organizada y actualizada.</w:t>
       </w:r>
     </w:p>
-    <w:p/>
-    <w:p>
-      <w:r>
-        <w:t xml:space="preserve">En la actualidad existen diversas herramientas utilizadas en la industria del </w:t>
+    <w:p>
+      <w:r>
+        <w:t>En la actualidad</w:t>
+      </w:r>
+      <w:r>
+        <w:t>,</w:t>
+      </w:r>
+      <w:r>
+        <w:t xml:space="preserve"> existen diversas herramientas utilizadas en la industria del </w:t>
       </w:r>
       <w:r>
         <w:rPr>
           <w:rStyle w:val="Extranjerismo"/>
-          <w:lang w:val="es-CO"/>
         </w:rPr>
         <w:t>software</w:t>
       </w:r>
@@ -7153,24 +7427,49 @@
       </w:r>
     </w:p>
     <w:p>
-      <w:r>
+      <w:pPr>
+        <w:pStyle w:val="Prrafodelista"/>
+        <w:numPr>
+          <w:ilvl w:val="0"/>
+          <w:numId w:val="27"/>
+        </w:numPr>
+      </w:pPr>
+      <w:r>
+        <w:rPr>
+          <w:b/>
+        </w:rPr>
         <w:t xml:space="preserve">IBM </w:t>
       </w:r>
       <w:proofErr w:type="spellStart"/>
       <w:r>
+        <w:rPr>
+          <w:b/>
+        </w:rPr>
         <w:t>Engineering</w:t>
       </w:r>
       <w:proofErr w:type="spellEnd"/>
       <w:r>
+        <w:rPr>
+          <w:b/>
+        </w:rPr>
         <w:t xml:space="preserve"> </w:t>
       </w:r>
       <w:proofErr w:type="spellStart"/>
       <w:r>
+        <w:rPr>
+          <w:b/>
+        </w:rPr>
         <w:t>Requirements</w:t>
       </w:r>
       <w:proofErr w:type="spellEnd"/>
       <w:r>
-        <w:t xml:space="preserve"> Management DOORS: herramienta ampliamente utilizada en proyectos complejos de ingeniería y desarrollo de sistemas. Permite gestionar grandes volúmenes de requisitos y mantener trazabilidad detallada entre ellos.</w:t>
+        <w:rPr>
+          <w:b/>
+        </w:rPr>
+        <w:t xml:space="preserve"> Management DOORS</w:t>
+      </w:r>
+      <w:r>
+        <w:t>: herramienta ampliamente utilizada en proyectos complejos de ingeniería y desarrollo de sistemas. Permite gestionar grandes volúmenes de requisitos y mantener trazabilidad detallada entre ellos.</w:t>
       </w:r>
     </w:p>
     <w:p>
@@ -7185,13 +7484,13 @@
         <w:rPr>
           <w:b/>
         </w:rPr>
+        <w:lastRenderedPageBreak/>
         <w:t xml:space="preserve">Jira </w:t>
       </w:r>
       <w:r>
         <w:rPr>
           <w:rStyle w:val="Extranjerismo"/>
           <w:b/>
-          <w:lang w:val="es-CO"/>
         </w:rPr>
         <w:t>Software</w:t>
       </w:r>
@@ -7201,7 +7500,6 @@
       <w:r>
         <w:rPr>
           <w:rStyle w:val="Extranjerismo"/>
-          <w:lang w:val="es-CO"/>
         </w:rPr>
         <w:t>software</w:t>
       </w:r>
@@ -7305,6 +7603,7 @@
         <w:rPr>
           <w:b/>
         </w:rPr>
+        <w:lastRenderedPageBreak/>
         <w:t>Herramientas especializadas en gestión de requisitos</w:t>
       </w:r>
       <w:r>
@@ -7365,7 +7664,6 @@
       <w:r>
         <w:rPr>
           <w:rStyle w:val="Extranjerismo"/>
-          <w:lang w:val="es-CO"/>
         </w:rPr>
         <w:t>Software</w:t>
       </w:r>
@@ -7375,7 +7673,6 @@
       <w:r>
         <w:rPr>
           <w:rStyle w:val="Extranjerismo"/>
-          <w:lang w:val="es-CO"/>
         </w:rPr>
         <w:t>software</w:t>
       </w:r>
@@ -7398,12 +7695,15 @@
         <w:t>Herramientas colaborativas de documentación</w:t>
       </w:r>
       <w:r>
-        <w:t xml:space="preserve">: son plataformas que permiten crear, organizar y compartir documentación del proyecto de manera colaborativa. Aunque no están diseñadas exclusivamente para la gestión de requisitos, suelen utilizarse para documentar especificaciones, historias de usuario, manuales y otros artefactos relacionados con el desarrollo del </w:t>
+        <w:t xml:space="preserve">: son plataformas que permiten crear, organizar y compartir documentación del proyecto de manera colaborativa. Aunque no están diseñadas exclusivamente para la gestión de requisitos, suelen utilizarse para documentar especificaciones, </w:t>
+      </w:r>
+      <w:r>
+        <w:lastRenderedPageBreak/>
+        <w:t xml:space="preserve">historias de usuario, manuales y otros artefactos relacionados con el desarrollo del </w:t>
       </w:r>
       <w:r>
         <w:rPr>
           <w:rStyle w:val="Extranjerismo"/>
-          <w:lang w:val="es-CO"/>
         </w:rPr>
         <w:t>software</w:t>
       </w:r>
@@ -7431,7 +7731,6 @@
       <w:r>
         <w:rPr>
           <w:rStyle w:val="Extranjerismo"/>
-          <w:lang w:val="es-CO"/>
         </w:rPr>
         <w:t>software</w:t>
       </w:r>
@@ -7469,6 +7768,7 @@
           <w:p>
             <w:pPr>
               <w:pStyle w:val="TextoTablas"/>
+              <w:spacing w:line="360" w:lineRule="auto"/>
             </w:pPr>
             <w:r>
               <w:t>Característica</w:t>
@@ -7482,6 +7782,7 @@
           <w:p>
             <w:pPr>
               <w:pStyle w:val="TextoTablas"/>
+              <w:spacing w:line="360" w:lineRule="auto"/>
             </w:pPr>
             <w:r>
               <w:t>Descripción</w:t>
@@ -7500,6 +7801,7 @@
           <w:p>
             <w:pPr>
               <w:pStyle w:val="TextoTablas"/>
+              <w:spacing w:line="360" w:lineRule="auto"/>
             </w:pPr>
             <w:r>
               <w:t>Gestión estructurada de requisitos</w:t>
@@ -7513,6 +7815,7 @@
           <w:p>
             <w:pPr>
               <w:pStyle w:val="TextoTablas"/>
+              <w:spacing w:line="360" w:lineRule="auto"/>
             </w:pPr>
             <w:r>
               <w:t>Permite registrar, organizar y clasificar los requisitos funcionales y no funcionales del sistema de forma ordenada.</w:t>
@@ -7528,6 +7831,7 @@
           <w:p>
             <w:pPr>
               <w:pStyle w:val="TextoTablas"/>
+              <w:spacing w:line="360" w:lineRule="auto"/>
             </w:pPr>
             <w:r>
               <w:t>Trazabilidad</w:t>
@@ -7541,9 +7845,16 @@
           <w:p>
             <w:pPr>
               <w:pStyle w:val="TextoTablas"/>
+              <w:spacing w:line="360" w:lineRule="auto"/>
             </w:pPr>
             <w:r>
-              <w:t>Posibilita relacionar los requisitos con otros elementos del proyecto como casos de uso, diseño, desarrollo y pruebas.</w:t>
+              <w:t>Posibilita relacionar los requisitos con otros elementos del proyecto</w:t>
+            </w:r>
+            <w:r>
+              <w:t>,</w:t>
+            </w:r>
+            <w:r>
+              <w:t xml:space="preserve"> como casos de uso, diseño, desarrollo y pruebas.</w:t>
             </w:r>
           </w:p>
         </w:tc>
@@ -7559,6 +7870,7 @@
           <w:p>
             <w:pPr>
               <w:pStyle w:val="TextoTablas"/>
+              <w:spacing w:line="360" w:lineRule="auto"/>
             </w:pPr>
             <w:r>
               <w:t>Control de versiones</w:t>
@@ -7572,6 +7884,7 @@
           <w:p>
             <w:pPr>
               <w:pStyle w:val="TextoTablas"/>
+              <w:spacing w:line="360" w:lineRule="auto"/>
             </w:pPr>
             <w:r>
               <w:t>Permite mantener un historial de cambios realizados en los requisitos a lo largo del proyecto.</w:t>
@@ -7587,6 +7900,7 @@
           <w:p>
             <w:pPr>
               <w:pStyle w:val="TextoTablas"/>
+              <w:spacing w:line="360" w:lineRule="auto"/>
             </w:pPr>
             <w:r>
               <w:t>Gestión de cambios</w:t>
@@ -7600,6 +7914,7 @@
           <w:p>
             <w:pPr>
               <w:pStyle w:val="TextoTablas"/>
+              <w:spacing w:line="360" w:lineRule="auto"/>
             </w:pPr>
             <w:r>
               <w:t>Facilita registrar, evaluar y aprobar modificaciones en los requisitos del sistema.</w:t>
@@ -7618,6 +7933,7 @@
           <w:p>
             <w:pPr>
               <w:pStyle w:val="TextoTablas"/>
+              <w:spacing w:line="360" w:lineRule="auto"/>
             </w:pPr>
             <w:r>
               <w:t>Colaboración entre equipos</w:t>
@@ -7631,6 +7947,7 @@
           <w:p>
             <w:pPr>
               <w:pStyle w:val="TextoTablas"/>
+              <w:spacing w:line="360" w:lineRule="auto"/>
             </w:pPr>
             <w:r>
               <w:t>Permite que diferentes miembros del proyecto participen en la revisión, actualización y validación de los requisitos.</w:t>
@@ -7646,8 +7963,10 @@
           <w:p>
             <w:pPr>
               <w:pStyle w:val="TextoTablas"/>
+              <w:spacing w:line="360" w:lineRule="auto"/>
             </w:pPr>
             <w:r>
+              <w:lastRenderedPageBreak/>
               <w:t>Generación de reportes</w:t>
             </w:r>
           </w:p>
@@ -7659,6 +7978,7 @@
           <w:p>
             <w:pPr>
               <w:pStyle w:val="TextoTablas"/>
+              <w:spacing w:line="360" w:lineRule="auto"/>
             </w:pPr>
             <w:r>
               <w:t>Apoya el seguimiento del avance del proyecto mediante informes que permiten analizar el estado de los requisitos.</w:t>
@@ -7675,7 +7995,6 @@
       <w:r>
         <w:rPr>
           <w:rStyle w:val="Extranjerismo"/>
-          <w:lang w:val="es-CO"/>
         </w:rPr>
         <w:t>software</w:t>
       </w:r>
@@ -7700,7 +8019,6 @@
       <w:r>
         <w:rPr>
           <w:rStyle w:val="Extranjerismo"/>
-          <w:lang w:val="es-CO"/>
         </w:rPr>
         <w:t>software</w:t>
       </w:r>
@@ -7715,7 +8033,6 @@
       <w:r>
         <w:rPr>
           <w:rStyle w:val="Extranjerismo"/>
-          <w:lang w:val="es-CO"/>
         </w:rPr>
         <w:t>software</w:t>
       </w:r>
@@ -7725,7 +8042,11 @@
     </w:p>
     <w:p>
       <w:r>
-        <w:t>Un proceso adecuado de control de cambios contribuye a evitar inconsistencias en la documentación, prevenir errores en el desarrollo del sistema y garantizar que todos los participantes del proyecto tengan claridad sobre las modificaciones realizadas.</w:t>
+        <w:t xml:space="preserve">Un proceso adecuado de control de cambios contribuye a evitar inconsistencias en la documentación, prevenir errores en el desarrollo del sistema y garantizar que </w:t>
+      </w:r>
+      <w:r>
+        <w:lastRenderedPageBreak/>
+        <w:t>todos los participantes del proyecto tengan claridad sobre las modificaciones realizadas.</w:t>
       </w:r>
     </w:p>
     <w:p>
@@ -7756,7 +8077,6 @@
         <w:t>Un miembro del equipo, un usuario o el cliente identifica la necesidad de modificar, eliminar o agregar un requisito. Esta solicitud se registra formalmente mediante un documento o herramienta de gestión de requisitos.</w:t>
       </w:r>
     </w:p>
-    <w:p/>
     <w:p>
       <w:pPr>
         <w:pStyle w:val="Prrafodelista"/>
@@ -7768,6 +8088,8 @@
           <w:b/>
         </w:rPr>
       </w:pPr>
+      <w:bookmarkStart w:id="29" w:name="_GoBack"/>
+      <w:bookmarkEnd w:id="29"/>
       <w:r>
         <w:rPr>
           <w:b/>
@@ -7851,12 +8173,12 @@
     </w:p>
     <w:p>
       <w:r>
+        <w:lastRenderedPageBreak/>
         <w:t xml:space="preserve">En muchos proyectos de </w:t>
       </w:r>
       <w:r>
         <w:rPr>
           <w:rStyle w:val="Extranjerismo"/>
-          <w:lang w:val="es-CO"/>
         </w:rPr>
         <w:t>software</w:t>
       </w:r>
@@ -7871,7 +8193,6 @@
       <w:r>
         <w:rPr>
           <w:rStyle w:val="Extranjerismo"/>
-          <w:lang w:val="es-CO"/>
         </w:rPr>
         <w:t>software</w:t>
       </w:r>
@@ -7884,11 +8205,12 @@
       <w:pPr>
         <w:pStyle w:val="Titulosgenerales"/>
       </w:pPr>
-      <w:bookmarkStart w:id="29" w:name="_Toc235515501"/>
-      <w:r>
+      <w:bookmarkStart w:id="30" w:name="_Toc235515501"/>
+      <w:r>
+        <w:lastRenderedPageBreak/>
         <w:t>Síntesis</w:t>
       </w:r>
-      <w:bookmarkEnd w:id="29"/>
+      <w:bookmarkEnd w:id="30"/>
     </w:p>
     <w:p>
       <w:pPr>
@@ -7905,7 +8227,6 @@
       <w:r>
         <w:rPr>
           <w:rStyle w:val="Extranjerismo"/>
-          <w:lang w:val="es-CO"/>
         </w:rPr>
         <w:t>software</w:t>
       </w:r>
@@ -7918,7 +8239,6 @@
       <w:r>
         <w:rPr>
           <w:rStyle w:val="Extranjerismo"/>
-          <w:lang w:val="es-CO"/>
         </w:rPr>
         <w:t>software</w:t>
       </w:r>
@@ -8008,13 +8328,14 @@
       <w:pPr>
         <w:pStyle w:val="Titulosgenerales"/>
       </w:pPr>
-      <w:bookmarkStart w:id="30" w:name="_Toc176443725"/>
-      <w:bookmarkStart w:id="31" w:name="_Toc235515502"/>
-      <w:r>
+      <w:bookmarkStart w:id="31" w:name="_Toc176443725"/>
+      <w:bookmarkStart w:id="32" w:name="_Toc235515502"/>
+      <w:r>
+        <w:lastRenderedPageBreak/>
         <w:t>Glosario</w:t>
       </w:r>
-      <w:bookmarkEnd w:id="30"/>
       <w:bookmarkEnd w:id="31"/>
+      <w:bookmarkEnd w:id="32"/>
     </w:p>
     <w:p>
       <w:pPr>
@@ -8038,7 +8359,6 @@
       <w:r>
         <w:rPr>
           <w:rStyle w:val="Extranjerismo"/>
-          <w:lang w:val="es-CO"/>
         </w:rPr>
         <w:t>software</w:t>
       </w:r>
@@ -8131,7 +8451,6 @@
       <w:r>
         <w:rPr>
           <w:rStyle w:val="Extranjerismo"/>
-          <w:lang w:val="es-CO"/>
         </w:rPr>
         <w:t>software</w:t>
       </w:r>
@@ -8164,7 +8483,6 @@
       <w:r>
         <w:rPr>
           <w:rStyle w:val="Extranjerismo"/>
-          <w:lang w:val="es-CO"/>
         </w:rPr>
         <w:t>software</w:t>
       </w:r>
@@ -8186,6 +8504,7 @@
           <w:b/>
           <w:lang w:eastAsia="es-CO"/>
         </w:rPr>
+        <w:lastRenderedPageBreak/>
         <w:t>Prototipo</w:t>
       </w:r>
       <w:r>
@@ -8197,7 +8516,6 @@
       <w:r>
         <w:rPr>
           <w:rStyle w:val="Extranjerismo"/>
-          <w:lang w:val="es-CO"/>
         </w:rPr>
         <w:t>software</w:t>
       </w:r>
@@ -8230,7 +8548,6 @@
       <w:r>
         <w:rPr>
           <w:rStyle w:val="Extranjerismo"/>
-          <w:lang w:val="es-CO"/>
         </w:rPr>
         <w:t>software</w:t>
       </w:r>
@@ -8304,16 +8621,17 @@
           <w:lang w:val="es-MX"/>
         </w:rPr>
       </w:pPr>
-      <w:bookmarkStart w:id="32" w:name="_Toc176443726"/>
-      <w:bookmarkStart w:id="33" w:name="_Toc235515503"/>
+      <w:bookmarkStart w:id="33" w:name="_Toc176443726"/>
+      <w:bookmarkStart w:id="34" w:name="_Toc235515503"/>
       <w:r>
         <w:rPr>
           <w:lang w:val="es-MX"/>
         </w:rPr>
+        <w:lastRenderedPageBreak/>
         <w:t>Referencias bibliográficas</w:t>
       </w:r>
-      <w:bookmarkEnd w:id="32"/>
       <w:bookmarkEnd w:id="33"/>
+      <w:bookmarkEnd w:id="34"/>
     </w:p>
     <w:p>
       <w:pPr>
@@ -8344,13 +8662,13 @@
     <w:p>
       <w:pPr>
         <w:rPr>
-          <w:lang w:val="en-US" w:eastAsia="es-CO"/>
-        </w:rPr>
-      </w:pPr>
-      <w:r>
-        <w:rPr>
           <w:lang w:val="es-MX" w:eastAsia="es-CO"/>
         </w:rPr>
+      </w:pPr>
+      <w:r>
+        <w:rPr>
+          <w:lang w:val="es-MX" w:eastAsia="es-CO"/>
+        </w:rPr>
         <w:t xml:space="preserve">IEEE </w:t>
       </w:r>
       <w:proofErr w:type="spellStart"/>
@@ -8384,7 +8702,6 @@
       <w:r>
         <w:rPr>
           <w:rStyle w:val="Extranjerismo"/>
-          <w:lang w:val="es-CO"/>
         </w:rPr>
         <w:t>software</w:t>
       </w:r>
@@ -8392,37 +8709,136 @@
         <w:rPr>
           <w:lang w:val="es-MX" w:eastAsia="es-CO"/>
         </w:rPr>
-        <w:t xml:space="preserve"> (3.ª ed.). </w:t>
-      </w:r>
-      <w:r>
-        <w:rPr>
-          <w:lang w:val="en-US" w:eastAsia="es-CO"/>
-        </w:rPr>
-        <w:t>IEEE Computer Society Press.</w:t>
-      </w:r>
-    </w:p>
-    <w:p>
-      <w:pPr>
+        <w:t xml:space="preserve"> (3.ª ed.). IEEE </w:t>
+      </w:r>
+      <w:proofErr w:type="spellStart"/>
+      <w:r>
         <w:rPr>
           <w:lang w:val="es-MX" w:eastAsia="es-CO"/>
         </w:rPr>
-      </w:pPr>
-      <w:r>
-        <w:rPr>
-          <w:lang w:val="en-US" w:eastAsia="es-CO"/>
-        </w:rPr>
-        <w:t xml:space="preserve">International Organization for Standardization, International Electrotechnical Commission, &amp; IEEE. </w:t>
-      </w:r>
+        <w:t>Computer</w:t>
+      </w:r>
+      <w:proofErr w:type="spellEnd"/>
       <w:r>
         <w:rPr>
           <w:lang w:val="es-MX" w:eastAsia="es-CO"/>
         </w:rPr>
-        <w:t xml:space="preserve">(2018). ISO/IEC/IEEE 29148:2018. Ingeniería de sistemas y </w:t>
+        <w:t xml:space="preserve"> </w:t>
+      </w:r>
+      <w:proofErr w:type="spellStart"/>
+      <w:r>
+        <w:rPr>
+          <w:lang w:val="es-MX" w:eastAsia="es-CO"/>
+        </w:rPr>
+        <w:t>Society</w:t>
+      </w:r>
+      <w:proofErr w:type="spellEnd"/>
+      <w:r>
+        <w:rPr>
+          <w:lang w:val="es-MX" w:eastAsia="es-CO"/>
+        </w:rPr>
+        <w:t xml:space="preserve"> </w:t>
+      </w:r>
+      <w:proofErr w:type="spellStart"/>
+      <w:r>
+        <w:rPr>
+          <w:lang w:val="es-MX" w:eastAsia="es-CO"/>
+        </w:rPr>
+        <w:t>Press</w:t>
+      </w:r>
+      <w:proofErr w:type="spellEnd"/>
+      <w:r>
+        <w:rPr>
+          <w:lang w:val="es-MX" w:eastAsia="es-CO"/>
+        </w:rPr>
+        <w:t>.</w:t>
+      </w:r>
+    </w:p>
+    <w:p>
+      <w:pPr>
+        <w:rPr>
+          <w:lang w:val="es-MX" w:eastAsia="es-CO"/>
+        </w:rPr>
+      </w:pPr>
+      <w:r>
+        <w:rPr>
+          <w:lang w:val="es-MX" w:eastAsia="es-CO"/>
+        </w:rPr>
+        <w:t xml:space="preserve">International </w:t>
+      </w:r>
+      <w:proofErr w:type="spellStart"/>
+      <w:r>
+        <w:rPr>
+          <w:lang w:val="es-MX" w:eastAsia="es-CO"/>
+        </w:rPr>
+        <w:t>Organization</w:t>
+      </w:r>
+      <w:proofErr w:type="spellEnd"/>
+      <w:r>
+        <w:rPr>
+          <w:lang w:val="es-MX" w:eastAsia="es-CO"/>
+        </w:rPr>
+        <w:t xml:space="preserve"> </w:t>
+      </w:r>
+      <w:proofErr w:type="spellStart"/>
+      <w:r>
+        <w:rPr>
+          <w:lang w:val="es-MX" w:eastAsia="es-CO"/>
+        </w:rPr>
+        <w:t>for</w:t>
+      </w:r>
+      <w:proofErr w:type="spellEnd"/>
+      <w:r>
+        <w:rPr>
+          <w:lang w:val="es-MX" w:eastAsia="es-CO"/>
+        </w:rPr>
+        <w:t xml:space="preserve"> </w:t>
+      </w:r>
+      <w:proofErr w:type="spellStart"/>
+      <w:r>
+        <w:rPr>
+          <w:lang w:val="es-MX" w:eastAsia="es-CO"/>
+        </w:rPr>
+        <w:t>Standardization</w:t>
+      </w:r>
+      <w:proofErr w:type="spellEnd"/>
+      <w:r>
+        <w:rPr>
+          <w:lang w:val="es-MX" w:eastAsia="es-CO"/>
+        </w:rPr>
+        <w:t xml:space="preserve">, International </w:t>
+      </w:r>
+      <w:proofErr w:type="spellStart"/>
+      <w:r>
+        <w:rPr>
+          <w:lang w:val="es-MX" w:eastAsia="es-CO"/>
+        </w:rPr>
+        <w:t>Electrotechnical</w:t>
+      </w:r>
+      <w:proofErr w:type="spellEnd"/>
+      <w:r>
+        <w:rPr>
+          <w:lang w:val="es-MX" w:eastAsia="es-CO"/>
+        </w:rPr>
+        <w:t xml:space="preserve"> </w:t>
+      </w:r>
+      <w:proofErr w:type="spellStart"/>
+      <w:r>
+        <w:rPr>
+          <w:lang w:val="es-MX" w:eastAsia="es-CO"/>
+        </w:rPr>
+        <w:t>Commission</w:t>
+      </w:r>
+      <w:proofErr w:type="spellEnd"/>
+      <w:r>
+        <w:rPr>
+          <w:lang w:val="es-MX" w:eastAsia="es-CO"/>
+        </w:rPr>
+        <w:t xml:space="preserve">, &amp; IEEE. (2018). ISO/IEC/IEEE 29148:2018. Ingeniería de sistemas y </w:t>
       </w:r>
       <w:r>
         <w:rPr>
           <w:rStyle w:val="Extranjerismo"/>
-          <w:lang w:val="es-CO"/>
         </w:rPr>
         <w:t>software</w:t>
       </w:r>
@@ -8482,7 +8898,6 @@
       <w:r>
         <w:rPr>
           <w:rStyle w:val="Extranjerismo"/>
-          <w:lang w:val="es-CO"/>
         </w:rPr>
         <w:t>software</w:t>
       </w:r>
@@ -8496,13 +8911,13 @@
     <w:p>
       <w:pPr>
         <w:rPr>
-          <w:lang w:val="en-US" w:eastAsia="es-CO"/>
-        </w:rPr>
-      </w:pPr>
-      <w:r>
-        <w:rPr>
           <w:lang w:val="es-MX" w:eastAsia="es-CO"/>
         </w:rPr>
+      </w:pPr>
+      <w:r>
+        <w:rPr>
+          <w:lang w:val="es-MX" w:eastAsia="es-CO"/>
+        </w:rPr>
         <w:t xml:space="preserve">Pressman, Roger S., &amp; </w:t>
       </w:r>
       <w:proofErr w:type="spellStart"/>
@@ -8522,7 +8937,6 @@
       <w:r>
         <w:rPr>
           <w:rStyle w:val="Extranjerismo"/>
-          <w:lang w:val="es-CO"/>
         </w:rPr>
         <w:t>software</w:t>
       </w:r>
@@ -8530,40 +8944,34 @@
         <w:rPr>
           <w:lang w:val="es-MX" w:eastAsia="es-CO"/>
         </w:rPr>
-        <w:t xml:space="preserve">: un enfoque práctico (9.ª ed.). </w:t>
-      </w:r>
-      <w:r>
-        <w:rPr>
-          <w:lang w:val="en-US" w:eastAsia="es-CO"/>
-        </w:rPr>
-        <w:t>McGraw-Hill Education.</w:t>
-      </w:r>
-    </w:p>
-    <w:p>
-      <w:pPr>
+        <w:t xml:space="preserve">: un enfoque práctico (9.ª ed.). McGraw-Hill </w:t>
+      </w:r>
+      <w:proofErr w:type="spellStart"/>
+      <w:r>
         <w:rPr>
           <w:lang w:val="es-MX" w:eastAsia="es-CO"/>
         </w:rPr>
-      </w:pPr>
-      <w:r>
-        <w:rPr>
-          <w:lang w:val="en-US" w:eastAsia="es-CO"/>
-        </w:rPr>
-        <w:t xml:space="preserve">Sommerville, Ian (2016). </w:t>
-      </w:r>
-      <w:proofErr w:type="spellStart"/>
-      <w:r>
-        <w:rPr>
-          <w:lang w:val="en-US" w:eastAsia="es-CO"/>
-        </w:rPr>
-        <w:t>Ingeniería</w:t>
+        <w:t>Education</w:t>
       </w:r>
       <w:proofErr w:type="spellEnd"/>
       <w:r>
         <w:rPr>
-          <w:lang w:val="en-US" w:eastAsia="es-CO"/>
-        </w:rPr>
-        <w:t xml:space="preserve"> del </w:t>
+          <w:lang w:val="es-MX" w:eastAsia="es-CO"/>
+        </w:rPr>
+        <w:t>.</w:t>
+      </w:r>
+    </w:p>
+    <w:p>
+      <w:pPr>
+        <w:rPr>
+          <w:lang w:val="es-MX" w:eastAsia="es-CO"/>
+        </w:rPr>
+      </w:pPr>
+      <w:r>
+        <w:rPr>
+          <w:lang w:val="es-MX" w:eastAsia="es-CO"/>
+        </w:rPr>
+        <w:t xml:space="preserve">Sommerville, Ian (2016). Ingeniería del </w:t>
       </w:r>
       <w:r>
         <w:rPr>
@@ -8573,15 +8981,9 @@
       </w:r>
       <w:r>
         <w:rPr>
-          <w:lang w:val="en-US" w:eastAsia="es-CO"/>
-        </w:rPr>
-        <w:t xml:space="preserve"> (10.ª ed.). </w:t>
-      </w:r>
-      <w:r>
-        <w:rPr>
           <w:lang w:val="es-MX" w:eastAsia="es-CO"/>
         </w:rPr>
-        <w:t>Pearson Educación.</w:t>
+        <w:t xml:space="preserve"> (10.ª ed.). Pearson Educación.</w:t>
       </w:r>
     </w:p>
     <w:p>
@@ -8615,13 +9017,14 @@
       <w:pPr>
         <w:pStyle w:val="Titulosgenerales"/>
       </w:pPr>
-      <w:bookmarkStart w:id="34" w:name="_Toc176443727"/>
-      <w:bookmarkStart w:id="35" w:name="_Toc235515504"/>
-      <w:r>
+      <w:bookmarkStart w:id="35" w:name="_Toc176443727"/>
+      <w:bookmarkStart w:id="36" w:name="_Toc235515504"/>
+      <w:r>
+        <w:lastRenderedPageBreak/>
         <w:t>Créditos</w:t>
       </w:r>
-      <w:bookmarkEnd w:id="34"/>
       <w:bookmarkEnd w:id="35"/>
+      <w:bookmarkEnd w:id="36"/>
     </w:p>
     <w:tbl>
       <w:tblPr>
@@ -8753,7 +9156,7 @@
               </w:rPr>
             </w:pPr>
             <w:r>
-              <w:t>Profesional G06. Responsable Ecosistema de Recursos Educativos Digitales (RED)</w:t>
+              <w:t>Profesional G06. Responsable Ecosistema Virtual de Recursos Educativos Digitales</w:t>
             </w:r>
           </w:p>
         </w:tc>
@@ -8990,14 +9393,13 @@
                 <w:lang w:val="es-ES" w:eastAsia="es-CO"/>
               </w:rPr>
             </w:pPr>
+            <w:proofErr w:type="spellStart"/>
             <w:r>
-              <w:t xml:space="preserve">Manuel Felipe </w:t>
+              <w:t>Sebastian</w:t>
             </w:r>
+            <w:proofErr w:type="spellEnd"/>
             <w:r>
-              <w:t>Echavarría</w:t>
-            </w:r>
-            <w:r>
-              <w:t xml:space="preserve"> Orozco</w:t>
+              <w:t xml:space="preserve"> Trujillo Afanador</w:t>
             </w:r>
           </w:p>
         </w:tc>
@@ -9064,8 +9466,13 @@
               </w:rPr>
             </w:pPr>
             <w:r>
-              <w:t>Gilberto Junior Rodríguez Rodríguez</w:t>
+              <w:t xml:space="preserve">Gilberto Junior Rodríguez </w:t>
             </w:r>
+            <w:proofErr w:type="spellStart"/>
+            <w:r>
+              <w:t>Rodríguez</w:t>
+            </w:r>
+            <w:proofErr w:type="spellEnd"/>
           </w:p>
         </w:tc>
         <w:tc>
@@ -9185,6 +9592,7 @@
               </w:rPr>
             </w:pPr>
             <w:r>
+              <w:lastRenderedPageBreak/>
               <w:t>Jorge Bustos Gómez</w:t>
             </w:r>
           </w:p>
@@ -9261,7 +9669,7 @@
 </file>
 
 <file path=word/endnotes.xml><?xml version="1.0" encoding="utf-8"?>
-<w:endnotes xmlns:wpc="http://schemas.microsoft.com/office/word/2010/wordprocessingCanvas" xmlns:cx="http://schemas.microsoft.com/office/drawing/2014/chartex" xmlns:cx1="http://schemas.microsoft.com/office/drawing/2015/9/8/chartex" xmlns:cx2="http://schemas.microsoft.com/office/drawing/2015/10/21/chartex" xmlns:cx3="http://schemas.microsoft.com/office/drawing/2016/5/9/chartex" xmlns:cx4="http://schemas.microsoft.com/office/drawing/2016/5/10/chartex" xmlns:cx5="http://schemas.microsoft.com/office/drawing/2016/5/11/chartex" xmlns:cx6="http://schemas.microsoft.com/office/drawing/2016/5/12/chartex" xmlns:cx7="http://schemas.microsoft.com/office/drawing/2016/5/13/chartex" xmlns:cx8="http://schemas.microsoft.com/office/drawing/2016/5/14/chartex" xmlns:mc="http://schemas.openxmlformats.org/markup-compatibility/2006" xmlns:aink="http://schemas.microsoft.com/office/drawing/2016/ink" xmlns:am3d="http://schemas.microsoft.com/office/drawing/2017/model3d" xmlns:o="urn:schemas-microsoft-com:office:office" xmlns:r="http://schemas.openxmlformats.org/officeDocument/2006/relationships" xmlns:m="http://schemas.openxmlformats.org/officeDocument/2006/math" xmlns:v="urn:schemas-microsoft-com:vml" xmlns:wp14="http://schemas.microsoft.com/office/word/2010/wordprocessingDrawing" xmlns:wp="http://schemas.openxmlformats.org/drawingml/2006/wordprocessingDrawing" xmlns:w10="urn:schemas-microsoft-com:office:word" xmlns:w="http://schemas.openxmlformats.org/wordprocessingml/2006/main" xmlns:w14="http://schemas.microsoft.com/office/word/2010/wordml" xmlns:w15="http://schemas.microsoft.com/office/word/2012/wordml" xmlns:w16cex="http://schemas.microsoft.com/office/word/2018/wordml/cex" xmlns:w16cid="http://schemas.microsoft.com/office/word/2016/wordml/cid" xmlns:w16="http://schemas.microsoft.com/office/word/2018/wordml" xmlns:w16sdtdh="http://schemas.microsoft.com/office/word/2020/wordml/sdtdatahash" xmlns:w16se="http://schemas.microsoft.com/office/word/2015/wordml/symex" xmlns:wpg="http://schemas.microsoft.com/office/word/2010/wordprocessingGroup" xmlns:wpi="http://schemas.microsoft.com/office/word/2010/wordprocessingInk" xmlns:wne="http://schemas.microsoft.com/office/word/2006/wordml" xmlns:wps="http://schemas.microsoft.com/office/word/2010/wordprocessingShape" mc:Ignorable="w14 w15 w16se w16cid w16 w16cex w16sdtdh wp14">
+<w:endnotes xmlns:wpc="http://schemas.microsoft.com/office/word/2010/wordprocessingCanvas" xmlns:cx="http://schemas.microsoft.com/office/drawing/2014/chartex" xmlns:cx1="http://schemas.microsoft.com/office/drawing/2015/9/8/chartex" xmlns:cx2="http://schemas.microsoft.com/office/drawing/2015/10/21/chartex" xmlns:cx3="http://schemas.microsoft.com/office/drawing/2016/5/9/chartex" xmlns:cx4="http://schemas.microsoft.com/office/drawing/2016/5/10/chartex" xmlns:cx5="http://schemas.microsoft.com/office/drawing/2016/5/11/chartex" xmlns:cx6="http://schemas.microsoft.com/office/drawing/2016/5/12/chartex" xmlns:cx7="http://schemas.microsoft.com/office/drawing/2016/5/13/chartex" xmlns:cx8="http://schemas.microsoft.com/office/drawing/2016/5/14/chartex" xmlns:mc="http://schemas.openxmlformats.org/markup-compatibility/2006" xmlns:aink="http://schemas.microsoft.com/office/drawing/2016/ink" xmlns:am3d="http://schemas.microsoft.com/office/drawing/2017/model3d" xmlns:o="urn:schemas-microsoft-com:office:office" xmlns:r="http://schemas.openxmlformats.org/officeDocument/2006/relationships" xmlns:m="http://schemas.openxmlformats.org/officeDocument/2006/math" xmlns:v="urn:schemas-microsoft-com:vml" xmlns:wp14="http://schemas.microsoft.com/office/word/2010/wordprocessingDrawing" xmlns:wp="http://schemas.openxmlformats.org/drawingml/2006/wordprocessingDrawing" xmlns:w10="urn:schemas-microsoft-com:office:word" xmlns:w="http://schemas.openxmlformats.org/wordprocessingml/2006/main" xmlns:w14="http://schemas.microsoft.com/office/word/2010/wordml" xmlns:w15="http://schemas.microsoft.com/office/word/2012/wordml" xmlns:w16cid="http://schemas.microsoft.com/office/word/2016/wordml/cid" xmlns:w16se="http://schemas.microsoft.com/office/word/2015/wordml/symex" xmlns:wpg="http://schemas.microsoft.com/office/word/2010/wordprocessingGroup" xmlns:wpi="http://schemas.microsoft.com/office/word/2010/wordprocessingInk" xmlns:wne="http://schemas.microsoft.com/office/word/2006/wordml" xmlns:wps="http://schemas.microsoft.com/office/word/2010/wordprocessingShape" mc:Ignorable="w14 w15 w16se w16cid wp14">
   <w:endnote w:type="separator" w:id="-1">
     <w:p>
       <w:pPr>
@@ -9286,7 +9694,7 @@
 </file>
 
 <file path=word/footer1.xml><?xml version="1.0" encoding="utf-8"?>
-<w:ftr xmlns:wpc="http://schemas.microsoft.com/office/word/2010/wordprocessingCanvas" xmlns:cx="http://schemas.microsoft.com/office/drawing/2014/chartex" xmlns:cx1="http://schemas.microsoft.com/office/drawing/2015/9/8/chartex" xmlns:cx2="http://schemas.microsoft.com/office/drawing/2015/10/21/chartex" xmlns:cx3="http://schemas.microsoft.com/office/drawing/2016/5/9/chartex" xmlns:cx4="http://schemas.microsoft.com/office/drawing/2016/5/10/chartex" xmlns:cx5="http://schemas.microsoft.com/office/drawing/2016/5/11/chartex" xmlns:cx6="http://schemas.microsoft.com/office/drawing/2016/5/12/chartex" xmlns:cx7="http://schemas.microsoft.com/office/drawing/2016/5/13/chartex" xmlns:cx8="http://schemas.microsoft.com/office/drawing/2016/5/14/chartex" xmlns:mc="http://schemas.openxmlformats.org/markup-compatibility/2006" xmlns:aink="http://schemas.microsoft.com/office/drawing/2016/ink" xmlns:am3d="http://schemas.microsoft.com/office/drawing/2017/model3d" xmlns:o="urn:schemas-microsoft-com:office:office" xmlns:r="http://schemas.openxmlformats.org/officeDocument/2006/relationships" xmlns:m="http://schemas.openxmlformats.org/officeDocument/2006/math" xmlns:v="urn:schemas-microsoft-com:vml" xmlns:wp14="http://schemas.microsoft.com/office/word/2010/wordprocessingDrawing" xmlns:wp="http://schemas.openxmlformats.org/drawingml/2006/wordprocessingDrawing" xmlns:w10="urn:schemas-microsoft-com:office:word" xmlns:w="http://schemas.openxmlformats.org/wordprocessingml/2006/main" xmlns:w14="http://schemas.microsoft.com/office/word/2010/wordml" xmlns:w15="http://schemas.microsoft.com/office/word/2012/wordml" xmlns:w16cex="http://schemas.microsoft.com/office/word/2018/wordml/cex" xmlns:w16cid="http://schemas.microsoft.com/office/word/2016/wordml/cid" xmlns:w16="http://schemas.microsoft.com/office/word/2018/wordml" xmlns:w16sdtdh="http://schemas.microsoft.com/office/word/2020/wordml/sdtdatahash" xmlns:w16se="http://schemas.microsoft.com/office/word/2015/wordml/symex" xmlns:wpg="http://schemas.microsoft.com/office/word/2010/wordprocessingGroup" xmlns:wpi="http://schemas.microsoft.com/office/word/2010/wordprocessingInk" xmlns:wne="http://schemas.microsoft.com/office/word/2006/wordml" xmlns:wps="http://schemas.microsoft.com/office/word/2010/wordprocessingShape" mc:Ignorable="w14 w15 w16se w16cid w16 w16cex w16sdtdh wp14">
+<w:ftr xmlns:wpc="http://schemas.microsoft.com/office/word/2010/wordprocessingCanvas" xmlns:cx="http://schemas.microsoft.com/office/drawing/2014/chartex" xmlns:cx1="http://schemas.microsoft.com/office/drawing/2015/9/8/chartex" xmlns:cx2="http://schemas.microsoft.com/office/drawing/2015/10/21/chartex" xmlns:cx3="http://schemas.microsoft.com/office/drawing/2016/5/9/chartex" xmlns:cx4="http://schemas.microsoft.com/office/drawing/2016/5/10/chartex" xmlns:cx5="http://schemas.microsoft.com/office/drawing/2016/5/11/chartex" xmlns:cx6="http://schemas.microsoft.com/office/drawing/2016/5/12/chartex" xmlns:cx7="http://schemas.microsoft.com/office/drawing/2016/5/13/chartex" xmlns:cx8="http://schemas.microsoft.com/office/drawing/2016/5/14/chartex" xmlns:mc="http://schemas.openxmlformats.org/markup-compatibility/2006" xmlns:aink="http://schemas.microsoft.com/office/drawing/2016/ink" xmlns:am3d="http://schemas.microsoft.com/office/drawing/2017/model3d" xmlns:o="urn:schemas-microsoft-com:office:office" xmlns:r="http://schemas.openxmlformats.org/officeDocument/2006/relationships" xmlns:m="http://schemas.openxmlformats.org/officeDocument/2006/math" xmlns:v="urn:schemas-microsoft-com:vml" xmlns:wp14="http://schemas.microsoft.com/office/word/2010/wordprocessingDrawing" xmlns:wp="http://schemas.openxmlformats.org/drawingml/2006/wordprocessingDrawing" xmlns:w10="urn:schemas-microsoft-com:office:word" xmlns:w="http://schemas.openxmlformats.org/wordprocessingml/2006/main" xmlns:w14="http://schemas.microsoft.com/office/word/2010/wordml" xmlns:w15="http://schemas.microsoft.com/office/word/2012/wordml" xmlns:w16cid="http://schemas.microsoft.com/office/word/2016/wordml/cid" xmlns:w16se="http://schemas.microsoft.com/office/word/2015/wordml/symex" xmlns:wpg="http://schemas.microsoft.com/office/word/2010/wordprocessingGroup" xmlns:wpi="http://schemas.microsoft.com/office/word/2010/wordprocessingInk" xmlns:wne="http://schemas.microsoft.com/office/word/2006/wordml" xmlns:wps="http://schemas.microsoft.com/office/word/2010/wordprocessingShape" mc:Ignorable="w14 w15 w16se w16cid wp14">
   <w:p>
     <w:pPr>
       <w:pStyle w:val="Piedepgina"/>
@@ -9423,7 +9831,7 @@
 </file>
 
 <file path=word/footnotes.xml><?xml version="1.0" encoding="utf-8"?>
-<w:footnotes xmlns:wpc="http://schemas.microsoft.com/office/word/2010/wordprocessingCanvas" xmlns:cx="http://schemas.microsoft.com/office/drawing/2014/chartex" xmlns:cx1="http://schemas.microsoft.com/office/drawing/2015/9/8/chartex" xmlns:cx2="http://schemas.microsoft.com/office/drawing/2015/10/21/chartex" xmlns:cx3="http://schemas.microsoft.com/office/drawing/2016/5/9/chartex" xmlns:cx4="http://schemas.microsoft.com/office/drawing/2016/5/10/chartex" xmlns:cx5="http://schemas.microsoft.com/office/drawing/2016/5/11/chartex" xmlns:cx6="http://schemas.microsoft.com/office/drawing/2016/5/12/chartex" xmlns:cx7="http://schemas.microsoft.com/office/drawing/2016/5/13/chartex" xmlns:cx8="http://schemas.microsoft.com/office/drawing/2016/5/14/chartex" xmlns:mc="http://schemas.openxmlformats.org/markup-compatibility/2006" xmlns:aink="http://schemas.microsoft.com/office/drawing/2016/ink" xmlns:am3d="http://schemas.microsoft.com/office/drawing/2017/model3d" xmlns:o="urn:schemas-microsoft-com:office:office" xmlns:r="http://schemas.openxmlformats.org/officeDocument/2006/relationships" xmlns:m="http://schemas.openxmlformats.org/officeDocument/2006/math" xmlns:v="urn:schemas-microsoft-com:vml" xmlns:wp14="http://schemas.microsoft.com/office/word/2010/wordprocessingDrawing" xmlns:wp="http://schemas.openxmlformats.org/drawingml/2006/wordprocessingDrawing" xmlns:w10="urn:schemas-microsoft-com:office:word" xmlns:w="http://schemas.openxmlformats.org/wordprocessingml/2006/main" xmlns:w14="http://schemas.microsoft.com/office/word/2010/wordml" xmlns:w15="http://schemas.microsoft.com/office/word/2012/wordml" xmlns:w16cex="http://schemas.microsoft.com/office/word/2018/wordml/cex" xmlns:w16cid="http://schemas.microsoft.com/office/word/2016/wordml/cid" xmlns:w16="http://schemas.microsoft.com/office/word/2018/wordml" xmlns:w16sdtdh="http://schemas.microsoft.com/office/word/2020/wordml/sdtdatahash" xmlns:w16se="http://schemas.microsoft.com/office/word/2015/wordml/symex" xmlns:wpg="http://schemas.microsoft.com/office/word/2010/wordprocessingGroup" xmlns:wpi="http://schemas.microsoft.com/office/word/2010/wordprocessingInk" xmlns:wne="http://schemas.microsoft.com/office/word/2006/wordml" xmlns:wps="http://schemas.microsoft.com/office/word/2010/wordprocessingShape" mc:Ignorable="w14 w15 w16se w16cid w16 w16cex w16sdtdh wp14">
+<w:footnotes xmlns:wpc="http://schemas.microsoft.com/office/word/2010/wordprocessingCanvas" xmlns:cx="http://schemas.microsoft.com/office/drawing/2014/chartex" xmlns:cx1="http://schemas.microsoft.com/office/drawing/2015/9/8/chartex" xmlns:cx2="http://schemas.microsoft.com/office/drawing/2015/10/21/chartex" xmlns:cx3="http://schemas.microsoft.com/office/drawing/2016/5/9/chartex" xmlns:cx4="http://schemas.microsoft.com/office/drawing/2016/5/10/chartex" xmlns:cx5="http://schemas.microsoft.com/office/drawing/2016/5/11/chartex" xmlns:cx6="http://schemas.microsoft.com/office/drawing/2016/5/12/chartex" xmlns:cx7="http://schemas.microsoft.com/office/drawing/2016/5/13/chartex" xmlns:cx8="http://schemas.microsoft.com/office/drawing/2016/5/14/chartex" xmlns:mc="http://schemas.openxmlformats.org/markup-compatibility/2006" xmlns:aink="http://schemas.microsoft.com/office/drawing/2016/ink" xmlns:am3d="http://schemas.microsoft.com/office/drawing/2017/model3d" xmlns:o="urn:schemas-microsoft-com:office:office" xmlns:r="http://schemas.openxmlformats.org/officeDocument/2006/relationships" xmlns:m="http://schemas.openxmlformats.org/officeDocument/2006/math" xmlns:v="urn:schemas-microsoft-com:vml" xmlns:wp14="http://schemas.microsoft.com/office/word/2010/wordprocessingDrawing" xmlns:wp="http://schemas.openxmlformats.org/drawingml/2006/wordprocessingDrawing" xmlns:w10="urn:schemas-microsoft-com:office:word" xmlns:w="http://schemas.openxmlformats.org/wordprocessingml/2006/main" xmlns:w14="http://schemas.microsoft.com/office/word/2010/wordml" xmlns:w15="http://schemas.microsoft.com/office/word/2012/wordml" xmlns:w16cid="http://schemas.microsoft.com/office/word/2016/wordml/cid" xmlns:w16se="http://schemas.microsoft.com/office/word/2015/wordml/symex" xmlns:wpg="http://schemas.microsoft.com/office/word/2010/wordprocessingGroup" xmlns:wpi="http://schemas.microsoft.com/office/word/2010/wordprocessingInk" xmlns:wne="http://schemas.microsoft.com/office/word/2006/wordml" xmlns:wps="http://schemas.microsoft.com/office/word/2010/wordprocessingShape" mc:Ignorable="w14 w15 w16se w16cid wp14">
   <w:footnote w:type="separator" w:id="-1">
     <w:p>
       <w:pPr>
@@ -9448,7 +9856,7 @@
 </file>
 
 <file path=word/header1.xml><?xml version="1.0" encoding="utf-8"?>
-<w:hdr xmlns:wpc="http://schemas.microsoft.com/office/word/2010/wordprocessingCanvas" xmlns:cx="http://schemas.microsoft.com/office/drawing/2014/chartex" xmlns:cx1="http://schemas.microsoft.com/office/drawing/2015/9/8/chartex" xmlns:cx2="http://schemas.microsoft.com/office/drawing/2015/10/21/chartex" xmlns:cx3="http://schemas.microsoft.com/office/drawing/2016/5/9/chartex" xmlns:cx4="http://schemas.microsoft.com/office/drawing/2016/5/10/chartex" xmlns:cx5="http://schemas.microsoft.com/office/drawing/2016/5/11/chartex" xmlns:cx6="http://schemas.microsoft.com/office/drawing/2016/5/12/chartex" xmlns:cx7="http://schemas.microsoft.com/office/drawing/2016/5/13/chartex" xmlns:cx8="http://schemas.microsoft.com/office/drawing/2016/5/14/chartex" xmlns:mc="http://schemas.openxmlformats.org/markup-compatibility/2006" xmlns:aink="http://schemas.microsoft.com/office/drawing/2016/ink" xmlns:am3d="http://schemas.microsoft.com/office/drawing/2017/model3d" xmlns:o="urn:schemas-microsoft-com:office:office" xmlns:r="http://schemas.openxmlformats.org/officeDocument/2006/relationships" xmlns:m="http://schemas.openxmlformats.org/officeDocument/2006/math" xmlns:v="urn:schemas-microsoft-com:vml" xmlns:wp14="http://schemas.microsoft.com/office/word/2010/wordprocessingDrawing" xmlns:wp="http://schemas.openxmlformats.org/drawingml/2006/wordprocessingDrawing" xmlns:w10="urn:schemas-microsoft-com:office:word" xmlns:w="http://schemas.openxmlformats.org/wordprocessingml/2006/main" xmlns:w14="http://schemas.microsoft.com/office/word/2010/wordml" xmlns:w15="http://schemas.microsoft.com/office/word/2012/wordml" xmlns:w16cex="http://schemas.microsoft.com/office/word/2018/wordml/cex" xmlns:w16cid="http://schemas.microsoft.com/office/word/2016/wordml/cid" xmlns:w16="http://schemas.microsoft.com/office/word/2018/wordml" xmlns:w16sdtdh="http://schemas.microsoft.com/office/word/2020/wordml/sdtdatahash" xmlns:w16se="http://schemas.microsoft.com/office/word/2015/wordml/symex" xmlns:wpg="http://schemas.microsoft.com/office/word/2010/wordprocessingGroup" xmlns:wpi="http://schemas.microsoft.com/office/word/2010/wordprocessingInk" xmlns:wne="http://schemas.microsoft.com/office/word/2006/wordml" xmlns:wps="http://schemas.microsoft.com/office/word/2010/wordprocessingShape" mc:Ignorable="w14 w15 w16se w16cid w16 w16cex w16sdtdh wp14">
+<w:hdr xmlns:wpc="http://schemas.microsoft.com/office/word/2010/wordprocessingCanvas" xmlns:cx="http://schemas.microsoft.com/office/drawing/2014/chartex" xmlns:cx1="http://schemas.microsoft.com/office/drawing/2015/9/8/chartex" xmlns:cx2="http://schemas.microsoft.com/office/drawing/2015/10/21/chartex" xmlns:cx3="http://schemas.microsoft.com/office/drawing/2016/5/9/chartex" xmlns:cx4="http://schemas.microsoft.com/office/drawing/2016/5/10/chartex" xmlns:cx5="http://schemas.microsoft.com/office/drawing/2016/5/11/chartex" xmlns:cx6="http://schemas.microsoft.com/office/drawing/2016/5/12/chartex" xmlns:cx7="http://schemas.microsoft.com/office/drawing/2016/5/13/chartex" xmlns:cx8="http://schemas.microsoft.com/office/drawing/2016/5/14/chartex" xmlns:mc="http://schemas.openxmlformats.org/markup-compatibility/2006" xmlns:aink="http://schemas.microsoft.com/office/drawing/2016/ink" xmlns:am3d="http://schemas.microsoft.com/office/drawing/2017/model3d" xmlns:o="urn:schemas-microsoft-com:office:office" xmlns:r="http://schemas.openxmlformats.org/officeDocument/2006/relationships" xmlns:m="http://schemas.openxmlformats.org/officeDocument/2006/math" xmlns:v="urn:schemas-microsoft-com:vml" xmlns:wp14="http://schemas.microsoft.com/office/word/2010/wordprocessingDrawing" xmlns:wp="http://schemas.openxmlformats.org/drawingml/2006/wordprocessingDrawing" xmlns:w10="urn:schemas-microsoft-com:office:word" xmlns:w="http://schemas.openxmlformats.org/wordprocessingml/2006/main" xmlns:w14="http://schemas.microsoft.com/office/word/2010/wordml" xmlns:w15="http://schemas.microsoft.com/office/word/2012/wordml" xmlns:w16cid="http://schemas.microsoft.com/office/word/2016/wordml/cid" xmlns:w16se="http://schemas.microsoft.com/office/word/2015/wordml/symex" xmlns:wpg="http://schemas.microsoft.com/office/word/2010/wordprocessingGroup" xmlns:wpi="http://schemas.microsoft.com/office/word/2010/wordprocessingInk" xmlns:wne="http://schemas.microsoft.com/office/word/2006/wordml" xmlns:wps="http://schemas.microsoft.com/office/word/2010/wordprocessingShape" mc:Ignorable="w14 w15 w16se w16cid wp14">
   <w:p>
     <w:pPr>
       <w:pStyle w:val="Encabezado"/>
@@ -9520,7 +9928,7 @@
 </file>
 
 <file path=word/numbering.xml><?xml version="1.0" encoding="utf-8"?>
-<w:numbering xmlns:wpc="http://schemas.microsoft.com/office/word/2010/wordprocessingCanvas" xmlns:cx="http://schemas.microsoft.com/office/drawing/2014/chartex" xmlns:cx1="http://schemas.microsoft.com/office/drawing/2015/9/8/chartex" xmlns:cx2="http://schemas.microsoft.com/office/drawing/2015/10/21/chartex" xmlns:cx3="http://schemas.microsoft.com/office/drawing/2016/5/9/chartex" xmlns:cx4="http://schemas.microsoft.com/office/drawing/2016/5/10/chartex" xmlns:cx5="http://schemas.microsoft.com/office/drawing/2016/5/11/chartex" xmlns:cx6="http://schemas.microsoft.com/office/drawing/2016/5/12/chartex" xmlns:cx7="http://schemas.microsoft.com/office/drawing/2016/5/13/chartex" xmlns:cx8="http://schemas.microsoft.com/office/drawing/2016/5/14/chartex" xmlns:mc="http://schemas.openxmlformats.org/markup-compatibility/2006" xmlns:aink="http://schemas.microsoft.com/office/drawing/2016/ink" xmlns:am3d="http://schemas.microsoft.com/office/drawing/2017/model3d" xmlns:o="urn:schemas-microsoft-com:office:office" xmlns:r="http://schemas.openxmlformats.org/officeDocument/2006/relationships" xmlns:m="http://schemas.openxmlformats.org/officeDocument/2006/math" xmlns:v="urn:schemas-microsoft-com:vml" xmlns:wp14="http://schemas.microsoft.com/office/word/2010/wordprocessingDrawing" xmlns:wp="http://schemas.openxmlformats.org/drawingml/2006/wordprocessingDrawing" xmlns:w10="urn:schemas-microsoft-com:office:word" xmlns:w="http://schemas.openxmlformats.org/wordprocessingml/2006/main" xmlns:w14="http://schemas.microsoft.com/office/word/2010/wordml" xmlns:w15="http://schemas.microsoft.com/office/word/2012/wordml" xmlns:w16cex="http://schemas.microsoft.com/office/word/2018/wordml/cex" xmlns:w16cid="http://schemas.microsoft.com/office/word/2016/wordml/cid" xmlns:w16="http://schemas.microsoft.com/office/word/2018/wordml" xmlns:w16sdtdh="http://schemas.microsoft.com/office/word/2020/wordml/sdtdatahash" xmlns:w16se="http://schemas.microsoft.com/office/word/2015/wordml/symex" xmlns:wpg="http://schemas.microsoft.com/office/word/2010/wordprocessingGroup" xmlns:wpi="http://schemas.microsoft.com/office/word/2010/wordprocessingInk" xmlns:wne="http://schemas.microsoft.com/office/word/2006/wordml" xmlns:wps="http://schemas.microsoft.com/office/word/2010/wordprocessingShape" mc:Ignorable="w14 w15 w16se w16cid w16 w16cex w16sdtdh wp14">
+<w:numbering xmlns:wpc="http://schemas.microsoft.com/office/word/2010/wordprocessingCanvas" xmlns:cx="http://schemas.microsoft.com/office/drawing/2014/chartex" xmlns:cx1="http://schemas.microsoft.com/office/drawing/2015/9/8/chartex" xmlns:cx2="http://schemas.microsoft.com/office/drawing/2015/10/21/chartex" xmlns:cx3="http://schemas.microsoft.com/office/drawing/2016/5/9/chartex" xmlns:cx4="http://schemas.microsoft.com/office/drawing/2016/5/10/chartex" xmlns:cx5="http://schemas.microsoft.com/office/drawing/2016/5/11/chartex" xmlns:cx6="http://schemas.microsoft.com/office/drawing/2016/5/12/chartex" xmlns:cx7="http://schemas.microsoft.com/office/drawing/2016/5/13/chartex" xmlns:cx8="http://schemas.microsoft.com/office/drawing/2016/5/14/chartex" xmlns:mc="http://schemas.openxmlformats.org/markup-compatibility/2006" xmlns:aink="http://schemas.microsoft.com/office/drawing/2016/ink" xmlns:am3d="http://schemas.microsoft.com/office/drawing/2017/model3d" xmlns:o="urn:schemas-microsoft-com:office:office" xmlns:r="http://schemas.openxmlformats.org/officeDocument/2006/relationships" xmlns:m="http://schemas.openxmlformats.org/officeDocument/2006/math" xmlns:v="urn:schemas-microsoft-com:vml" xmlns:wp14="http://schemas.microsoft.com/office/word/2010/wordprocessingDrawing" xmlns:wp="http://schemas.openxmlformats.org/drawingml/2006/wordprocessingDrawing" xmlns:w10="urn:schemas-microsoft-com:office:word" xmlns:w="http://schemas.openxmlformats.org/wordprocessingml/2006/main" xmlns:w14="http://schemas.microsoft.com/office/word/2010/wordml" xmlns:w15="http://schemas.microsoft.com/office/word/2012/wordml" xmlns:w16cid="http://schemas.microsoft.com/office/word/2016/wordml/cid" xmlns:w16se="http://schemas.microsoft.com/office/word/2015/wordml/symex" xmlns:wpg="http://schemas.microsoft.com/office/word/2010/wordprocessingGroup" xmlns:wpi="http://schemas.microsoft.com/office/word/2010/wordprocessingInk" xmlns:wne="http://schemas.microsoft.com/office/word/2006/wordml" xmlns:wps="http://schemas.microsoft.com/office/word/2010/wordprocessingShape" mc:Ignorable="w14 w15 w16se w16cid wp14">
   <w:abstractNum w:abstractNumId="0" w15:restartNumberingAfterBreak="0">
     <w:nsid w:val="FFFFFF89"/>
     <w:multiLevelType w:val="singleLevel"/>
@@ -9859,6 +10267,119 @@
     </w:lvl>
   </w:abstractNum>
   <w:abstractNum w:abstractNumId="4" w15:restartNumberingAfterBreak="0">
+    <w:nsid w:val="18A81F69"/>
+    <w:multiLevelType w:val="hybridMultilevel"/>
+    <w:tmpl w:val="6A14E160"/>
+    <w:lvl w:ilvl="0" w:tplc="240A0001">
+      <w:start w:val="1"/>
+      <w:numFmt w:val="bullet"/>
+      <w:lvlText w:val=""/>
+      <w:lvlJc w:val="left"/>
+      <w:pPr>
+        <w:ind w:left="1429" w:hanging="360"/>
+      </w:pPr>
+      <w:rPr>
+        <w:rFonts w:ascii="Symbol" w:hAnsi="Symbol" w:hint="default"/>
+      </w:rPr>
+    </w:lvl>
+    <w:lvl w:ilvl="1" w:tplc="240A0001">
+      <w:start w:val="1"/>
+      <w:numFmt w:val="bullet"/>
+      <w:lvlText w:val=""/>
+      <w:lvlJc w:val="left"/>
+      <w:pPr>
+        <w:ind w:left="2149" w:hanging="360"/>
+      </w:pPr>
+      <w:rPr>
+        <w:rFonts w:ascii="Symbol" w:hAnsi="Symbol" w:hint="default"/>
+      </w:rPr>
+    </w:lvl>
+    <w:lvl w:ilvl="2" w:tplc="240A0005" w:tentative="1">
+      <w:start w:val="1"/>
+      <w:numFmt w:val="bullet"/>
+      <w:lvlText w:val=""/>
+      <w:lvlJc w:val="left"/>
+      <w:pPr>
+        <w:ind w:left="2869" w:hanging="360"/>
+      </w:pPr>
+      <w:rPr>
+        <w:rFonts w:ascii="Wingdings" w:hAnsi="Wingdings" w:hint="default"/>
+      </w:rPr>
+    </w:lvl>
+    <w:lvl w:ilvl="3" w:tplc="240A0001" w:tentative="1">
+      <w:start w:val="1"/>
+      <w:numFmt w:val="bullet"/>
+      <w:lvlText w:val=""/>
+      <w:lvlJc w:val="left"/>
+      <w:pPr>
+        <w:ind w:left="3589" w:hanging="360"/>
+      </w:pPr>
+      <w:rPr>
+        <w:rFonts w:ascii="Symbol" w:hAnsi="Symbol" w:hint="default"/>
+      </w:rPr>
+    </w:lvl>
+    <w:lvl w:ilvl="4" w:tplc="240A0003" w:tentative="1">
+      <w:start w:val="1"/>
+      <w:numFmt w:val="bullet"/>
+      <w:lvlText w:val="o"/>
+      <w:lvlJc w:val="left"/>
+      <w:pPr>
+        <w:ind w:left="4309" w:hanging="360"/>
+      </w:pPr>
+      <w:rPr>
+        <w:rFonts w:ascii="Courier New" w:hAnsi="Courier New" w:cs="Courier New" w:hint="default"/>
+      </w:rPr>
+    </w:lvl>
+    <w:lvl w:ilvl="5" w:tplc="240A0005" w:tentative="1">
+      <w:start w:val="1"/>
+      <w:numFmt w:val="bullet"/>
+      <w:lvlText w:val=""/>
+      <w:lvlJc w:val="left"/>
+      <w:pPr>
+        <w:ind w:left="5029" w:hanging="360"/>
+      </w:pPr>
+      <w:rPr>
+        <w:rFonts w:ascii="Wingdings" w:hAnsi="Wingdings" w:hint="default"/>
+      </w:rPr>
+    </w:lvl>
+    <w:lvl w:ilvl="6" w:tplc="240A0001" w:tentative="1">
+      <w:start w:val="1"/>
+      <w:numFmt w:val="bullet"/>
+      <w:lvlText w:val=""/>
+      <w:lvlJc w:val="left"/>
+      <w:pPr>
+        <w:ind w:left="5749" w:hanging="360"/>
+      </w:pPr>
+      <w:rPr>
+        <w:rFonts w:ascii="Symbol" w:hAnsi="Symbol" w:hint="default"/>
+      </w:rPr>
+    </w:lvl>
+    <w:lvl w:ilvl="7" w:tplc="240A0003" w:tentative="1">
+      <w:start w:val="1"/>
+      <w:numFmt w:val="bullet"/>
+      <w:lvlText w:val="o"/>
+      <w:lvlJc w:val="left"/>
+      <w:pPr>
+        <w:ind w:left="6469" w:hanging="360"/>
+      </w:pPr>
+      <w:rPr>
+        <w:rFonts w:ascii="Courier New" w:hAnsi="Courier New" w:cs="Courier New" w:hint="default"/>
+      </w:rPr>
+    </w:lvl>
+    <w:lvl w:ilvl="8" w:tplc="240A0005" w:tentative="1">
+      <w:start w:val="1"/>
+      <w:numFmt w:val="bullet"/>
+      <w:lvlText w:val=""/>
+      <w:lvlJc w:val="left"/>
+      <w:pPr>
+        <w:ind w:left="7189" w:hanging="360"/>
+      </w:pPr>
+      <w:rPr>
+        <w:rFonts w:ascii="Wingdings" w:hAnsi="Wingdings" w:hint="default"/>
+      </w:rPr>
+    </w:lvl>
+  </w:abstractNum>
+  <w:abstractNum w:abstractNumId="5" w15:restartNumberingAfterBreak="0">
     <w:nsid w:val="1B596E8F"/>
     <w:multiLevelType w:val="hybridMultilevel"/>
     <w:tmpl w:val="8438C648"/>
@@ -9971,7 +10492,7 @@
       </w:rPr>
     </w:lvl>
   </w:abstractNum>
-  <w:abstractNum w:abstractNumId="5" w15:restartNumberingAfterBreak="0">
+  <w:abstractNum w:abstractNumId="6" w15:restartNumberingAfterBreak="0">
     <w:nsid w:val="22316F4D"/>
     <w:multiLevelType w:val="hybridMultilevel"/>
     <w:tmpl w:val="723A9E64"/>
@@ -10084,7 +10605,7 @@
       </w:rPr>
     </w:lvl>
   </w:abstractNum>
-  <w:abstractNum w:abstractNumId="6" w15:restartNumberingAfterBreak="0">
+  <w:abstractNum w:abstractNumId="7" w15:restartNumberingAfterBreak="0">
     <w:nsid w:val="2A5424C6"/>
     <w:multiLevelType w:val="hybridMultilevel"/>
     <w:tmpl w:val="9AE6ED7C"/>
@@ -10100,7 +10621,7 @@
         <w:rFonts w:ascii="Symbol" w:hAnsi="Symbol" w:hint="default"/>
       </w:rPr>
     </w:lvl>
-    <w:lvl w:ilvl="1" w:tplc="240A0003" w:tentative="1">
+    <w:lvl w:ilvl="1" w:tplc="240A0003">
       <w:start w:val="1"/>
       <w:numFmt w:val="bullet"/>
       <w:lvlText w:val="o"/>
@@ -10197,7 +10718,7 @@
       </w:rPr>
     </w:lvl>
   </w:abstractNum>
-  <w:abstractNum w:abstractNumId="7" w15:restartNumberingAfterBreak="0">
+  <w:abstractNum w:abstractNumId="8" w15:restartNumberingAfterBreak="0">
     <w:nsid w:val="32800DFF"/>
     <w:multiLevelType w:val="hybridMultilevel"/>
     <w:tmpl w:val="0AE8C6AA"/>
@@ -10283,7 +10804,7 @@
       </w:pPr>
     </w:lvl>
   </w:abstractNum>
-  <w:abstractNum w:abstractNumId="8" w15:restartNumberingAfterBreak="0">
+  <w:abstractNum w:abstractNumId="9" w15:restartNumberingAfterBreak="0">
     <w:nsid w:val="335347D9"/>
     <w:multiLevelType w:val="hybridMultilevel"/>
     <w:tmpl w:val="9E24578E"/>
@@ -10369,7 +10890,7 @@
       </w:pPr>
     </w:lvl>
   </w:abstractNum>
-  <w:abstractNum w:abstractNumId="9" w15:restartNumberingAfterBreak="0">
+  <w:abstractNum w:abstractNumId="10" w15:restartNumberingAfterBreak="0">
     <w:nsid w:val="368C66F9"/>
     <w:multiLevelType w:val="hybridMultilevel"/>
     <w:tmpl w:val="4CF26CA0"/>
@@ -10482,11 +11003,11 @@
       </w:rPr>
     </w:lvl>
   </w:abstractNum>
-  <w:abstractNum w:abstractNumId="10" w15:restartNumberingAfterBreak="0">
+  <w:abstractNum w:abstractNumId="11" w15:restartNumberingAfterBreak="0">
     <w:nsid w:val="368E176E"/>
     <w:multiLevelType w:val="hybridMultilevel"/>
-    <w:tmpl w:val="BDF054FE"/>
-    <w:lvl w:ilvl="0" w:tplc="0E9A7DA8">
+    <w:tmpl w:val="9A2E3CFA"/>
+    <w:lvl w:ilvl="0" w:tplc="D744E01C">
       <w:start w:val="1"/>
       <w:numFmt w:val="decimal"/>
       <w:pStyle w:val="Video"/>
@@ -10496,11 +11017,54 @@
         <w:ind w:left="1429" w:hanging="360"/>
       </w:pPr>
       <w:rPr>
-        <w:rFonts w:ascii="Arial" w:hAnsi="Arial" w:hint="default"/>
+        <w:rFonts w:ascii="Arial" w:hAnsi="Arial" w:cs="Arial" w:hint="default"/>
         <w:b/>
+        <w:bCs w:val="0"/>
         <w:i w:val="0"/>
+        <w:iCs w:val="0"/>
         <w:caps w:val="0"/>
-        <w:sz w:val="24"/>
+        <w:smallCaps w:val="0"/>
+        <w:strike w:val="0"/>
+        <w:dstrike w:val="0"/>
+        <w:outline w:val="0"/>
+        <w:shadow w:val="0"/>
+        <w:emboss w:val="0"/>
+        <w:imprint w:val="0"/>
+        <w:noProof w:val="0"/>
+        <w:vanish w:val="0"/>
+        <w:spacing w:val="0"/>
+        <w:kern w:val="0"/>
+        <w:position w:val="0"/>
+        <w:sz w:val="22"/>
+        <w:u w:val="none"/>
+        <w:effect w:val="none"/>
+        <w:vertAlign w:val="baseline"/>
+        <w:em w:val="none"/>
+        <w:specVanish w:val="0"/>
+        <w14:glow w14:rad="0">
+          <w14:srgbClr w14:val="000000"/>
+        </w14:glow>
+        <w14:shadow w14:blurRad="0" w14:dist="0" w14:dir="0" w14:sx="0" w14:sy="0" w14:kx="0" w14:ky="0" w14:algn="none">
+          <w14:srgbClr w14:val="000000"/>
+        </w14:shadow>
+        <w14:reflection w14:blurRad="0" w14:stA="0" w14:stPos="0" w14:endA="0" w14:endPos="0" w14:dist="0" w14:dir="0" w14:fadeDir="0" w14:sx="0" w14:sy="0" w14:kx="0" w14:ky="0" w14:algn="none"/>
+        <w14:textOutline w14:w="0" w14:cap="rnd" w14:cmpd="sng" w14:algn="ctr">
+          <w14:noFill/>
+          <w14:prstDash w14:val="solid"/>
+          <w14:bevel/>
+        </w14:textOutline>
+        <w14:scene3d>
+          <w14:camera w14:prst="orthographicFront"/>
+          <w14:lightRig w14:rig="threePt" w14:dir="t">
+            <w14:rot w14:lat="0" w14:lon="0" w14:rev="0"/>
+          </w14:lightRig>
+        </w14:scene3d>
+        <w14:props3d w14:extrusionH="0" w14:contourW="0" w14:prstMaterial="none"/>
+        <w14:ligatures w14:val="none"/>
+        <w14:numForm w14:val="default"/>
+        <w14:numSpacing w14:val="default"/>
+        <w14:stylisticSets/>
+        <w14:cntxtAlts w14:val="0"/>
       </w:rPr>
     </w:lvl>
     <w:lvl w:ilvl="1" w:tplc="240A0019" w:tentative="1">
@@ -10576,7 +11140,7 @@
       </w:pPr>
     </w:lvl>
   </w:abstractNum>
-  <w:abstractNum w:abstractNumId="11" w15:restartNumberingAfterBreak="0">
+  <w:abstractNum w:abstractNumId="12" w15:restartNumberingAfterBreak="0">
     <w:nsid w:val="380A1F53"/>
     <w:multiLevelType w:val="hybridMultilevel"/>
     <w:tmpl w:val="C56C6104"/>
@@ -10689,7 +11253,7 @@
       </w:rPr>
     </w:lvl>
   </w:abstractNum>
-  <w:abstractNum w:abstractNumId="12" w15:restartNumberingAfterBreak="0">
+  <w:abstractNum w:abstractNumId="13" w15:restartNumberingAfterBreak="0">
     <w:nsid w:val="411F7246"/>
     <w:multiLevelType w:val="hybridMultilevel"/>
     <w:tmpl w:val="55A40FB6"/>
@@ -10803,7 +11367,7 @@
       </w:rPr>
     </w:lvl>
   </w:abstractNum>
-  <w:abstractNum w:abstractNumId="13" w15:restartNumberingAfterBreak="0">
+  <w:abstractNum w:abstractNumId="14" w15:restartNumberingAfterBreak="0">
     <w:nsid w:val="4EBE1EF6"/>
     <w:multiLevelType w:val="hybridMultilevel"/>
     <w:tmpl w:val="F6A60586"/>
@@ -10896,7 +11460,7 @@
       </w:pPr>
     </w:lvl>
   </w:abstractNum>
-  <w:abstractNum w:abstractNumId="14" w15:restartNumberingAfterBreak="0">
+  <w:abstractNum w:abstractNumId="15" w15:restartNumberingAfterBreak="0">
     <w:nsid w:val="56221505"/>
     <w:multiLevelType w:val="hybridMultilevel"/>
     <w:tmpl w:val="B0486C58"/>
@@ -11009,7 +11573,7 @@
       </w:rPr>
     </w:lvl>
   </w:abstractNum>
-  <w:abstractNum w:abstractNumId="15" w15:restartNumberingAfterBreak="0">
+  <w:abstractNum w:abstractNumId="16" w15:restartNumberingAfterBreak="0">
     <w:nsid w:val="586C7D01"/>
     <w:multiLevelType w:val="hybridMultilevel"/>
     <w:tmpl w:val="2B92EE9A"/>
@@ -11122,7 +11686,7 @@
       </w:rPr>
     </w:lvl>
   </w:abstractNum>
-  <w:abstractNum w:abstractNumId="16" w15:restartNumberingAfterBreak="0">
+  <w:abstractNum w:abstractNumId="17" w15:restartNumberingAfterBreak="0">
     <w:nsid w:val="59C11543"/>
     <w:multiLevelType w:val="hybridMultilevel"/>
     <w:tmpl w:val="6EEE1BB8"/>
@@ -11235,7 +11799,7 @@
       </w:rPr>
     </w:lvl>
   </w:abstractNum>
-  <w:abstractNum w:abstractNumId="17" w15:restartNumberingAfterBreak="0">
+  <w:abstractNum w:abstractNumId="18" w15:restartNumberingAfterBreak="0">
     <w:nsid w:val="5E8A1AD8"/>
     <w:multiLevelType w:val="hybridMultilevel"/>
     <w:tmpl w:val="C5528EC6"/>
@@ -11348,7 +11912,120 @@
       </w:rPr>
     </w:lvl>
   </w:abstractNum>
-  <w:abstractNum w:abstractNumId="18" w15:restartNumberingAfterBreak="0">
+  <w:abstractNum w:abstractNumId="19" w15:restartNumberingAfterBreak="0">
+    <w:nsid w:val="609631B3"/>
+    <w:multiLevelType w:val="hybridMultilevel"/>
+    <w:tmpl w:val="C0AAE1B0"/>
+    <w:lvl w:ilvl="0" w:tplc="240A0001">
+      <w:start w:val="1"/>
+      <w:numFmt w:val="bullet"/>
+      <w:lvlText w:val=""/>
+      <w:lvlJc w:val="left"/>
+      <w:pPr>
+        <w:ind w:left="1429" w:hanging="360"/>
+      </w:pPr>
+      <w:rPr>
+        <w:rFonts w:ascii="Symbol" w:hAnsi="Symbol" w:hint="default"/>
+      </w:rPr>
+    </w:lvl>
+    <w:lvl w:ilvl="1" w:tplc="240A0003" w:tentative="1">
+      <w:start w:val="1"/>
+      <w:numFmt w:val="bullet"/>
+      <w:lvlText w:val="o"/>
+      <w:lvlJc w:val="left"/>
+      <w:pPr>
+        <w:ind w:left="2149" w:hanging="360"/>
+      </w:pPr>
+      <w:rPr>
+        <w:rFonts w:ascii="Courier New" w:hAnsi="Courier New" w:cs="Courier New" w:hint="default"/>
+      </w:rPr>
+    </w:lvl>
+    <w:lvl w:ilvl="2" w:tplc="240A0005" w:tentative="1">
+      <w:start w:val="1"/>
+      <w:numFmt w:val="bullet"/>
+      <w:lvlText w:val=""/>
+      <w:lvlJc w:val="left"/>
+      <w:pPr>
+        <w:ind w:left="2869" w:hanging="360"/>
+      </w:pPr>
+      <w:rPr>
+        <w:rFonts w:ascii="Wingdings" w:hAnsi="Wingdings" w:hint="default"/>
+      </w:rPr>
+    </w:lvl>
+    <w:lvl w:ilvl="3" w:tplc="240A0001" w:tentative="1">
+      <w:start w:val="1"/>
+      <w:numFmt w:val="bullet"/>
+      <w:lvlText w:val=""/>
+      <w:lvlJc w:val="left"/>
+      <w:pPr>
+        <w:ind w:left="3589" w:hanging="360"/>
+      </w:pPr>
+      <w:rPr>
+        <w:rFonts w:ascii="Symbol" w:hAnsi="Symbol" w:hint="default"/>
+      </w:rPr>
+    </w:lvl>
+    <w:lvl w:ilvl="4" w:tplc="240A0003" w:tentative="1">
+      <w:start w:val="1"/>
+      <w:numFmt w:val="bullet"/>
+      <w:lvlText w:val="o"/>
+      <w:lvlJc w:val="left"/>
+      <w:pPr>
+        <w:ind w:left="4309" w:hanging="360"/>
+      </w:pPr>
+      <w:rPr>
+        <w:rFonts w:ascii="Courier New" w:hAnsi="Courier New" w:cs="Courier New" w:hint="default"/>
+      </w:rPr>
+    </w:lvl>
+    <w:lvl w:ilvl="5" w:tplc="240A0005" w:tentative="1">
+      <w:start w:val="1"/>
+      <w:numFmt w:val="bullet"/>
+      <w:lvlText w:val=""/>
+      <w:lvlJc w:val="left"/>
+      <w:pPr>
+        <w:ind w:left="5029" w:hanging="360"/>
+      </w:pPr>
+      <w:rPr>
+        <w:rFonts w:ascii="Wingdings" w:hAnsi="Wingdings" w:hint="default"/>
+      </w:rPr>
+    </w:lvl>
+    <w:lvl w:ilvl="6" w:tplc="240A0001" w:tentative="1">
+      <w:start w:val="1"/>
+      <w:numFmt w:val="bullet"/>
+      <w:lvlText w:val=""/>
+      <w:lvlJc w:val="left"/>
+      <w:pPr>
+        <w:ind w:left="5749" w:hanging="360"/>
+      </w:pPr>
+      <w:rPr>
+        <w:rFonts w:ascii="Symbol" w:hAnsi="Symbol" w:hint="default"/>
+      </w:rPr>
+    </w:lvl>
+    <w:lvl w:ilvl="7" w:tplc="240A0003" w:tentative="1">
+      <w:start w:val="1"/>
+      <w:numFmt w:val="bullet"/>
+      <w:lvlText w:val="o"/>
+      <w:lvlJc w:val="left"/>
+      <w:pPr>
+        <w:ind w:left="6469" w:hanging="360"/>
+      </w:pPr>
+      <w:rPr>
+        <w:rFonts w:ascii="Courier New" w:hAnsi="Courier New" w:cs="Courier New" w:hint="default"/>
+      </w:rPr>
+    </w:lvl>
+    <w:lvl w:ilvl="8" w:tplc="240A0005" w:tentative="1">
+      <w:start w:val="1"/>
+      <w:numFmt w:val="bullet"/>
+      <w:lvlText w:val=""/>
+      <w:lvlJc w:val="left"/>
+      <w:pPr>
+        <w:ind w:left="7189" w:hanging="360"/>
+      </w:pPr>
+      <w:rPr>
+        <w:rFonts w:ascii="Wingdings" w:hAnsi="Wingdings" w:hint="default"/>
+      </w:rPr>
+    </w:lvl>
+  </w:abstractNum>
+  <w:abstractNum w:abstractNumId="20" w15:restartNumberingAfterBreak="0">
     <w:nsid w:val="66121265"/>
     <w:multiLevelType w:val="hybridMultilevel"/>
     <w:tmpl w:val="9D4289C6"/>
@@ -11358,7 +12035,7 @@
       <w:lvlText w:val=""/>
       <w:lvlJc w:val="left"/>
       <w:pPr>
-        <w:ind w:left="1429" w:hanging="360"/>
+        <w:ind w:left="1776" w:hanging="360"/>
       </w:pPr>
       <w:rPr>
         <w:rFonts w:ascii="Symbol" w:hAnsi="Symbol" w:hint="default"/>
@@ -11370,7 +12047,7 @@
       <w:lvlText w:val="o"/>
       <w:lvlJc w:val="left"/>
       <w:pPr>
-        <w:ind w:left="2149" w:hanging="360"/>
+        <w:ind w:left="2496" w:hanging="360"/>
       </w:pPr>
       <w:rPr>
         <w:rFonts w:ascii="Courier New" w:hAnsi="Courier New" w:cs="Courier New" w:hint="default"/>
@@ -11382,7 +12059,7 @@
       <w:lvlText w:val=""/>
       <w:lvlJc w:val="left"/>
       <w:pPr>
-        <w:ind w:left="2869" w:hanging="360"/>
+        <w:ind w:left="3216" w:hanging="360"/>
       </w:pPr>
       <w:rPr>
         <w:rFonts w:ascii="Wingdings" w:hAnsi="Wingdings" w:hint="default"/>
@@ -11394,7 +12071,7 @@
       <w:lvlText w:val=""/>
       <w:lvlJc w:val="left"/>
       <w:pPr>
-        <w:ind w:left="3589" w:hanging="360"/>
+        <w:ind w:left="3936" w:hanging="360"/>
       </w:pPr>
       <w:rPr>
         <w:rFonts w:ascii="Symbol" w:hAnsi="Symbol" w:hint="default"/>
@@ -11406,7 +12083,7 @@
       <w:lvlText w:val="o"/>
       <w:lvlJc w:val="left"/>
       <w:pPr>
-        <w:ind w:left="4309" w:hanging="360"/>
+        <w:ind w:left="4656" w:hanging="360"/>
       </w:pPr>
       <w:rPr>
         <w:rFonts w:ascii="Courier New" w:hAnsi="Courier New" w:cs="Courier New" w:hint="default"/>
@@ -11418,7 +12095,7 @@
       <w:lvlText w:val=""/>
       <w:lvlJc w:val="left"/>
       <w:pPr>
-        <w:ind w:left="5029" w:hanging="360"/>
+        <w:ind w:left="5376" w:hanging="360"/>
       </w:pPr>
       <w:rPr>
         <w:rFonts w:ascii="Wingdings" w:hAnsi="Wingdings" w:hint="default"/>
@@ -11430,7 +12107,7 @@
       <w:lvlText w:val=""/>
       <w:lvlJc w:val="left"/>
       <w:pPr>
-        <w:ind w:left="5749" w:hanging="360"/>
+        <w:ind w:left="6096" w:hanging="360"/>
       </w:pPr>
       <w:rPr>
         <w:rFonts w:ascii="Symbol" w:hAnsi="Symbol" w:hint="default"/>
@@ -11442,7 +12119,7 @@
       <w:lvlText w:val="o"/>
       <w:lvlJc w:val="left"/>
       <w:pPr>
-        <w:ind w:left="6469" w:hanging="360"/>
+        <w:ind w:left="6816" w:hanging="360"/>
       </w:pPr>
       <w:rPr>
         <w:rFonts w:ascii="Courier New" w:hAnsi="Courier New" w:cs="Courier New" w:hint="default"/>
@@ -11454,14 +12131,14 @@
       <w:lvlText w:val=""/>
       <w:lvlJc w:val="left"/>
       <w:pPr>
-        <w:ind w:left="7189" w:hanging="360"/>
+        <w:ind w:left="7536" w:hanging="360"/>
       </w:pPr>
       <w:rPr>
         <w:rFonts w:ascii="Wingdings" w:hAnsi="Wingdings" w:hint="default"/>
       </w:rPr>
     </w:lvl>
   </w:abstractNum>
-  <w:abstractNum w:abstractNumId="19" w15:restartNumberingAfterBreak="0">
+  <w:abstractNum w:abstractNumId="21" w15:restartNumberingAfterBreak="0">
     <w:nsid w:val="69B51C97"/>
     <w:multiLevelType w:val="hybridMultilevel"/>
     <w:tmpl w:val="E4D0ACBE"/>
@@ -11574,7 +12251,7 @@
       </w:rPr>
     </w:lvl>
   </w:abstractNum>
-  <w:abstractNum w:abstractNumId="20" w15:restartNumberingAfterBreak="0">
+  <w:abstractNum w:abstractNumId="22" w15:restartNumberingAfterBreak="0">
     <w:nsid w:val="6A8F301A"/>
     <w:multiLevelType w:val="hybridMultilevel"/>
     <w:tmpl w:val="1256E668"/>
@@ -11584,7 +12261,7 @@
       <w:lvlText w:val=""/>
       <w:lvlJc w:val="left"/>
       <w:pPr>
-        <w:ind w:left="1429" w:hanging="360"/>
+        <w:ind w:left="1776" w:hanging="360"/>
       </w:pPr>
       <w:rPr>
         <w:rFonts w:ascii="Symbol" w:hAnsi="Symbol" w:hint="default"/>
@@ -11596,7 +12273,7 @@
       <w:lvlText w:val="o"/>
       <w:lvlJc w:val="left"/>
       <w:pPr>
-        <w:ind w:left="2149" w:hanging="360"/>
+        <w:ind w:left="2496" w:hanging="360"/>
       </w:pPr>
       <w:rPr>
         <w:rFonts w:ascii="Courier New" w:hAnsi="Courier New" w:cs="Courier New" w:hint="default"/>
@@ -11608,7 +12285,7 @@
       <w:lvlText w:val=""/>
       <w:lvlJc w:val="left"/>
       <w:pPr>
-        <w:ind w:left="2869" w:hanging="360"/>
+        <w:ind w:left="3216" w:hanging="360"/>
       </w:pPr>
       <w:rPr>
         <w:rFonts w:ascii="Wingdings" w:hAnsi="Wingdings" w:hint="default"/>
@@ -11620,7 +12297,7 @@
       <w:lvlText w:val=""/>
       <w:lvlJc w:val="left"/>
       <w:pPr>
-        <w:ind w:left="3589" w:hanging="360"/>
+        <w:ind w:left="3936" w:hanging="360"/>
       </w:pPr>
       <w:rPr>
         <w:rFonts w:ascii="Symbol" w:hAnsi="Symbol" w:hint="default"/>
@@ -11632,7 +12309,7 @@
       <w:lvlText w:val="o"/>
       <w:lvlJc w:val="left"/>
       <w:pPr>
-        <w:ind w:left="4309" w:hanging="360"/>
+        <w:ind w:left="4656" w:hanging="360"/>
       </w:pPr>
       <w:rPr>
         <w:rFonts w:ascii="Courier New" w:hAnsi="Courier New" w:cs="Courier New" w:hint="default"/>
@@ -11644,7 +12321,7 @@
       <w:lvlText w:val=""/>
       <w:lvlJc w:val="left"/>
       <w:pPr>
-        <w:ind w:left="5029" w:hanging="360"/>
+        <w:ind w:left="5376" w:hanging="360"/>
       </w:pPr>
       <w:rPr>
         <w:rFonts w:ascii="Wingdings" w:hAnsi="Wingdings" w:hint="default"/>
@@ -11656,7 +12333,7 @@
       <w:lvlText w:val=""/>
       <w:lvlJc w:val="left"/>
       <w:pPr>
-        <w:ind w:left="5749" w:hanging="360"/>
+        <w:ind w:left="6096" w:hanging="360"/>
       </w:pPr>
       <w:rPr>
         <w:rFonts w:ascii="Symbol" w:hAnsi="Symbol" w:hint="default"/>
@@ -11668,7 +12345,7 @@
       <w:lvlText w:val="o"/>
       <w:lvlJc w:val="left"/>
       <w:pPr>
-        <w:ind w:left="6469" w:hanging="360"/>
+        <w:ind w:left="6816" w:hanging="360"/>
       </w:pPr>
       <w:rPr>
         <w:rFonts w:ascii="Courier New" w:hAnsi="Courier New" w:cs="Courier New" w:hint="default"/>
@@ -11680,14 +12357,14 @@
       <w:lvlText w:val=""/>
       <w:lvlJc w:val="left"/>
       <w:pPr>
-        <w:ind w:left="7189" w:hanging="360"/>
+        <w:ind w:left="7536" w:hanging="360"/>
       </w:pPr>
       <w:rPr>
         <w:rFonts w:ascii="Wingdings" w:hAnsi="Wingdings" w:hint="default"/>
       </w:rPr>
     </w:lvl>
   </w:abstractNum>
-  <w:abstractNum w:abstractNumId="21" w15:restartNumberingAfterBreak="0">
+  <w:abstractNum w:abstractNumId="23" w15:restartNumberingAfterBreak="0">
     <w:nsid w:val="70567106"/>
     <w:multiLevelType w:val="hybridMultilevel"/>
     <w:tmpl w:val="A708811A"/>
@@ -11773,11 +12450,11 @@
       </w:pPr>
     </w:lvl>
   </w:abstractNum>
-  <w:abstractNum w:abstractNumId="22" w15:restartNumberingAfterBreak="0">
+  <w:abstractNum w:abstractNumId="24" w15:restartNumberingAfterBreak="0">
     <w:nsid w:val="743558E5"/>
     <w:multiLevelType w:val="hybridMultilevel"/>
-    <w:tmpl w:val="F6AE1BA6"/>
-    <w:lvl w:ilvl="0" w:tplc="0B04F2AA">
+    <w:tmpl w:val="DB5AAEB2"/>
+    <w:lvl w:ilvl="0" w:tplc="6BBA2290">
       <w:start w:val="1"/>
       <w:numFmt w:val="decimal"/>
       <w:pStyle w:val="Figura"/>
@@ -11865,7 +12542,7 @@
       </w:pPr>
     </w:lvl>
   </w:abstractNum>
-  <w:abstractNum w:abstractNumId="23" w15:restartNumberingAfterBreak="0">
+  <w:abstractNum w:abstractNumId="25" w15:restartNumberingAfterBreak="0">
     <w:nsid w:val="77FF3BF9"/>
     <w:multiLevelType w:val="hybridMultilevel"/>
     <w:tmpl w:val="FEF832F0"/>
@@ -11952,7 +12629,7 @@
       </w:pPr>
     </w:lvl>
   </w:abstractNum>
-  <w:abstractNum w:abstractNumId="24" w15:restartNumberingAfterBreak="0">
+  <w:abstractNum w:abstractNumId="26" w15:restartNumberingAfterBreak="0">
     <w:nsid w:val="7C161D1C"/>
     <w:multiLevelType w:val="multilevel"/>
     <w:tmpl w:val="E012A62A"/>
@@ -12040,64 +12717,64 @@
     </w:lvl>
   </w:abstractNum>
   <w:num w:numId="1">
-    <w:abstractNumId w:val="24"/>
+    <w:abstractNumId w:val="26"/>
   </w:num>
   <w:num w:numId="2">
     <w:abstractNumId w:val="0"/>
   </w:num>
   <w:num w:numId="3">
-    <w:abstractNumId w:val="13"/>
+    <w:abstractNumId w:val="14"/>
   </w:num>
   <w:num w:numId="4">
-    <w:abstractNumId w:val="10"/>
+    <w:abstractNumId w:val="11"/>
   </w:num>
   <w:num w:numId="5">
+    <w:abstractNumId w:val="25"/>
+  </w:num>
+  <w:num w:numId="6">
+    <w:abstractNumId w:val="24"/>
+  </w:num>
+  <w:num w:numId="7">
     <w:abstractNumId w:val="23"/>
   </w:num>
-  <w:num w:numId="6">
+  <w:num w:numId="8">
+    <w:abstractNumId w:val="5"/>
+  </w:num>
+  <w:num w:numId="9">
+    <w:abstractNumId w:val="6"/>
+  </w:num>
+  <w:num w:numId="10">
+    <w:abstractNumId w:val="21"/>
+  </w:num>
+  <w:num w:numId="11">
+    <w:abstractNumId w:val="7"/>
+  </w:num>
+  <w:num w:numId="12">
+    <w:abstractNumId w:val="9"/>
+  </w:num>
+  <w:num w:numId="13">
+    <w:abstractNumId w:val="20"/>
+  </w:num>
+  <w:num w:numId="14">
     <w:abstractNumId w:val="22"/>
   </w:num>
-  <w:num w:numId="7">
-    <w:abstractNumId w:val="21"/>
-  </w:num>
-  <w:num w:numId="8">
-    <w:abstractNumId w:val="4"/>
-  </w:num>
-  <w:num w:numId="9">
-    <w:abstractNumId w:val="5"/>
-  </w:num>
-  <w:num w:numId="10">
-    <w:abstractNumId w:val="19"/>
-  </w:num>
-  <w:num w:numId="11">
-    <w:abstractNumId w:val="6"/>
-  </w:num>
-  <w:num w:numId="12">
+  <w:num w:numId="15">
     <w:abstractNumId w:val="8"/>
   </w:num>
-  <w:num w:numId="13">
+  <w:num w:numId="16">
     <w:abstractNumId w:val="18"/>
   </w:num>
-  <w:num w:numId="14">
-    <w:abstractNumId w:val="20"/>
+  <w:num w:numId="17">
+    <w:abstractNumId w:val="15"/>
   </w:num>
-  <w:num w:numId="15">
-    <w:abstractNumId w:val="7"/>
-  </w:num>
-  <w:num w:numId="16">
+  <w:num w:numId="18">
     <w:abstractNumId w:val="17"/>
   </w:num>
-  <w:num w:numId="17">
-    <w:abstractNumId w:val="14"/>
-  </w:num>
-  <w:num w:numId="18">
+  <w:num w:numId="19">
     <w:abstractNumId w:val="16"/>
   </w:num>
-  <w:num w:numId="19">
-    <w:abstractNumId w:val="15"/>
-  </w:num>
   <w:num w:numId="20">
-    <w:abstractNumId w:val="11"/>
+    <w:abstractNumId w:val="12"/>
   </w:num>
   <w:num w:numId="21">
     <w:abstractNumId w:val="1"/>
@@ -12106,20 +12783,26 @@
     <w:abstractNumId w:val="3"/>
   </w:num>
   <w:num w:numId="23">
-    <w:abstractNumId w:val="9"/>
+    <w:abstractNumId w:val="10"/>
   </w:num>
   <w:num w:numId="24">
-    <w:abstractNumId w:val="12"/>
+    <w:abstractNumId w:val="13"/>
   </w:num>
   <w:num w:numId="25">
     <w:abstractNumId w:val="2"/>
+  </w:num>
+  <w:num w:numId="26">
+    <w:abstractNumId w:val="4"/>
+  </w:num>
+  <w:num w:numId="27">
+    <w:abstractNumId w:val="19"/>
   </w:num>
   <w:numIdMacAtCleanup w:val="25"/>
 </w:numbering>
 </file>
 
 <file path=word/styles.xml><?xml version="1.0" encoding="utf-8"?>
-<w:styles xmlns:mc="http://schemas.openxmlformats.org/markup-compatibility/2006" xmlns:r="http://schemas.openxmlformats.org/officeDocument/2006/relationships" xmlns:w="http://schemas.openxmlformats.org/wordprocessingml/2006/main" xmlns:w14="http://schemas.microsoft.com/office/word/2010/wordml" xmlns:w15="http://schemas.microsoft.com/office/word/2012/wordml" xmlns:w16cex="http://schemas.microsoft.com/office/word/2018/wordml/cex" xmlns:w16cid="http://schemas.microsoft.com/office/word/2016/wordml/cid" xmlns:w16="http://schemas.microsoft.com/office/word/2018/wordml" xmlns:w16sdtdh="http://schemas.microsoft.com/office/word/2020/wordml/sdtdatahash" xmlns:w16se="http://schemas.microsoft.com/office/word/2015/wordml/symex" mc:Ignorable="w14 w15 w16se w16cid w16 w16cex w16sdtdh">
+<w:styles xmlns:mc="http://schemas.openxmlformats.org/markup-compatibility/2006" xmlns:r="http://schemas.openxmlformats.org/officeDocument/2006/relationships" xmlns:w="http://schemas.openxmlformats.org/wordprocessingml/2006/main" xmlns:w14="http://schemas.microsoft.com/office/word/2010/wordml" xmlns:w15="http://schemas.microsoft.com/office/word/2012/wordml" xmlns:w16cid="http://schemas.microsoft.com/office/word/2016/wordml/cid" xmlns:w16se="http://schemas.microsoft.com/office/word/2015/wordml/symex" mc:Ignorable="w14 w15 w16se w16cid">
   <w:docDefaults>
     <w:rPrDefault>
       <w:rPr>
@@ -12129,7 +12812,7 @@
     </w:rPrDefault>
     <w:pPrDefault/>
   </w:docDefaults>
-  <w:latentStyles w:defLockedState="0" w:defUIPriority="99" w:defSemiHidden="0" w:defUnhideWhenUsed="0" w:defQFormat="0" w:count="376">
+  <w:latentStyles w:defLockedState="0" w:defUIPriority="99" w:defSemiHidden="0" w:defUnhideWhenUsed="0" w:defQFormat="0" w:count="375">
     <w:lsdException w:name="Normal" w:uiPriority="0" w:qFormat="1"/>
     <w:lsdException w:name="heading 1" w:uiPriority="9" w:qFormat="1"/>
     <w:lsdException w:name="heading 2" w:semiHidden="1" w:uiPriority="9" w:unhideWhenUsed="1" w:qFormat="1"/>
@@ -12235,6 +12918,7 @@
     <w:lsdException w:name="HTML Sample" w:semiHidden="1" w:unhideWhenUsed="1"/>
     <w:lsdException w:name="HTML Typewriter" w:semiHidden="1" w:unhideWhenUsed="1"/>
     <w:lsdException w:name="HTML Variable" w:semiHidden="1" w:unhideWhenUsed="1"/>
+    <w:lsdException w:name="Normal Table" w:semiHidden="1" w:unhideWhenUsed="1"/>
     <w:lsdException w:name="annotation subject" w:semiHidden="1" w:unhideWhenUsed="1"/>
     <w:lsdException w:name="No List" w:semiHidden="1" w:unhideWhenUsed="1"/>
     <w:lsdException w:name="Outline List 1" w:semiHidden="1" w:unhideWhenUsed="1"/>
@@ -12281,8 +12965,10 @@
     <w:lsdException w:name="Table Subtle 2" w:semiHidden="1" w:unhideWhenUsed="1"/>
     <w:lsdException w:name="Table Web 1" w:semiHidden="1" w:unhideWhenUsed="1"/>
     <w:lsdException w:name="Table Web 2" w:semiHidden="1" w:unhideWhenUsed="1"/>
+    <w:lsdException w:name="Table Web 3" w:semiHidden="1" w:unhideWhenUsed="1"/>
     <w:lsdException w:name="Balloon Text" w:semiHidden="1" w:unhideWhenUsed="1"/>
     <w:lsdException w:name="Table Grid" w:uiPriority="39"/>
+    <w:lsdException w:name="Table Theme" w:semiHidden="1" w:unhideWhenUsed="1"/>
     <w:lsdException w:name="Placeholder Text" w:semiHidden="1"/>
     <w:lsdException w:name="No Spacing" w:uiPriority="1" w:qFormat="1"/>
     <w:lsdException w:name="Light Shading" w:uiPriority="60"/>
@@ -12502,7 +13188,6 @@
     <w:lsdException w:name="Smart Hyperlink" w:semiHidden="1" w:unhideWhenUsed="1"/>
     <w:lsdException w:name="Hashtag" w:semiHidden="1" w:unhideWhenUsed="1"/>
     <w:lsdException w:name="Unresolved Mention" w:semiHidden="1" w:unhideWhenUsed="1"/>
-    <w:lsdException w:name="Smart Link" w:semiHidden="1" w:unhideWhenUsed="1"/>
   </w:latentStyles>
   <w:style w:type="paragraph" w:default="1" w:styleId="Normal">
     <w:name w:val="Normal"/>
@@ -12855,14 +13540,12 @@
     <w:link w:val="FiguraCar"/>
     <w:autoRedefine/>
     <w:qFormat/>
-    <w:rsid w:val="00213B2D"/>
+    <w:rsid w:val="00B3719F"/>
     <w:pPr>
       <w:numPr>
         <w:numId w:val="6"/>
       </w:numPr>
-      <w:tabs>
-        <w:tab w:val="left" w:pos="1134"/>
-      </w:tabs>
+      <w:ind w:left="1134" w:hanging="1134"/>
     </w:pPr>
     <w:rPr>
       <w:rFonts w:cs="Times New Roman (Cuerpo en alfa"/>
@@ -12877,7 +13560,7 @@
     <w:name w:val="Figura Car"/>
     <w:basedOn w:val="Fuentedeprrafopredeter"/>
     <w:link w:val="Figura"/>
-    <w:rsid w:val="00213B2D"/>
+    <w:rsid w:val="00B3719F"/>
     <w:rPr>
       <w:rFonts w:cs="Times New Roman (Cuerpo en alfa"/>
       <w:b/>
@@ -13824,10 +14507,26 @@
 </file>
 
 <file path=customXml/item1.xml><?xml version="1.0" encoding="utf-8"?>
-<b:Sources xmlns:b="http://schemas.openxmlformats.org/officeDocument/2006/bibliography" xmlns="http://schemas.openxmlformats.org/officeDocument/2006/bibliography" SelectedStyle="\APASixthEditionOfficeOnline.xsl" StyleName="APA" Version="6"/>
+<p:properties xmlns:p="http://schemas.microsoft.com/office/2006/metadata/properties" xmlns:xsi="http://www.w3.org/2001/XMLSchema-instance" xmlns:pc="http://schemas.microsoft.com/office/infopath/2007/PartnerControls">
+  <documentManagement>
+    <TaxCatchAll xmlns="13c90a0b-73bc-4dc0-be5f-28d77b615beb" xsi:nil="true"/>
+    <lcf76f155ced4ddcb4097134ff3c332f xmlns="13c93bba-48ce-428c-bfe5-88b42c19b028">
+      <Terms xmlns="http://schemas.microsoft.com/office/infopath/2007/PartnerControls"/>
+    </lcf76f155ced4ddcb4097134ff3c332f>
+  </documentManagement>
+</p:properties>
 </file>
 
 <file path=customXml/item2.xml><?xml version="1.0" encoding="utf-8"?>
+<?mso-contentType ?>
+<FormTemplates xmlns="http://schemas.microsoft.com/sharepoint/v3/contenttype/forms">
+  <Display>DocumentLibraryForm</Display>
+  <Edit>DocumentLibraryForm</Edit>
+  <New>DocumentLibraryForm</New>
+</FormTemplates>
+</file>
+
+<file path=customXml/item3.xml><?xml version="1.0" encoding="utf-8"?>
 <ct:contentTypeSchema xmlns:ct="http://schemas.microsoft.com/office/2006/metadata/contentType" xmlns:ma="http://schemas.microsoft.com/office/2006/metadata/properties/metaAttributes" ct:_="" ma:_="" ma:contentTypeName="Documento" ma:contentTypeID="0x0101006A81D6BD42E8DF4C91013959704817E1" ma:contentTypeVersion="15" ma:contentTypeDescription="Crear nuevo documento." ma:contentTypeScope="" ma:versionID="bf4f72ffd194f0963ff564daca6869f7">
   <xsd:schema xmlns:xsd="http://www.w3.org/2001/XMLSchema" xmlns:xs="http://www.w3.org/2001/XMLSchema" xmlns:p="http://schemas.microsoft.com/office/2006/metadata/properties" xmlns:ns2="13c90a0b-73bc-4dc0-be5f-28d77b615beb" xmlns:ns3="13c93bba-48ce-428c-bfe5-88b42c19b028" targetNamespace="http://schemas.microsoft.com/office/2006/metadata/properties" ma:root="true" ma:fieldsID="8718d6f4873a5b1392a45044efa78385" ns2:_="" ns3:_="">
     <xsd:import namespace="13c90a0b-73bc-4dc0-be5f-28d77b615beb"/>
@@ -14062,35 +14761,30 @@
 </ct:contentTypeSchema>
 </file>
 
-<file path=customXml/item3.xml><?xml version="1.0" encoding="utf-8"?>
-<p:properties xmlns:p="http://schemas.microsoft.com/office/2006/metadata/properties" xmlns:xsi="http://www.w3.org/2001/XMLSchema-instance" xmlns:pc="http://schemas.microsoft.com/office/infopath/2007/PartnerControls">
-  <documentManagement>
-    <TaxCatchAll xmlns="13c90a0b-73bc-4dc0-be5f-28d77b615beb" xsi:nil="true"/>
-    <lcf76f155ced4ddcb4097134ff3c332f xmlns="13c93bba-48ce-428c-bfe5-88b42c19b028">
-      <Terms xmlns="http://schemas.microsoft.com/office/infopath/2007/PartnerControls"/>
-    </lcf76f155ced4ddcb4097134ff3c332f>
-  </documentManagement>
-</p:properties>
-</file>
-
 <file path=customXml/item4.xml><?xml version="1.0" encoding="utf-8"?>
-<?mso-contentType ?>
-<FormTemplates xmlns="http://schemas.microsoft.com/sharepoint/v3/contenttype/forms">
-  <Display>DocumentLibraryForm</Display>
-  <Edit>DocumentLibraryForm</Edit>
-  <New>DocumentLibraryForm</New>
-</FormTemplates>
+<b:Sources xmlns:b="http://schemas.openxmlformats.org/officeDocument/2006/bibliography" xmlns="http://schemas.openxmlformats.org/officeDocument/2006/bibliography" SelectedStyle="\APASixthEditionOfficeOnline.xsl" StyleName="APA" Version="6"/>
 </file>
 
 <file path=customXml/itemProps1.xml><?xml version="1.0" encoding="utf-8"?>
-<ds:datastoreItem xmlns:ds="http://schemas.openxmlformats.org/officeDocument/2006/customXml" ds:itemID="{B5BDF8A5-031B-4574-B9C9-A38BC411B5A9}">
+<ds:datastoreItem xmlns:ds="http://schemas.openxmlformats.org/officeDocument/2006/customXml" ds:itemID="{3F1CA253-C8FB-46D2-B158-C52E6BF78D64}">
   <ds:schemaRefs>
-    <ds:schemaRef ds:uri="http://schemas.openxmlformats.org/officeDocument/2006/bibliography"/>
+    <ds:schemaRef ds:uri="http://schemas.microsoft.com/office/2006/metadata/properties"/>
+    <ds:schemaRef ds:uri="http://schemas.microsoft.com/office/infopath/2007/PartnerControls"/>
+    <ds:schemaRef ds:uri="13c90a0b-73bc-4dc0-be5f-28d77b615beb"/>
+    <ds:schemaRef ds:uri="13c93bba-48ce-428c-bfe5-88b42c19b028"/>
   </ds:schemaRefs>
 </ds:datastoreItem>
 </file>
 
 <file path=customXml/itemProps2.xml><?xml version="1.0" encoding="utf-8"?>
+<ds:datastoreItem xmlns:ds="http://schemas.openxmlformats.org/officeDocument/2006/customXml" ds:itemID="{56D58FF8-7C0F-4131-8AB1-66B761DDF201}">
+  <ds:schemaRefs>
+    <ds:schemaRef ds:uri="http://schemas.microsoft.com/sharepoint/v3/contenttype/forms"/>
+  </ds:schemaRefs>
+</ds:datastoreItem>
+</file>
+
+<file path=customXml/itemProps3.xml><?xml version="1.0" encoding="utf-8"?>
 <ds:datastoreItem xmlns:ds="http://schemas.openxmlformats.org/officeDocument/2006/customXml" ds:itemID="{AEEFF422-325B-471F-8B69-9CB8BD75B926}">
   <ds:schemaRefs>
     <ds:schemaRef ds:uri="http://schemas.microsoft.com/office/2006/metadata/contentType"/>
@@ -14109,21 +14803,10 @@
 </ds:datastoreItem>
 </file>
 
-<file path=customXml/itemProps3.xml><?xml version="1.0" encoding="utf-8"?>
-<ds:datastoreItem xmlns:ds="http://schemas.openxmlformats.org/officeDocument/2006/customXml" ds:itemID="{3F1CA253-C8FB-46D2-B158-C52E6BF78D64}">
+<file path=customXml/itemProps4.xml><?xml version="1.0" encoding="utf-8"?>
+<ds:datastoreItem xmlns:ds="http://schemas.openxmlformats.org/officeDocument/2006/customXml" ds:itemID="{377D01D1-9AF9-49D1-AF1A-F26A18BED148}">
   <ds:schemaRefs>
-    <ds:schemaRef ds:uri="http://schemas.microsoft.com/office/2006/metadata/properties"/>
-    <ds:schemaRef ds:uri="http://schemas.microsoft.com/office/infopath/2007/PartnerControls"/>
-    <ds:schemaRef ds:uri="13c90a0b-73bc-4dc0-be5f-28d77b615beb"/>
-    <ds:schemaRef ds:uri="13c93bba-48ce-428c-bfe5-88b42c19b028"/>
-  </ds:schemaRefs>
-</ds:datastoreItem>
-</file>
-
-<file path=customXml/itemProps4.xml><?xml version="1.0" encoding="utf-8"?>
-<ds:datastoreItem xmlns:ds="http://schemas.openxmlformats.org/officeDocument/2006/customXml" ds:itemID="{56D58FF8-7C0F-4131-8AB1-66B761DDF201}">
-  <ds:schemaRefs>
-    <ds:schemaRef ds:uri="http://schemas.microsoft.com/sharepoint/v3/contenttype/forms"/>
+    <ds:schemaRef ds:uri="http://schemas.openxmlformats.org/officeDocument/2006/bibliography"/>
   </ds:schemaRefs>
 </ds:datastoreItem>
 </file>
--- a/fuentes/228122_CF02_CFA.docx
+++ b/fuentes/228122_CF02_CFA.docx
@@ -3,6 +3,8 @@
 <w:document xmlns:wpc="http://schemas.microsoft.com/office/word/2010/wordprocessingCanvas" xmlns:cx="http://schemas.microsoft.com/office/drawing/2014/chartex" xmlns:cx1="http://schemas.microsoft.com/office/drawing/2015/9/8/chartex" xmlns:cx2="http://schemas.microsoft.com/office/drawing/2015/10/21/chartex" xmlns:cx3="http://schemas.microsoft.com/office/drawing/2016/5/9/chartex" xmlns:cx4="http://schemas.microsoft.com/office/drawing/2016/5/10/chartex" xmlns:cx5="http://schemas.microsoft.com/office/drawing/2016/5/11/chartex" xmlns:cx6="http://schemas.microsoft.com/office/drawing/2016/5/12/chartex" xmlns:cx7="http://schemas.microsoft.com/office/drawing/2016/5/13/chartex" xmlns:cx8="http://schemas.microsoft.com/office/drawing/2016/5/14/chartex" xmlns:mc="http://schemas.openxmlformats.org/markup-compatibility/2006" xmlns:aink="http://schemas.microsoft.com/office/drawing/2016/ink" xmlns:am3d="http://schemas.microsoft.com/office/drawing/2017/model3d" xmlns:o="urn:schemas-microsoft-com:office:office" xmlns:r="http://schemas.openxmlformats.org/officeDocument/2006/relationships" xmlns:m="http://schemas.openxmlformats.org/officeDocument/2006/math" xmlns:v="urn:schemas-microsoft-com:vml" xmlns:wp14="http://schemas.microsoft.com/office/word/2010/wordprocessingDrawing" xmlns:wp="http://schemas.openxmlformats.org/drawingml/2006/wordprocessingDrawing" xmlns:w10="urn:schemas-microsoft-com:office:word" xmlns:w="http://schemas.openxmlformats.org/wordprocessingml/2006/main" xmlns:w14="http://schemas.microsoft.com/office/word/2010/wordml" xmlns:w15="http://schemas.microsoft.com/office/word/2012/wordml" xmlns:w16cid="http://schemas.microsoft.com/office/word/2016/wordml/cid" xmlns:w16se="http://schemas.microsoft.com/office/word/2015/wordml/symex" xmlns:wpg="http://schemas.microsoft.com/office/word/2010/wordprocessingGroup" xmlns:wpi="http://schemas.microsoft.com/office/word/2010/wordprocessingInk" xmlns:wne="http://schemas.microsoft.com/office/word/2006/wordml" xmlns:wps="http://schemas.microsoft.com/office/word/2010/wordprocessingShape" mc:Ignorable="w14 w15 w16se w16cid wp14">
   <w:body>
     <w:p>
+      <w:bookmarkStart w:id="0" w:name="_GoBack"/>
+      <w:bookmarkEnd w:id="0"/>
       <w:r>
         <w:rPr>
           <w:noProof/>
@@ -292,7 +294,16 @@
                                 <w:color w:val="FFFFFF"/>
                                 <w:sz w:val="72"/>
                               </w:rPr>
-                              <w:t>Análisis, requisitos, validación, trazabilidad, gestión</w:t>
+                              <w:t xml:space="preserve">Análisis, especificación y validación de requisitos de </w:t>
+                            </w:r>
+                            <w:r>
+                              <w:rPr>
+                                <w:rStyle w:val="Extranjerismo"/>
+                                <w:b/>
+                                <w:color w:val="FFFFFF" w:themeColor="background1"/>
+                                <w:sz w:val="72"/>
+                              </w:rPr>
+                              <w:t>software</w:t>
                             </w:r>
                           </w:p>
                         </w:txbxContent>
@@ -332,7 +343,16 @@
                           <w:color w:val="FFFFFF"/>
                           <w:sz w:val="72"/>
                         </w:rPr>
-                        <w:t>Análisis, requisitos, validación, trazabilidad, gestión</w:t>
+                        <w:t xml:space="preserve">Análisis, especificación y validación de requisitos de </w:t>
+                      </w:r>
+                      <w:r>
+                        <w:rPr>
+                          <w:rStyle w:val="Extranjerismo"/>
+                          <w:b/>
+                          <w:color w:val="FFFFFF" w:themeColor="background1"/>
+                          <w:sz w:val="72"/>
+                        </w:rPr>
+                        <w:t>software</w:t>
                       </w:r>
                     </w:p>
                   </w:txbxContent>
@@ -2771,13 +2791,13 @@
         <w:lastRenderedPageBreak/>
         <w:fldChar w:fldCharType="end"/>
       </w:r>
-      <w:bookmarkStart w:id="0" w:name="_Toc176443691"/>
-      <w:bookmarkStart w:id="1" w:name="_Toc235515477"/>
+      <w:bookmarkStart w:id="1" w:name="_Toc176443691"/>
+      <w:bookmarkStart w:id="2" w:name="_Toc235515477"/>
       <w:r>
         <w:t>Introducción</w:t>
       </w:r>
-      <w:bookmarkEnd w:id="0"/>
       <w:bookmarkEnd w:id="1"/>
+      <w:bookmarkEnd w:id="2"/>
     </w:p>
     <w:p>
       <w:pPr>
@@ -3038,7 +3058,7 @@
           <w:b/>
         </w:rPr>
       </w:pPr>
-      <w:bookmarkStart w:id="2" w:name="_Hlk161159634"/>
+      <w:bookmarkStart w:id="3" w:name="_Hlk161159634"/>
     </w:p>
     <w:p>
       <w:pPr>
@@ -3231,7 +3251,7 @@
           </w:p>
         </w:tc>
       </w:tr>
-      <w:bookmarkEnd w:id="2"/>
+      <w:bookmarkEnd w:id="3"/>
     </w:tbl>
     <w:p/>
     <w:p/>
@@ -3241,7 +3261,7 @@
       <w:pPr>
         <w:pStyle w:val="Ttulo1"/>
       </w:pPr>
-      <w:bookmarkStart w:id="3" w:name="_Toc235515478"/>
+      <w:bookmarkStart w:id="4" w:name="_Toc235515478"/>
       <w:r>
         <w:lastRenderedPageBreak/>
         <w:t xml:space="preserve">Análisis de requisitos de </w:t>
@@ -3252,7 +3272,7 @@
         </w:rPr>
         <w:t>software</w:t>
       </w:r>
-      <w:bookmarkEnd w:id="3"/>
+      <w:bookmarkEnd w:id="4"/>
     </w:p>
     <w:p>
       <w:r>
@@ -3306,11 +3326,11 @@
       <w:pPr>
         <w:pStyle w:val="Ttulo2"/>
       </w:pPr>
-      <w:bookmarkStart w:id="4" w:name="_Toc235515479"/>
+      <w:bookmarkStart w:id="5" w:name="_Toc235515479"/>
       <w:r>
         <w:t>Técnicas de análisis de requisitos</w:t>
       </w:r>
-      <w:bookmarkEnd w:id="4"/>
+      <w:bookmarkEnd w:id="5"/>
     </w:p>
     <w:p>
       <w:r>
@@ -3465,11 +3485,11 @@
       <w:pPr>
         <w:pStyle w:val="Ttulo2"/>
       </w:pPr>
-      <w:bookmarkStart w:id="5" w:name="_Toc235515480"/>
+      <w:bookmarkStart w:id="6" w:name="_Toc235515480"/>
       <w:r>
         <w:t>Priorización de requisitos</w:t>
       </w:r>
-      <w:bookmarkEnd w:id="5"/>
+      <w:bookmarkEnd w:id="6"/>
     </w:p>
     <w:p>
       <w:r>
@@ -3782,11 +3802,11 @@
       <w:pPr>
         <w:pStyle w:val="Ttulo2"/>
       </w:pPr>
-      <w:bookmarkStart w:id="6" w:name="_Toc235515481"/>
+      <w:bookmarkStart w:id="7" w:name="_Toc235515481"/>
       <w:r>
         <w:t>Matrices de trazabilidad</w:t>
       </w:r>
-      <w:bookmarkEnd w:id="6"/>
+      <w:bookmarkEnd w:id="7"/>
     </w:p>
     <w:p>
       <w:r>
@@ -4314,11 +4334,11 @@
       <w:pPr>
         <w:pStyle w:val="Ttulo2"/>
       </w:pPr>
-      <w:bookmarkStart w:id="7" w:name="_Toc235515482"/>
+      <w:bookmarkStart w:id="8" w:name="_Toc235515482"/>
       <w:r>
         <w:t>Descomposición funcional</w:t>
       </w:r>
-      <w:bookmarkEnd w:id="7"/>
+      <w:bookmarkEnd w:id="8"/>
     </w:p>
     <w:p>
       <w:r>
@@ -4738,7 +4758,7 @@
       <w:pPr>
         <w:pStyle w:val="Ttulo1"/>
       </w:pPr>
-      <w:bookmarkStart w:id="8" w:name="_Toc235515483"/>
+      <w:bookmarkStart w:id="9" w:name="_Toc235515483"/>
       <w:r>
         <w:lastRenderedPageBreak/>
         <w:t xml:space="preserve">Especificación de requisitos de </w:t>
@@ -4749,7 +4769,7 @@
         </w:rPr>
         <w:t>software</w:t>
       </w:r>
-      <w:bookmarkEnd w:id="8"/>
+      <w:bookmarkEnd w:id="9"/>
     </w:p>
     <w:p>
       <w:r>
@@ -4826,20 +4846,20 @@
           <w:lang w:eastAsia="es-CO"/>
         </w:rPr>
       </w:pPr>
-      <w:bookmarkStart w:id="9" w:name="_Toc227848263"/>
-      <w:bookmarkStart w:id="10" w:name="_Toc235515484"/>
-      <w:bookmarkEnd w:id="9"/>
+      <w:bookmarkStart w:id="10" w:name="_Toc227848263"/>
+      <w:bookmarkStart w:id="11" w:name="_Toc235515484"/>
       <w:bookmarkEnd w:id="10"/>
+      <w:bookmarkEnd w:id="11"/>
     </w:p>
     <w:p>
       <w:pPr>
         <w:pStyle w:val="Ttulo2"/>
       </w:pPr>
-      <w:bookmarkStart w:id="11" w:name="_Toc235515485"/>
+      <w:bookmarkStart w:id="12" w:name="_Toc235515485"/>
       <w:r>
         <w:t>Estándares internacionales para la especificación de requisitos</w:t>
       </w:r>
-      <w:bookmarkEnd w:id="11"/>
+      <w:bookmarkEnd w:id="12"/>
     </w:p>
     <w:p>
       <w:r>
@@ -4880,16 +4900,7 @@
     </w:p>
     <w:p>
       <w:r>
-        <w:t xml:space="preserve">Posteriormente, el estándar ISO/IEC/IEEE 29148 amplía y actualiza estas recomendaciones, proporcionando directrices más completas para la ingeniería de requisitos en el desarrollo de </w:t>
-      </w:r>
-      <w:r>
-        <w:rPr>
-          <w:rStyle w:val="Extranjerismo"/>
-        </w:rPr>
-        <w:t>software</w:t>
-      </w:r>
-      <w:r>
-        <w:t xml:space="preserve"> y sistemas. Este estándar promueve una documentación organizada que facilite la trazabilidad, validación y gestión de los requisitos durante todo el ciclo de vida del </w:t>
+        <w:t xml:space="preserve">Posteriormente, el estándar IEEE 830 fue declarado inactivo y reemplazado oficialmente por la norma ISO/IEC/IEEE 29148, la cual amplía y actualiza estas recomendaciones, proporcionando directrices más completas para la ingeniería de requisitos en el desarrollo de software y sistemas. Este estándar promueve una documentación organizada que facilite la trazabilidad, validación y gestión de los requisitos durante todo el ciclo de vida del </w:t>
       </w:r>
       <w:r>
         <w:rPr>
@@ -4920,30 +4931,27 @@
       <w:pPr>
         <w:pStyle w:val="Ttulo2"/>
       </w:pPr>
-      <w:bookmarkStart w:id="12" w:name="_Toc235515486"/>
+      <w:bookmarkStart w:id="13" w:name="_Toc235515486"/>
       <w:r>
         <w:lastRenderedPageBreak/>
         <w:t xml:space="preserve">Plantillas ERS (Especificación de Requisitos del </w:t>
       </w:r>
       <w:r>
-        <w:rPr>
-          <w:rStyle w:val="Extranjerismo"/>
-        </w:rPr>
-        <w:t>Software</w:t>
+        <w:t>S</w:t>
+      </w:r>
+      <w:r>
+        <w:t>oftware</w:t>
       </w:r>
       <w:r>
         <w:t>)</w:t>
       </w:r>
-      <w:bookmarkEnd w:id="12"/>
+      <w:bookmarkEnd w:id="13"/>
     </w:p>
     <w:p>
       <w:r>
         <w:t xml:space="preserve">Las plantillas de Especificación de Requisitos del </w:t>
       </w:r>
       <w:r>
-        <w:rPr>
-          <w:rStyle w:val="Extranjerismo"/>
-        </w:rPr>
         <w:t>Software</w:t>
       </w:r>
       <w:r>
@@ -5069,6 +5077,9 @@
       <w:r>
         <w:t>Propósito del documento</w:t>
       </w:r>
+      <w:r>
+        <w:t>.</w:t>
+      </w:r>
     </w:p>
     <w:p>
       <w:pPr>
@@ -5082,6 +5093,9 @@
       <w:r>
         <w:t>Alcance del sistema</w:t>
       </w:r>
+      <w:r>
+        <w:t>.</w:t>
+      </w:r>
     </w:p>
     <w:p>
       <w:pPr>
@@ -5095,6 +5109,9 @@
       <w:r>
         <w:t>Definiciones y abreviaturas</w:t>
       </w:r>
+      <w:r>
+        <w:t>.</w:t>
+      </w:r>
     </w:p>
     <w:p>
       <w:pPr>
@@ -5119,6 +5136,9 @@
       <w:r>
         <w:t>Perspectiva del producto</w:t>
       </w:r>
+      <w:r>
+        <w:t>.</w:t>
+      </w:r>
     </w:p>
     <w:p>
       <w:pPr>
@@ -5131,6 +5151,9 @@
       <w:r>
         <w:t>Funciones del sistema</w:t>
       </w:r>
+      <w:r>
+        <w:t>.</w:t>
+      </w:r>
     </w:p>
     <w:p>
       <w:pPr>
@@ -5143,6 +5166,9 @@
       <w:r>
         <w:t>Características de los usuarios</w:t>
       </w:r>
+      <w:r>
+        <w:t>.</w:t>
+      </w:r>
     </w:p>
     <w:p>
       <w:pPr>
@@ -5167,6 +5193,9 @@
       <w:r>
         <w:t>Requisitos funcionales</w:t>
       </w:r>
+      <w:r>
+        <w:t>.</w:t>
+      </w:r>
     </w:p>
     <w:p>
       <w:pPr>
@@ -5179,6 +5208,9 @@
       <w:r>
         <w:t>Requisitos no funcionales</w:t>
       </w:r>
+      <w:r>
+        <w:t>.</w:t>
+      </w:r>
     </w:p>
     <w:p>
       <w:pPr>
@@ -5191,6 +5223,9 @@
       <w:r>
         <w:t>Requisitos de interfaz</w:t>
       </w:r>
+      <w:r>
+        <w:t>.</w:t>
+      </w:r>
     </w:p>
     <w:p>
       <w:pPr>
@@ -5239,12 +5274,12 @@
       <w:pPr>
         <w:pStyle w:val="Ttulo2"/>
       </w:pPr>
-      <w:bookmarkStart w:id="13" w:name="_Toc235515487"/>
+      <w:bookmarkStart w:id="14" w:name="_Toc235515487"/>
       <w:r>
         <w:lastRenderedPageBreak/>
         <w:t>Técnicas de documentación de requisitos en proyectos tradicionales</w:t>
       </w:r>
-      <w:bookmarkEnd w:id="13"/>
+      <w:bookmarkEnd w:id="14"/>
     </w:p>
     <w:p>
       <w:r>
@@ -5436,11 +5471,11 @@
       <w:pPr>
         <w:pStyle w:val="Ttulo2"/>
       </w:pPr>
-      <w:bookmarkStart w:id="14" w:name="_Toc235515488"/>
+      <w:bookmarkStart w:id="15" w:name="_Toc235515488"/>
       <w:r>
         <w:t>Técnicas de documentación de requisitos en proyectos ágiles</w:t>
       </w:r>
-      <w:bookmarkEnd w:id="14"/>
+      <w:bookmarkEnd w:id="15"/>
     </w:p>
     <w:p>
       <w:r>
@@ -5630,7 +5665,7 @@
       <w:pPr>
         <w:pStyle w:val="Ttulo1"/>
       </w:pPr>
-      <w:bookmarkStart w:id="15" w:name="_Toc235515489"/>
+      <w:bookmarkStart w:id="16" w:name="_Toc235515489"/>
       <w:r>
         <w:lastRenderedPageBreak/>
         <w:t xml:space="preserve">Validación de requisitos de </w:t>
@@ -5641,7 +5676,7 @@
         </w:rPr>
         <w:t>software</w:t>
       </w:r>
-      <w:bookmarkEnd w:id="15"/>
+      <w:bookmarkEnd w:id="16"/>
     </w:p>
     <w:p>
       <w:r>
@@ -5724,20 +5759,20 @@
           <w:lang w:eastAsia="es-CO"/>
         </w:rPr>
       </w:pPr>
-      <w:bookmarkStart w:id="16" w:name="_Toc227848269"/>
-      <w:bookmarkStart w:id="17" w:name="_Toc235515490"/>
-      <w:bookmarkEnd w:id="16"/>
+      <w:bookmarkStart w:id="17" w:name="_Toc227848269"/>
+      <w:bookmarkStart w:id="18" w:name="_Toc235515490"/>
       <w:bookmarkEnd w:id="17"/>
+      <w:bookmarkEnd w:id="18"/>
     </w:p>
     <w:p>
       <w:pPr>
         <w:pStyle w:val="Ttulo2"/>
       </w:pPr>
-      <w:bookmarkStart w:id="18" w:name="_Toc235515491"/>
+      <w:bookmarkStart w:id="19" w:name="_Toc235515491"/>
       <w:r>
         <w:t>Criterios de validación de requisitos</w:t>
       </w:r>
-      <w:bookmarkEnd w:id="18"/>
+      <w:bookmarkEnd w:id="19"/>
     </w:p>
     <w:p>
       <w:r>
@@ -5983,11 +6018,11 @@
       <w:pPr>
         <w:pStyle w:val="Ttulo2"/>
       </w:pPr>
-      <w:bookmarkStart w:id="19" w:name="_Toc235515492"/>
+      <w:bookmarkStart w:id="20" w:name="_Toc235515492"/>
       <w:r>
         <w:t>Técnicas de validación de requisitos</w:t>
       </w:r>
-      <w:bookmarkEnd w:id="19"/>
+      <w:bookmarkEnd w:id="20"/>
     </w:p>
     <w:p>
       <w:r>
@@ -6164,11 +6199,11 @@
       <w:pPr>
         <w:pStyle w:val="Ttulo2"/>
       </w:pPr>
-      <w:bookmarkStart w:id="20" w:name="_Toc235515493"/>
+      <w:bookmarkStart w:id="21" w:name="_Toc235515493"/>
       <w:r>
         <w:t>Revisiones, auditorías y prototipos</w:t>
       </w:r>
-      <w:bookmarkEnd w:id="20"/>
+      <w:bookmarkEnd w:id="21"/>
     </w:p>
     <w:p>
       <w:r>
@@ -6294,11 +6329,11 @@
       <w:pPr>
         <w:pStyle w:val="Ttulo2"/>
       </w:pPr>
-      <w:bookmarkStart w:id="21" w:name="_Toc235515494"/>
+      <w:bookmarkStart w:id="22" w:name="_Toc235515494"/>
       <w:r>
         <w:t>Manual de usuario como mecanismo de validación</w:t>
       </w:r>
-      <w:bookmarkEnd w:id="21"/>
+      <w:bookmarkEnd w:id="22"/>
     </w:p>
     <w:p>
       <w:r>
@@ -6545,7 +6580,7 @@
       <w:pPr>
         <w:pStyle w:val="Ttulo1"/>
       </w:pPr>
-      <w:bookmarkStart w:id="22" w:name="_Toc235515495"/>
+      <w:bookmarkStart w:id="23" w:name="_Toc235515495"/>
       <w:r>
         <w:lastRenderedPageBreak/>
         <w:t xml:space="preserve">Gestión de requisitos en proyectos de </w:t>
@@ -6556,7 +6591,7 @@
         </w:rPr>
         <w:t>software</w:t>
       </w:r>
-      <w:bookmarkEnd w:id="22"/>
+      <w:bookmarkEnd w:id="23"/>
     </w:p>
     <w:p>
       <w:r>
@@ -6757,16 +6792,16 @@
           <w:lang w:eastAsia="es-CO"/>
         </w:rPr>
       </w:pPr>
-      <w:bookmarkStart w:id="23" w:name="_Toc227848275"/>
-      <w:bookmarkStart w:id="24" w:name="_Toc235515496"/>
-      <w:bookmarkEnd w:id="23"/>
+      <w:bookmarkStart w:id="24" w:name="_Toc227848275"/>
+      <w:bookmarkStart w:id="25" w:name="_Toc235515496"/>
       <w:bookmarkEnd w:id="24"/>
+      <w:bookmarkEnd w:id="25"/>
     </w:p>
     <w:p>
       <w:pPr>
         <w:pStyle w:val="Ttulo2"/>
       </w:pPr>
-      <w:bookmarkStart w:id="25" w:name="_Toc235515497"/>
+      <w:bookmarkStart w:id="26" w:name="_Toc235515497"/>
       <w:r>
         <w:t xml:space="preserve">Contratos de </w:t>
       </w:r>
@@ -6779,7 +6814,7 @@
       <w:r>
         <w:t>: requisitos fijos y variables</w:t>
       </w:r>
-      <w:bookmarkEnd w:id="25"/>
+      <w:bookmarkEnd w:id="26"/>
     </w:p>
     <w:p>
       <w:r>
@@ -7289,11 +7324,11 @@
       <w:pPr>
         <w:pStyle w:val="Ttulo2"/>
       </w:pPr>
-      <w:bookmarkStart w:id="26" w:name="_Toc235515498"/>
+      <w:bookmarkStart w:id="27" w:name="_Toc235515498"/>
       <w:r>
         <w:t>Herramientas para la gestión de requisitos</w:t>
       </w:r>
-      <w:bookmarkEnd w:id="26"/>
+      <w:bookmarkEnd w:id="27"/>
     </w:p>
     <w:p>
       <w:r>
@@ -7575,11 +7610,11 @@
       <w:pPr>
         <w:pStyle w:val="Ttulo2"/>
       </w:pPr>
-      <w:bookmarkStart w:id="27" w:name="_Toc235515499"/>
+      <w:bookmarkStart w:id="28" w:name="_Toc235515499"/>
       <w:r>
         <w:t>Tipos y características de herramientas de gestión de requisitos</w:t>
       </w:r>
-      <w:bookmarkEnd w:id="27"/>
+      <w:bookmarkEnd w:id="28"/>
     </w:p>
     <w:p>
       <w:r>
@@ -8006,11 +8041,11 @@
       <w:pPr>
         <w:pStyle w:val="Ttulo2"/>
       </w:pPr>
-      <w:bookmarkStart w:id="28" w:name="_Toc235515500"/>
+      <w:bookmarkStart w:id="29" w:name="_Toc235515500"/>
       <w:r>
         <w:t>Control y gestión de cambios en los requisitos</w:t>
       </w:r>
-      <w:bookmarkEnd w:id="28"/>
+      <w:bookmarkEnd w:id="29"/>
     </w:p>
     <w:p>
       <w:r>
@@ -8088,8 +8123,6 @@
           <w:b/>
         </w:rPr>
       </w:pPr>
-      <w:bookmarkStart w:id="29" w:name="_GoBack"/>
-      <w:bookmarkEnd w:id="29"/>
       <w:r>
         <w:rPr>
           <w:b/>
@@ -9058,6 +9091,7 @@
           </w:tcPr>
           <w:p>
             <w:pPr>
+              <w:ind w:firstLine="0"/>
               <w:rPr>
                 <w:b/>
                 <w:lang w:val="es-ES_tradnl" w:eastAsia="es-CO"/>
@@ -9079,6 +9113,7 @@
           </w:tcPr>
           <w:p>
             <w:pPr>
+              <w:ind w:firstLine="0"/>
               <w:rPr>
                 <w:b/>
                 <w:lang w:val="es-ES_tradnl" w:eastAsia="es-CO"/>
@@ -14507,17 +14542,6 @@
 </file>
 
 <file path=customXml/item1.xml><?xml version="1.0" encoding="utf-8"?>
-<p:properties xmlns:p="http://schemas.microsoft.com/office/2006/metadata/properties" xmlns:xsi="http://www.w3.org/2001/XMLSchema-instance" xmlns:pc="http://schemas.microsoft.com/office/infopath/2007/PartnerControls">
-  <documentManagement>
-    <TaxCatchAll xmlns="13c90a0b-73bc-4dc0-be5f-28d77b615beb" xsi:nil="true"/>
-    <lcf76f155ced4ddcb4097134ff3c332f xmlns="13c93bba-48ce-428c-bfe5-88b42c19b028">
-      <Terms xmlns="http://schemas.microsoft.com/office/infopath/2007/PartnerControls"/>
-    </lcf76f155ced4ddcb4097134ff3c332f>
-  </documentManagement>
-</p:properties>
-</file>
-
-<file path=customXml/item2.xml><?xml version="1.0" encoding="utf-8"?>
 <?mso-contentType ?>
 <FormTemplates xmlns="http://schemas.microsoft.com/sharepoint/v3/contenttype/forms">
   <Display>DocumentLibraryForm</Display>
@@ -14526,7 +14550,7 @@
 </FormTemplates>
 </file>
 
-<file path=customXml/item3.xml><?xml version="1.0" encoding="utf-8"?>
+<file path=customXml/item2.xml><?xml version="1.0" encoding="utf-8"?>
 <ct:contentTypeSchema xmlns:ct="http://schemas.microsoft.com/office/2006/metadata/contentType" xmlns:ma="http://schemas.microsoft.com/office/2006/metadata/properties/metaAttributes" ct:_="" ma:_="" ma:contentTypeName="Documento" ma:contentTypeID="0x0101006A81D6BD42E8DF4C91013959704817E1" ma:contentTypeVersion="15" ma:contentTypeDescription="Crear nuevo documento." ma:contentTypeScope="" ma:versionID="bf4f72ffd194f0963ff564daca6869f7">
   <xsd:schema xmlns:xsd="http://www.w3.org/2001/XMLSchema" xmlns:xs="http://www.w3.org/2001/XMLSchema" xmlns:p="http://schemas.microsoft.com/office/2006/metadata/properties" xmlns:ns2="13c90a0b-73bc-4dc0-be5f-28d77b615beb" xmlns:ns3="13c93bba-48ce-428c-bfe5-88b42c19b028" targetNamespace="http://schemas.microsoft.com/office/2006/metadata/properties" ma:root="true" ma:fieldsID="8718d6f4873a5b1392a45044efa78385" ns2:_="" ns3:_="">
     <xsd:import namespace="13c90a0b-73bc-4dc0-be5f-28d77b615beb"/>
@@ -14761,22 +14785,22 @@
 </ct:contentTypeSchema>
 </file>
 
+<file path=customXml/item3.xml><?xml version="1.0" encoding="utf-8"?>
+<p:properties xmlns:p="http://schemas.microsoft.com/office/2006/metadata/properties" xmlns:xsi="http://www.w3.org/2001/XMLSchema-instance" xmlns:pc="http://schemas.microsoft.com/office/infopath/2007/PartnerControls">
+  <documentManagement>
+    <TaxCatchAll xmlns="13c90a0b-73bc-4dc0-be5f-28d77b615beb" xsi:nil="true"/>
+    <lcf76f155ced4ddcb4097134ff3c332f xmlns="13c93bba-48ce-428c-bfe5-88b42c19b028">
+      <Terms xmlns="http://schemas.microsoft.com/office/infopath/2007/PartnerControls"/>
+    </lcf76f155ced4ddcb4097134ff3c332f>
+  </documentManagement>
+</p:properties>
+</file>
+
 <file path=customXml/item4.xml><?xml version="1.0" encoding="utf-8"?>
 <b:Sources xmlns:b="http://schemas.openxmlformats.org/officeDocument/2006/bibliography" xmlns="http://schemas.openxmlformats.org/officeDocument/2006/bibliography" SelectedStyle="\APASixthEditionOfficeOnline.xsl" StyleName="APA" Version="6"/>
 </file>
 
 <file path=customXml/itemProps1.xml><?xml version="1.0" encoding="utf-8"?>
-<ds:datastoreItem xmlns:ds="http://schemas.openxmlformats.org/officeDocument/2006/customXml" ds:itemID="{3F1CA253-C8FB-46D2-B158-C52E6BF78D64}">
-  <ds:schemaRefs>
-    <ds:schemaRef ds:uri="http://schemas.microsoft.com/office/2006/metadata/properties"/>
-    <ds:schemaRef ds:uri="http://schemas.microsoft.com/office/infopath/2007/PartnerControls"/>
-    <ds:schemaRef ds:uri="13c90a0b-73bc-4dc0-be5f-28d77b615beb"/>
-    <ds:schemaRef ds:uri="13c93bba-48ce-428c-bfe5-88b42c19b028"/>
-  </ds:schemaRefs>
-</ds:datastoreItem>
-</file>
-
-<file path=customXml/itemProps2.xml><?xml version="1.0" encoding="utf-8"?>
 <ds:datastoreItem xmlns:ds="http://schemas.openxmlformats.org/officeDocument/2006/customXml" ds:itemID="{56D58FF8-7C0F-4131-8AB1-66B761DDF201}">
   <ds:schemaRefs>
     <ds:schemaRef ds:uri="http://schemas.microsoft.com/sharepoint/v3/contenttype/forms"/>
@@ -14784,7 +14808,7 @@
 </ds:datastoreItem>
 </file>
 
-<file path=customXml/itemProps3.xml><?xml version="1.0" encoding="utf-8"?>
+<file path=customXml/itemProps2.xml><?xml version="1.0" encoding="utf-8"?>
 <ds:datastoreItem xmlns:ds="http://schemas.openxmlformats.org/officeDocument/2006/customXml" ds:itemID="{AEEFF422-325B-471F-8B69-9CB8BD75B926}">
   <ds:schemaRefs>
     <ds:schemaRef ds:uri="http://schemas.microsoft.com/office/2006/metadata/contentType"/>
@@ -14803,8 +14827,19 @@
 </ds:datastoreItem>
 </file>
 
+<file path=customXml/itemProps3.xml><?xml version="1.0" encoding="utf-8"?>
+<ds:datastoreItem xmlns:ds="http://schemas.openxmlformats.org/officeDocument/2006/customXml" ds:itemID="{3F1CA253-C8FB-46D2-B158-C52E6BF78D64}">
+  <ds:schemaRefs>
+    <ds:schemaRef ds:uri="http://schemas.microsoft.com/office/2006/metadata/properties"/>
+    <ds:schemaRef ds:uri="http://schemas.microsoft.com/office/infopath/2007/PartnerControls"/>
+    <ds:schemaRef ds:uri="13c90a0b-73bc-4dc0-be5f-28d77b615beb"/>
+    <ds:schemaRef ds:uri="13c93bba-48ce-428c-bfe5-88b42c19b028"/>
+  </ds:schemaRefs>
+</ds:datastoreItem>
+</file>
+
 <file path=customXml/itemProps4.xml><?xml version="1.0" encoding="utf-8"?>
-<ds:datastoreItem xmlns:ds="http://schemas.openxmlformats.org/officeDocument/2006/customXml" ds:itemID="{377D01D1-9AF9-49D1-AF1A-F26A18BED148}">
+<ds:datastoreItem xmlns:ds="http://schemas.openxmlformats.org/officeDocument/2006/customXml" ds:itemID="{F634C2A5-AAB2-4311-93D2-5BDF167BDEE0}">
   <ds:schemaRefs>
     <ds:schemaRef ds:uri="http://schemas.openxmlformats.org/officeDocument/2006/bibliography"/>
   </ds:schemaRefs>
